--- a/docs/tables/whole/sec7_ckd_c10_surv.docx
+++ b/docs/tables/whole/sec7_ckd_c10_surv.docx
@@ -19,12 +19,12 @@
       <w:tblGrid>
         <w:gridCol w:w="2624"/>
         <w:gridCol w:w="778"/>
-        <w:gridCol w:w="1084"/>
-        <w:gridCol w:w="1756"/>
+        <w:gridCol w:w="839"/>
+        <w:gridCol w:w="1389"/>
         <w:gridCol w:w="1181"/>
         <w:gridCol w:w="778"/>
-        <w:gridCol w:w="1084"/>
-        <w:gridCol w:w="1879"/>
+        <w:gridCol w:w="839"/>
+        <w:gridCol w:w="1389"/>
         <w:gridCol w:w="1181"/>
       </w:tblGrid>
       <w:tr>
@@ -2069,113 +2069,113 @@
                 <w:szCs w:val="22"/>
                 <w:color w:val="000000"/>
               </w:rPr>
-              <w:t xml:space="preserve">2.27</w:t>
-            </w:r>
-          </w:p>
-        </w:tc>
-        <w:tc>
-          <w:tcPr>
-            <w:tcBorders>
-              <w:bottom w:val="none" w:sz="0" w:space="0" w:color="000000"/>
-              <w:top w:val="none" w:sz="0" w:space="0" w:color="000000"/>
-              <w:left w:val="none" w:sz="0" w:space="0" w:color="000000"/>
-              <w:right w:val="none" w:sz="0" w:space="0" w:color="000000"/>
-            </w:tcBorders>
-            <w:shd w:val="clear" w:color="auto" w:fill="FFFFFF"/>
-            <w:tcMar>
-              <w:top w:w="0" w:type="dxa"/>
-              <w:bottom w:w="0" w:type="dxa"/>
-              <w:left w:w="0" w:type="dxa"/>
-              <w:right w:w="0" w:type="dxa"/>
-            </w:tcMar>
-            <w:vAlign w:val="top"/>
-          </w:tcPr>
-          <w:p>
-            <w:pPr>
-              <w:pStyle w:val="Normal"/>
-              <w:jc w:val="center"/>
-              <w:pBdr>
-                <w:bottom w:val="none" w:sz="0" w:space="0" w:color="000000"/>
-                <w:top w:val="none" w:sz="0" w:space="0" w:color="000000"/>
-                <w:left w:val="none" w:sz="0" w:space="0" w:color="000000"/>
-                <w:right w:val="none" w:sz="0" w:space="0" w:color="000000"/>
-              </w:pBdr>
-              <w:spacing w:after="100" w:before="100" w:line="240"/>
-              <w:ind w:left="100" w:right="100" w:firstLine="0" w:firstLineChars="0"/>
-              <w:rPr>
-                <w:rFonts w:ascii="Helvetica" w:hAnsi="Helvetica" w:eastAsia="Helvetica" w:cs="Helvetica"/>
-                <w:i w:val="false"/>
-                <w:b w:val="false"/>
-                <w:u w:val="none"/>
-                <w:sz w:val="22"/>
-                <w:szCs w:val="22"/>
-                <w:color w:val="000000"/>
-              </w:rPr>
-            </w:pPr>
-            <w:r>
-              <w:rPr>
-                <w:rFonts w:ascii="Helvetica" w:hAnsi="Helvetica" w:eastAsia="Helvetica" w:cs="Helvetica"/>
-                <w:i w:val="false"/>
-                <w:b w:val="false"/>
-                <w:u w:val="none"/>
-                <w:sz w:val="22"/>
-                <w:szCs w:val="22"/>
-                <w:color w:val="000000"/>
-              </w:rPr>
-              <w:t xml:space="preserve">0.84, 6.12</w:t>
-            </w:r>
-          </w:p>
-        </w:tc>
-        <w:tc>
-          <w:tcPr>
-            <w:tcBorders>
-              <w:bottom w:val="none" w:sz="0" w:space="0" w:color="000000"/>
-              <w:top w:val="none" w:sz="0" w:space="0" w:color="000000"/>
-              <w:left w:val="none" w:sz="0" w:space="0" w:color="000000"/>
-              <w:right w:val="none" w:sz="0" w:space="0" w:color="000000"/>
-            </w:tcBorders>
-            <w:shd w:val="clear" w:color="auto" w:fill="FFFFFF"/>
-            <w:tcMar>
-              <w:top w:w="0" w:type="dxa"/>
-              <w:bottom w:w="0" w:type="dxa"/>
-              <w:left w:w="0" w:type="dxa"/>
-              <w:right w:w="0" w:type="dxa"/>
-            </w:tcMar>
-            <w:vAlign w:val="top"/>
-          </w:tcPr>
-          <w:p>
-            <w:pPr>
-              <w:pStyle w:val="Normal"/>
-              <w:jc w:val="center"/>
-              <w:pBdr>
-                <w:bottom w:val="none" w:sz="0" w:space="0" w:color="000000"/>
-                <w:top w:val="none" w:sz="0" w:space="0" w:color="000000"/>
-                <w:left w:val="none" w:sz="0" w:space="0" w:color="000000"/>
-                <w:right w:val="none" w:sz="0" w:space="0" w:color="000000"/>
-              </w:pBdr>
-              <w:spacing w:after="100" w:before="100" w:line="240"/>
-              <w:ind w:left="100" w:right="100" w:firstLine="0" w:firstLineChars="0"/>
-              <w:rPr>
-                <w:rFonts w:ascii="Helvetica" w:hAnsi="Helvetica" w:eastAsia="Helvetica" w:cs="Helvetica"/>
-                <w:i w:val="false"/>
-                <w:b w:val="false"/>
-                <w:u w:val="none"/>
-                <w:sz w:val="22"/>
-                <w:szCs w:val="22"/>
-                <w:color w:val="000000"/>
-              </w:rPr>
-            </w:pPr>
-            <w:r>
-              <w:rPr>
-                <w:rFonts w:ascii="Helvetica" w:hAnsi="Helvetica" w:eastAsia="Helvetica" w:cs="Helvetica"/>
-                <w:i w:val="false"/>
-                <w:b w:val="false"/>
-                <w:u w:val="none"/>
-                <w:sz w:val="22"/>
-                <w:szCs w:val="22"/>
-                <w:color w:val="000000"/>
-              </w:rPr>
-              <w:t xml:space="preserve">0.100</w:t>
+              <w:t xml:space="preserve">2.31</w:t>
+            </w:r>
+          </w:p>
+        </w:tc>
+        <w:tc>
+          <w:tcPr>
+            <w:tcBorders>
+              <w:bottom w:val="none" w:sz="0" w:space="0" w:color="000000"/>
+              <w:top w:val="none" w:sz="0" w:space="0" w:color="000000"/>
+              <w:left w:val="none" w:sz="0" w:space="0" w:color="000000"/>
+              <w:right w:val="none" w:sz="0" w:space="0" w:color="000000"/>
+            </w:tcBorders>
+            <w:shd w:val="clear" w:color="auto" w:fill="FFFFFF"/>
+            <w:tcMar>
+              <w:top w:w="0" w:type="dxa"/>
+              <w:bottom w:w="0" w:type="dxa"/>
+              <w:left w:w="0" w:type="dxa"/>
+              <w:right w:w="0" w:type="dxa"/>
+            </w:tcMar>
+            <w:vAlign w:val="top"/>
+          </w:tcPr>
+          <w:p>
+            <w:pPr>
+              <w:pStyle w:val="Normal"/>
+              <w:jc w:val="center"/>
+              <w:pBdr>
+                <w:bottom w:val="none" w:sz="0" w:space="0" w:color="000000"/>
+                <w:top w:val="none" w:sz="0" w:space="0" w:color="000000"/>
+                <w:left w:val="none" w:sz="0" w:space="0" w:color="000000"/>
+                <w:right w:val="none" w:sz="0" w:space="0" w:color="000000"/>
+              </w:pBdr>
+              <w:spacing w:after="100" w:before="100" w:line="240"/>
+              <w:ind w:left="100" w:right="100" w:firstLine="0" w:firstLineChars="0"/>
+              <w:rPr>
+                <w:rFonts w:ascii="Helvetica" w:hAnsi="Helvetica" w:eastAsia="Helvetica" w:cs="Helvetica"/>
+                <w:i w:val="false"/>
+                <w:b w:val="false"/>
+                <w:u w:val="none"/>
+                <w:sz w:val="22"/>
+                <w:szCs w:val="22"/>
+                <w:color w:val="000000"/>
+              </w:rPr>
+            </w:pPr>
+            <w:r>
+              <w:rPr>
+                <w:rFonts w:ascii="Helvetica" w:hAnsi="Helvetica" w:eastAsia="Helvetica" w:cs="Helvetica"/>
+                <w:i w:val="false"/>
+                <w:b w:val="false"/>
+                <w:u w:val="none"/>
+                <w:sz w:val="22"/>
+                <w:szCs w:val="22"/>
+                <w:color w:val="000000"/>
+              </w:rPr>
+              <w:t xml:space="preserve">0.86, 6.18</w:t>
+            </w:r>
+          </w:p>
+        </w:tc>
+        <w:tc>
+          <w:tcPr>
+            <w:tcBorders>
+              <w:bottom w:val="none" w:sz="0" w:space="0" w:color="000000"/>
+              <w:top w:val="none" w:sz="0" w:space="0" w:color="000000"/>
+              <w:left w:val="none" w:sz="0" w:space="0" w:color="000000"/>
+              <w:right w:val="none" w:sz="0" w:space="0" w:color="000000"/>
+            </w:tcBorders>
+            <w:shd w:val="clear" w:color="auto" w:fill="FFFFFF"/>
+            <w:tcMar>
+              <w:top w:w="0" w:type="dxa"/>
+              <w:bottom w:w="0" w:type="dxa"/>
+              <w:left w:w="0" w:type="dxa"/>
+              <w:right w:w="0" w:type="dxa"/>
+            </w:tcMar>
+            <w:vAlign w:val="top"/>
+          </w:tcPr>
+          <w:p>
+            <w:pPr>
+              <w:pStyle w:val="Normal"/>
+              <w:jc w:val="center"/>
+              <w:pBdr>
+                <w:bottom w:val="none" w:sz="0" w:space="0" w:color="000000"/>
+                <w:top w:val="none" w:sz="0" w:space="0" w:color="000000"/>
+                <w:left w:val="none" w:sz="0" w:space="0" w:color="000000"/>
+                <w:right w:val="none" w:sz="0" w:space="0" w:color="000000"/>
+              </w:pBdr>
+              <w:spacing w:after="100" w:before="100" w:line="240"/>
+              <w:ind w:left="100" w:right="100" w:firstLine="0" w:firstLineChars="0"/>
+              <w:rPr>
+                <w:rFonts w:ascii="Helvetica" w:hAnsi="Helvetica" w:eastAsia="Helvetica" w:cs="Helvetica"/>
+                <w:i w:val="false"/>
+                <w:b w:val="false"/>
+                <w:u w:val="none"/>
+                <w:sz w:val="22"/>
+                <w:szCs w:val="22"/>
+                <w:color w:val="000000"/>
+              </w:rPr>
+            </w:pPr>
+            <w:r>
+              <w:rPr>
+                <w:rFonts w:ascii="Helvetica" w:hAnsi="Helvetica" w:eastAsia="Helvetica" w:cs="Helvetica"/>
+                <w:i w:val="false"/>
+                <w:b w:val="false"/>
+                <w:u w:val="none"/>
+                <w:sz w:val="22"/>
+                <w:szCs w:val="22"/>
+                <w:color w:val="000000"/>
+              </w:rPr>
+              <w:t xml:space="preserve">0.095</w:t>
             </w:r>
           </w:p>
         </w:tc>
@@ -2658,7 +2658,7 @@
                 <w:szCs w:val="22"/>
                 <w:color w:val="000000"/>
               </w:rPr>
-              <w:t xml:space="preserve">0.250</w:t>
+              <w:t xml:space="preserve">0.270</w:t>
             </w:r>
           </w:p>
         </w:tc>
@@ -4001,60 +4001,60 @@
                 <w:szCs w:val="22"/>
                 <w:color w:val="000000"/>
               </w:rPr>
-              <w:t xml:space="preserve">1.74</w:t>
-            </w:r>
-          </w:p>
-        </w:tc>
-        <w:tc>
-          <w:tcPr>
-            <w:tcBorders>
-              <w:bottom w:val="none" w:sz="0" w:space="0" w:color="000000"/>
-              <w:top w:val="none" w:sz="0" w:space="0" w:color="000000"/>
-              <w:left w:val="none" w:sz="0" w:space="0" w:color="000000"/>
-              <w:right w:val="none" w:sz="0" w:space="0" w:color="000000"/>
-            </w:tcBorders>
-            <w:shd w:val="clear" w:color="auto" w:fill="FFFFFF"/>
-            <w:tcMar>
-              <w:top w:w="0" w:type="dxa"/>
-              <w:bottom w:w="0" w:type="dxa"/>
-              <w:left w:w="0" w:type="dxa"/>
-              <w:right w:w="0" w:type="dxa"/>
-            </w:tcMar>
-            <w:vAlign w:val="top"/>
-          </w:tcPr>
-          <w:p>
-            <w:pPr>
-              <w:pStyle w:val="Normal"/>
-              <w:jc w:val="center"/>
-              <w:pBdr>
-                <w:bottom w:val="none" w:sz="0" w:space="0" w:color="000000"/>
-                <w:top w:val="none" w:sz="0" w:space="0" w:color="000000"/>
-                <w:left w:val="none" w:sz="0" w:space="0" w:color="000000"/>
-                <w:right w:val="none" w:sz="0" w:space="0" w:color="000000"/>
-              </w:pBdr>
-              <w:spacing w:after="100" w:before="100" w:line="240"/>
-              <w:ind w:left="100" w:right="100" w:firstLine="0" w:firstLineChars="0"/>
-              <w:rPr>
-                <w:rFonts w:ascii="Helvetica" w:hAnsi="Helvetica" w:eastAsia="Helvetica" w:cs="Helvetica"/>
-                <w:i w:val="false"/>
-                <w:b w:val="false"/>
-                <w:u w:val="none"/>
-                <w:sz w:val="22"/>
-                <w:szCs w:val="22"/>
-                <w:color w:val="000000"/>
-              </w:rPr>
-            </w:pPr>
-            <w:r>
-              <w:rPr>
-                <w:rFonts w:ascii="Helvetica" w:hAnsi="Helvetica" w:eastAsia="Helvetica" w:cs="Helvetica"/>
-                <w:i w:val="false"/>
-                <w:b w:val="false"/>
-                <w:u w:val="none"/>
-                <w:sz w:val="22"/>
-                <w:szCs w:val="22"/>
-                <w:color w:val="000000"/>
-              </w:rPr>
-              <w:t xml:space="preserve">0.53, 5.74</w:t>
+              <w:t xml:space="preserve">1.77</w:t>
+            </w:r>
+          </w:p>
+        </w:tc>
+        <w:tc>
+          <w:tcPr>
+            <w:tcBorders>
+              <w:bottom w:val="none" w:sz="0" w:space="0" w:color="000000"/>
+              <w:top w:val="none" w:sz="0" w:space="0" w:color="000000"/>
+              <w:left w:val="none" w:sz="0" w:space="0" w:color="000000"/>
+              <w:right w:val="none" w:sz="0" w:space="0" w:color="000000"/>
+            </w:tcBorders>
+            <w:shd w:val="clear" w:color="auto" w:fill="FFFFFF"/>
+            <w:tcMar>
+              <w:top w:w="0" w:type="dxa"/>
+              <w:bottom w:w="0" w:type="dxa"/>
+              <w:left w:w="0" w:type="dxa"/>
+              <w:right w:w="0" w:type="dxa"/>
+            </w:tcMar>
+            <w:vAlign w:val="top"/>
+          </w:tcPr>
+          <w:p>
+            <w:pPr>
+              <w:pStyle w:val="Normal"/>
+              <w:jc w:val="center"/>
+              <w:pBdr>
+                <w:bottom w:val="none" w:sz="0" w:space="0" w:color="000000"/>
+                <w:top w:val="none" w:sz="0" w:space="0" w:color="000000"/>
+                <w:left w:val="none" w:sz="0" w:space="0" w:color="000000"/>
+                <w:right w:val="none" w:sz="0" w:space="0" w:color="000000"/>
+              </w:pBdr>
+              <w:spacing w:after="100" w:before="100" w:line="240"/>
+              <w:ind w:left="100" w:right="100" w:firstLine="0" w:firstLineChars="0"/>
+              <w:rPr>
+                <w:rFonts w:ascii="Helvetica" w:hAnsi="Helvetica" w:eastAsia="Helvetica" w:cs="Helvetica"/>
+                <w:i w:val="false"/>
+                <w:b w:val="false"/>
+                <w:u w:val="none"/>
+                <w:sz w:val="22"/>
+                <w:szCs w:val="22"/>
+                <w:color w:val="000000"/>
+              </w:rPr>
+            </w:pPr>
+            <w:r>
+              <w:rPr>
+                <w:rFonts w:ascii="Helvetica" w:hAnsi="Helvetica" w:eastAsia="Helvetica" w:cs="Helvetica"/>
+                <w:i w:val="false"/>
+                <w:b w:val="false"/>
+                <w:u w:val="none"/>
+                <w:sz w:val="22"/>
+                <w:szCs w:val="22"/>
+                <w:color w:val="000000"/>
+              </w:rPr>
+              <w:t xml:space="preserve">0.53, 5.90</w:t>
             </w:r>
           </w:p>
         </w:tc>
@@ -4484,113 +4484,113 @@
                 <w:szCs w:val="22"/>
                 <w:color w:val="000000"/>
               </w:rPr>
-              <w:t xml:space="preserve">0.94</w:t>
-            </w:r>
-          </w:p>
-        </w:tc>
-        <w:tc>
-          <w:tcPr>
-            <w:tcBorders>
-              <w:bottom w:val="none" w:sz="0" w:space="0" w:color="000000"/>
-              <w:top w:val="none" w:sz="0" w:space="0" w:color="000000"/>
-              <w:left w:val="none" w:sz="0" w:space="0" w:color="000000"/>
-              <w:right w:val="none" w:sz="0" w:space="0" w:color="000000"/>
-            </w:tcBorders>
-            <w:shd w:val="clear" w:color="auto" w:fill="FFFFFF"/>
-            <w:tcMar>
-              <w:top w:w="0" w:type="dxa"/>
-              <w:bottom w:w="0" w:type="dxa"/>
-              <w:left w:w="0" w:type="dxa"/>
-              <w:right w:w="0" w:type="dxa"/>
-            </w:tcMar>
-            <w:vAlign w:val="top"/>
-          </w:tcPr>
-          <w:p>
-            <w:pPr>
-              <w:pStyle w:val="Normal"/>
-              <w:jc w:val="center"/>
-              <w:pBdr>
-                <w:bottom w:val="none" w:sz="0" w:space="0" w:color="000000"/>
-                <w:top w:val="none" w:sz="0" w:space="0" w:color="000000"/>
-                <w:left w:val="none" w:sz="0" w:space="0" w:color="000000"/>
-                <w:right w:val="none" w:sz="0" w:space="0" w:color="000000"/>
-              </w:pBdr>
-              <w:spacing w:after="100" w:before="100" w:line="240"/>
-              <w:ind w:left="100" w:right="100" w:firstLine="0" w:firstLineChars="0"/>
-              <w:rPr>
-                <w:rFonts w:ascii="Helvetica" w:hAnsi="Helvetica" w:eastAsia="Helvetica" w:cs="Helvetica"/>
-                <w:i w:val="false"/>
-                <w:b w:val="false"/>
-                <w:u w:val="none"/>
-                <w:sz w:val="22"/>
-                <w:szCs w:val="22"/>
-                <w:color w:val="000000"/>
-              </w:rPr>
-            </w:pPr>
-            <w:r>
-              <w:rPr>
-                <w:rFonts w:ascii="Helvetica" w:hAnsi="Helvetica" w:eastAsia="Helvetica" w:cs="Helvetica"/>
-                <w:i w:val="false"/>
-                <w:b w:val="false"/>
-                <w:u w:val="none"/>
-                <w:sz w:val="22"/>
-                <w:szCs w:val="22"/>
-                <w:color w:val="000000"/>
-              </w:rPr>
-              <w:t xml:space="preserve">0.76, 1.16</w:t>
-            </w:r>
-          </w:p>
-        </w:tc>
-        <w:tc>
-          <w:tcPr>
-            <w:tcBorders>
-              <w:bottom w:val="none" w:sz="0" w:space="0" w:color="000000"/>
-              <w:top w:val="none" w:sz="0" w:space="0" w:color="000000"/>
-              <w:left w:val="none" w:sz="0" w:space="0" w:color="000000"/>
-              <w:right w:val="none" w:sz="0" w:space="0" w:color="000000"/>
-            </w:tcBorders>
-            <w:shd w:val="clear" w:color="auto" w:fill="FFFFFF"/>
-            <w:tcMar>
-              <w:top w:w="0" w:type="dxa"/>
-              <w:bottom w:w="0" w:type="dxa"/>
-              <w:left w:w="0" w:type="dxa"/>
-              <w:right w:w="0" w:type="dxa"/>
-            </w:tcMar>
-            <w:vAlign w:val="top"/>
-          </w:tcPr>
-          <w:p>
-            <w:pPr>
-              <w:pStyle w:val="Normal"/>
-              <w:jc w:val="center"/>
-              <w:pBdr>
-                <w:bottom w:val="none" w:sz="0" w:space="0" w:color="000000"/>
-                <w:top w:val="none" w:sz="0" w:space="0" w:color="000000"/>
-                <w:left w:val="none" w:sz="0" w:space="0" w:color="000000"/>
-                <w:right w:val="none" w:sz="0" w:space="0" w:color="000000"/>
-              </w:pBdr>
-              <w:spacing w:after="100" w:before="100" w:line="240"/>
-              <w:ind w:left="100" w:right="100" w:firstLine="0" w:firstLineChars="0"/>
-              <w:rPr>
-                <w:rFonts w:ascii="Helvetica" w:hAnsi="Helvetica" w:eastAsia="Helvetica" w:cs="Helvetica"/>
-                <w:i w:val="false"/>
-                <w:b w:val="false"/>
-                <w:u w:val="none"/>
-                <w:sz w:val="22"/>
-                <w:szCs w:val="22"/>
-                <w:color w:val="000000"/>
-              </w:rPr>
-            </w:pPr>
-            <w:r>
-              <w:rPr>
-                <w:rFonts w:ascii="Helvetica" w:hAnsi="Helvetica" w:eastAsia="Helvetica" w:cs="Helvetica"/>
-                <w:i w:val="false"/>
-                <w:b w:val="false"/>
-                <w:u w:val="none"/>
-                <w:sz w:val="22"/>
-                <w:szCs w:val="22"/>
-                <w:color w:val="000000"/>
-              </w:rPr>
-              <w:t xml:space="preserve">0.550</w:t>
+              <w:t xml:space="preserve">0.93</w:t>
+            </w:r>
+          </w:p>
+        </w:tc>
+        <w:tc>
+          <w:tcPr>
+            <w:tcBorders>
+              <w:bottom w:val="none" w:sz="0" w:space="0" w:color="000000"/>
+              <w:top w:val="none" w:sz="0" w:space="0" w:color="000000"/>
+              <w:left w:val="none" w:sz="0" w:space="0" w:color="000000"/>
+              <w:right w:val="none" w:sz="0" w:space="0" w:color="000000"/>
+            </w:tcBorders>
+            <w:shd w:val="clear" w:color="auto" w:fill="FFFFFF"/>
+            <w:tcMar>
+              <w:top w:w="0" w:type="dxa"/>
+              <w:bottom w:w="0" w:type="dxa"/>
+              <w:left w:w="0" w:type="dxa"/>
+              <w:right w:w="0" w:type="dxa"/>
+            </w:tcMar>
+            <w:vAlign w:val="top"/>
+          </w:tcPr>
+          <w:p>
+            <w:pPr>
+              <w:pStyle w:val="Normal"/>
+              <w:jc w:val="center"/>
+              <w:pBdr>
+                <w:bottom w:val="none" w:sz="0" w:space="0" w:color="000000"/>
+                <w:top w:val="none" w:sz="0" w:space="0" w:color="000000"/>
+                <w:left w:val="none" w:sz="0" w:space="0" w:color="000000"/>
+                <w:right w:val="none" w:sz="0" w:space="0" w:color="000000"/>
+              </w:pBdr>
+              <w:spacing w:after="100" w:before="100" w:line="240"/>
+              <w:ind w:left="100" w:right="100" w:firstLine="0" w:firstLineChars="0"/>
+              <w:rPr>
+                <w:rFonts w:ascii="Helvetica" w:hAnsi="Helvetica" w:eastAsia="Helvetica" w:cs="Helvetica"/>
+                <w:i w:val="false"/>
+                <w:b w:val="false"/>
+                <w:u w:val="none"/>
+                <w:sz w:val="22"/>
+                <w:szCs w:val="22"/>
+                <w:color w:val="000000"/>
+              </w:rPr>
+            </w:pPr>
+            <w:r>
+              <w:rPr>
+                <w:rFonts w:ascii="Helvetica" w:hAnsi="Helvetica" w:eastAsia="Helvetica" w:cs="Helvetica"/>
+                <w:i w:val="false"/>
+                <w:b w:val="false"/>
+                <w:u w:val="none"/>
+                <w:sz w:val="22"/>
+                <w:szCs w:val="22"/>
+                <w:color w:val="000000"/>
+              </w:rPr>
+              <w:t xml:space="preserve">0.75, 1.15</w:t>
+            </w:r>
+          </w:p>
+        </w:tc>
+        <w:tc>
+          <w:tcPr>
+            <w:tcBorders>
+              <w:bottom w:val="none" w:sz="0" w:space="0" w:color="000000"/>
+              <w:top w:val="none" w:sz="0" w:space="0" w:color="000000"/>
+              <w:left w:val="none" w:sz="0" w:space="0" w:color="000000"/>
+              <w:right w:val="none" w:sz="0" w:space="0" w:color="000000"/>
+            </w:tcBorders>
+            <w:shd w:val="clear" w:color="auto" w:fill="FFFFFF"/>
+            <w:tcMar>
+              <w:top w:w="0" w:type="dxa"/>
+              <w:bottom w:w="0" w:type="dxa"/>
+              <w:left w:w="0" w:type="dxa"/>
+              <w:right w:w="0" w:type="dxa"/>
+            </w:tcMar>
+            <w:vAlign w:val="top"/>
+          </w:tcPr>
+          <w:p>
+            <w:pPr>
+              <w:pStyle w:val="Normal"/>
+              <w:jc w:val="center"/>
+              <w:pBdr>
+                <w:bottom w:val="none" w:sz="0" w:space="0" w:color="000000"/>
+                <w:top w:val="none" w:sz="0" w:space="0" w:color="000000"/>
+                <w:left w:val="none" w:sz="0" w:space="0" w:color="000000"/>
+                <w:right w:val="none" w:sz="0" w:space="0" w:color="000000"/>
+              </w:pBdr>
+              <w:spacing w:after="100" w:before="100" w:line="240"/>
+              <w:ind w:left="100" w:right="100" w:firstLine="0" w:firstLineChars="0"/>
+              <w:rPr>
+                <w:rFonts w:ascii="Helvetica" w:hAnsi="Helvetica" w:eastAsia="Helvetica" w:cs="Helvetica"/>
+                <w:i w:val="false"/>
+                <w:b w:val="false"/>
+                <w:u w:val="none"/>
+                <w:sz w:val="22"/>
+                <w:szCs w:val="22"/>
+                <w:color w:val="000000"/>
+              </w:rPr>
+            </w:pPr>
+            <w:r>
+              <w:rPr>
+                <w:rFonts w:ascii="Helvetica" w:hAnsi="Helvetica" w:eastAsia="Helvetica" w:cs="Helvetica"/>
+                <w:i w:val="false"/>
+                <w:b w:val="false"/>
+                <w:u w:val="none"/>
+                <w:sz w:val="22"/>
+                <w:szCs w:val="22"/>
+                <w:color w:val="000000"/>
+              </w:rPr>
+              <w:t xml:space="preserve">0.510</w:t>
             </w:r>
           </w:p>
         </w:tc>
@@ -5933,113 +5933,113 @@
                 <w:szCs w:val="22"/>
                 <w:color w:val="000000"/>
               </w:rPr>
-              <w:t xml:space="preserve">1.00</w:t>
-            </w:r>
-          </w:p>
-        </w:tc>
-        <w:tc>
-          <w:tcPr>
-            <w:tcBorders>
-              <w:bottom w:val="none" w:sz="0" w:space="0" w:color="000000"/>
-              <w:top w:val="none" w:sz="0" w:space="0" w:color="000000"/>
-              <w:left w:val="none" w:sz="0" w:space="0" w:color="000000"/>
-              <w:right w:val="none" w:sz="0" w:space="0" w:color="000000"/>
-            </w:tcBorders>
-            <w:shd w:val="clear" w:color="auto" w:fill="FFFFFF"/>
-            <w:tcMar>
-              <w:top w:w="0" w:type="dxa"/>
-              <w:bottom w:w="0" w:type="dxa"/>
-              <w:left w:w="0" w:type="dxa"/>
-              <w:right w:w="0" w:type="dxa"/>
-            </w:tcMar>
-            <w:vAlign w:val="top"/>
-          </w:tcPr>
-          <w:p>
-            <w:pPr>
-              <w:pStyle w:val="Normal"/>
-              <w:jc w:val="center"/>
-              <w:pBdr>
-                <w:bottom w:val="none" w:sz="0" w:space="0" w:color="000000"/>
-                <w:top w:val="none" w:sz="0" w:space="0" w:color="000000"/>
-                <w:left w:val="none" w:sz="0" w:space="0" w:color="000000"/>
-                <w:right w:val="none" w:sz="0" w:space="0" w:color="000000"/>
-              </w:pBdr>
-              <w:spacing w:after="100" w:before="100" w:line="240"/>
-              <w:ind w:left="100" w:right="100" w:firstLine="0" w:firstLineChars="0"/>
-              <w:rPr>
-                <w:rFonts w:ascii="Helvetica" w:hAnsi="Helvetica" w:eastAsia="Helvetica" w:cs="Helvetica"/>
-                <w:i w:val="false"/>
-                <w:b w:val="false"/>
-                <w:u w:val="none"/>
-                <w:sz w:val="22"/>
-                <w:szCs w:val="22"/>
-                <w:color w:val="000000"/>
-              </w:rPr>
-            </w:pPr>
-            <w:r>
-              <w:rPr>
-                <w:rFonts w:ascii="Helvetica" w:hAnsi="Helvetica" w:eastAsia="Helvetica" w:cs="Helvetica"/>
-                <w:i w:val="false"/>
-                <w:b w:val="false"/>
-                <w:u w:val="none"/>
-                <w:sz w:val="22"/>
-                <w:szCs w:val="22"/>
-                <w:color w:val="000000"/>
-              </w:rPr>
-              <w:t xml:space="preserve">0.42, 2.37</w:t>
-            </w:r>
-          </w:p>
-        </w:tc>
-        <w:tc>
-          <w:tcPr>
-            <w:tcBorders>
-              <w:bottom w:val="none" w:sz="0" w:space="0" w:color="000000"/>
-              <w:top w:val="none" w:sz="0" w:space="0" w:color="000000"/>
-              <w:left w:val="none" w:sz="0" w:space="0" w:color="000000"/>
-              <w:right w:val="none" w:sz="0" w:space="0" w:color="000000"/>
-            </w:tcBorders>
-            <w:shd w:val="clear" w:color="auto" w:fill="FFFFFF"/>
-            <w:tcMar>
-              <w:top w:w="0" w:type="dxa"/>
-              <w:bottom w:w="0" w:type="dxa"/>
-              <w:left w:w="0" w:type="dxa"/>
-              <w:right w:w="0" w:type="dxa"/>
-            </w:tcMar>
-            <w:vAlign w:val="top"/>
-          </w:tcPr>
-          <w:p>
-            <w:pPr>
-              <w:pStyle w:val="Normal"/>
-              <w:jc w:val="center"/>
-              <w:pBdr>
-                <w:bottom w:val="none" w:sz="0" w:space="0" w:color="000000"/>
-                <w:top w:val="none" w:sz="0" w:space="0" w:color="000000"/>
-                <w:left w:val="none" w:sz="0" w:space="0" w:color="000000"/>
-                <w:right w:val="none" w:sz="0" w:space="0" w:color="000000"/>
-              </w:pBdr>
-              <w:spacing w:after="100" w:before="100" w:line="240"/>
-              <w:ind w:left="100" w:right="100" w:firstLine="0" w:firstLineChars="0"/>
-              <w:rPr>
-                <w:rFonts w:ascii="Helvetica" w:hAnsi="Helvetica" w:eastAsia="Helvetica" w:cs="Helvetica"/>
-                <w:i w:val="false"/>
-                <w:b w:val="false"/>
-                <w:u w:val="none"/>
-                <w:sz w:val="22"/>
-                <w:szCs w:val="22"/>
-                <w:color w:val="000000"/>
-              </w:rPr>
-            </w:pPr>
-            <w:r>
-              <w:rPr>
-                <w:rFonts w:ascii="Helvetica" w:hAnsi="Helvetica" w:eastAsia="Helvetica" w:cs="Helvetica"/>
-                <w:i w:val="false"/>
-                <w:b w:val="false"/>
-                <w:u w:val="none"/>
-                <w:sz w:val="22"/>
-                <w:szCs w:val="22"/>
-                <w:color w:val="000000"/>
-              </w:rPr>
-              <w:t xml:space="preserve">&gt;0.999</w:t>
+              <w:t xml:space="preserve">0.98</w:t>
+            </w:r>
+          </w:p>
+        </w:tc>
+        <w:tc>
+          <w:tcPr>
+            <w:tcBorders>
+              <w:bottom w:val="none" w:sz="0" w:space="0" w:color="000000"/>
+              <w:top w:val="none" w:sz="0" w:space="0" w:color="000000"/>
+              <w:left w:val="none" w:sz="0" w:space="0" w:color="000000"/>
+              <w:right w:val="none" w:sz="0" w:space="0" w:color="000000"/>
+            </w:tcBorders>
+            <w:shd w:val="clear" w:color="auto" w:fill="FFFFFF"/>
+            <w:tcMar>
+              <w:top w:w="0" w:type="dxa"/>
+              <w:bottom w:w="0" w:type="dxa"/>
+              <w:left w:w="0" w:type="dxa"/>
+              <w:right w:w="0" w:type="dxa"/>
+            </w:tcMar>
+            <w:vAlign w:val="top"/>
+          </w:tcPr>
+          <w:p>
+            <w:pPr>
+              <w:pStyle w:val="Normal"/>
+              <w:jc w:val="center"/>
+              <w:pBdr>
+                <w:bottom w:val="none" w:sz="0" w:space="0" w:color="000000"/>
+                <w:top w:val="none" w:sz="0" w:space="0" w:color="000000"/>
+                <w:left w:val="none" w:sz="0" w:space="0" w:color="000000"/>
+                <w:right w:val="none" w:sz="0" w:space="0" w:color="000000"/>
+              </w:pBdr>
+              <w:spacing w:after="100" w:before="100" w:line="240"/>
+              <w:ind w:left="100" w:right="100" w:firstLine="0" w:firstLineChars="0"/>
+              <w:rPr>
+                <w:rFonts w:ascii="Helvetica" w:hAnsi="Helvetica" w:eastAsia="Helvetica" w:cs="Helvetica"/>
+                <w:i w:val="false"/>
+                <w:b w:val="false"/>
+                <w:u w:val="none"/>
+                <w:sz w:val="22"/>
+                <w:szCs w:val="22"/>
+                <w:color w:val="000000"/>
+              </w:rPr>
+            </w:pPr>
+            <w:r>
+              <w:rPr>
+                <w:rFonts w:ascii="Helvetica" w:hAnsi="Helvetica" w:eastAsia="Helvetica" w:cs="Helvetica"/>
+                <w:i w:val="false"/>
+                <w:b w:val="false"/>
+                <w:u w:val="none"/>
+                <w:sz w:val="22"/>
+                <w:szCs w:val="22"/>
+                <w:color w:val="000000"/>
+              </w:rPr>
+              <w:t xml:space="preserve">0.41, 2.31</w:t>
+            </w:r>
+          </w:p>
+        </w:tc>
+        <w:tc>
+          <w:tcPr>
+            <w:tcBorders>
+              <w:bottom w:val="none" w:sz="0" w:space="0" w:color="000000"/>
+              <w:top w:val="none" w:sz="0" w:space="0" w:color="000000"/>
+              <w:left w:val="none" w:sz="0" w:space="0" w:color="000000"/>
+              <w:right w:val="none" w:sz="0" w:space="0" w:color="000000"/>
+            </w:tcBorders>
+            <w:shd w:val="clear" w:color="auto" w:fill="FFFFFF"/>
+            <w:tcMar>
+              <w:top w:w="0" w:type="dxa"/>
+              <w:bottom w:w="0" w:type="dxa"/>
+              <w:left w:w="0" w:type="dxa"/>
+              <w:right w:w="0" w:type="dxa"/>
+            </w:tcMar>
+            <w:vAlign w:val="top"/>
+          </w:tcPr>
+          <w:p>
+            <w:pPr>
+              <w:pStyle w:val="Normal"/>
+              <w:jc w:val="center"/>
+              <w:pBdr>
+                <w:bottom w:val="none" w:sz="0" w:space="0" w:color="000000"/>
+                <w:top w:val="none" w:sz="0" w:space="0" w:color="000000"/>
+                <w:left w:val="none" w:sz="0" w:space="0" w:color="000000"/>
+                <w:right w:val="none" w:sz="0" w:space="0" w:color="000000"/>
+              </w:pBdr>
+              <w:spacing w:after="100" w:before="100" w:line="240"/>
+              <w:ind w:left="100" w:right="100" w:firstLine="0" w:firstLineChars="0"/>
+              <w:rPr>
+                <w:rFonts w:ascii="Helvetica" w:hAnsi="Helvetica" w:eastAsia="Helvetica" w:cs="Helvetica"/>
+                <w:i w:val="false"/>
+                <w:b w:val="false"/>
+                <w:u w:val="none"/>
+                <w:sz w:val="22"/>
+                <w:szCs w:val="22"/>
+                <w:color w:val="000000"/>
+              </w:rPr>
+            </w:pPr>
+            <w:r>
+              <w:rPr>
+                <w:rFonts w:ascii="Helvetica" w:hAnsi="Helvetica" w:eastAsia="Helvetica" w:cs="Helvetica"/>
+                <w:i w:val="false"/>
+                <w:b w:val="false"/>
+                <w:u w:val="none"/>
+                <w:sz w:val="22"/>
+                <w:szCs w:val="22"/>
+                <w:color w:val="000000"/>
+              </w:rPr>
+              <w:t xml:space="preserve">0.950</w:t>
             </w:r>
           </w:p>
         </w:tc>
@@ -7435,60 +7435,60 @@
                 <w:szCs w:val="22"/>
                 <w:color w:val="000000"/>
               </w:rPr>
-              <w:t xml:space="preserve">0.00, 1.46</w:t>
-            </w:r>
-          </w:p>
-        </w:tc>
-        <w:tc>
-          <w:tcPr>
-            <w:tcBorders>
-              <w:bottom w:val="none" w:sz="0" w:space="0" w:color="000000"/>
-              <w:top w:val="none" w:sz="0" w:space="0" w:color="000000"/>
-              <w:left w:val="none" w:sz="0" w:space="0" w:color="000000"/>
-              <w:right w:val="none" w:sz="0" w:space="0" w:color="000000"/>
-            </w:tcBorders>
-            <w:shd w:val="clear" w:color="auto" w:fill="FFFFFF"/>
-            <w:tcMar>
-              <w:top w:w="0" w:type="dxa"/>
-              <w:bottom w:w="0" w:type="dxa"/>
-              <w:left w:w="0" w:type="dxa"/>
-              <w:right w:w="0" w:type="dxa"/>
-            </w:tcMar>
-            <w:vAlign w:val="top"/>
-          </w:tcPr>
-          <w:p>
-            <w:pPr>
-              <w:pStyle w:val="Normal"/>
-              <w:jc w:val="center"/>
-              <w:pBdr>
-                <w:bottom w:val="none" w:sz="0" w:space="0" w:color="000000"/>
-                <w:top w:val="none" w:sz="0" w:space="0" w:color="000000"/>
-                <w:left w:val="none" w:sz="0" w:space="0" w:color="000000"/>
-                <w:right w:val="none" w:sz="0" w:space="0" w:color="000000"/>
-              </w:pBdr>
-              <w:spacing w:after="100" w:before="100" w:line="240"/>
-              <w:ind w:left="100" w:right="100" w:firstLine="0" w:firstLineChars="0"/>
-              <w:rPr>
-                <w:rFonts w:ascii="Helvetica" w:hAnsi="Helvetica" w:eastAsia="Helvetica" w:cs="Helvetica"/>
-                <w:i w:val="false"/>
-                <w:b w:val="false"/>
-                <w:u w:val="none"/>
-                <w:sz w:val="22"/>
-                <w:szCs w:val="22"/>
-                <w:color w:val="000000"/>
-              </w:rPr>
-            </w:pPr>
-            <w:r>
-              <w:rPr>
-                <w:rFonts w:ascii="Helvetica" w:hAnsi="Helvetica" w:eastAsia="Helvetica" w:cs="Helvetica"/>
-                <w:i w:val="false"/>
-                <w:b w:val="false"/>
-                <w:u w:val="none"/>
-                <w:sz w:val="22"/>
-                <w:szCs w:val="22"/>
-                <w:color w:val="000000"/>
-              </w:rPr>
-              <w:t xml:space="preserve">0.089</w:t>
+              <w:t xml:space="preserve">0.00, 1.50</w:t>
+            </w:r>
+          </w:p>
+        </w:tc>
+        <w:tc>
+          <w:tcPr>
+            <w:tcBorders>
+              <w:bottom w:val="none" w:sz="0" w:space="0" w:color="000000"/>
+              <w:top w:val="none" w:sz="0" w:space="0" w:color="000000"/>
+              <w:left w:val="none" w:sz="0" w:space="0" w:color="000000"/>
+              <w:right w:val="none" w:sz="0" w:space="0" w:color="000000"/>
+            </w:tcBorders>
+            <w:shd w:val="clear" w:color="auto" w:fill="FFFFFF"/>
+            <w:tcMar>
+              <w:top w:w="0" w:type="dxa"/>
+              <w:bottom w:w="0" w:type="dxa"/>
+              <w:left w:w="0" w:type="dxa"/>
+              <w:right w:w="0" w:type="dxa"/>
+            </w:tcMar>
+            <w:vAlign w:val="top"/>
+          </w:tcPr>
+          <w:p>
+            <w:pPr>
+              <w:pStyle w:val="Normal"/>
+              <w:jc w:val="center"/>
+              <w:pBdr>
+                <w:bottom w:val="none" w:sz="0" w:space="0" w:color="000000"/>
+                <w:top w:val="none" w:sz="0" w:space="0" w:color="000000"/>
+                <w:left w:val="none" w:sz="0" w:space="0" w:color="000000"/>
+                <w:right w:val="none" w:sz="0" w:space="0" w:color="000000"/>
+              </w:pBdr>
+              <w:spacing w:after="100" w:before="100" w:line="240"/>
+              <w:ind w:left="100" w:right="100" w:firstLine="0" w:firstLineChars="0"/>
+              <w:rPr>
+                <w:rFonts w:ascii="Helvetica" w:hAnsi="Helvetica" w:eastAsia="Helvetica" w:cs="Helvetica"/>
+                <w:i w:val="false"/>
+                <w:b w:val="false"/>
+                <w:u w:val="none"/>
+                <w:sz w:val="22"/>
+                <w:szCs w:val="22"/>
+                <w:color w:val="000000"/>
+              </w:rPr>
+            </w:pPr>
+            <w:r>
+              <w:rPr>
+                <w:rFonts w:ascii="Helvetica" w:hAnsi="Helvetica" w:eastAsia="Helvetica" w:cs="Helvetica"/>
+                <w:i w:val="false"/>
+                <w:b w:val="false"/>
+                <w:u w:val="none"/>
+                <w:sz w:val="22"/>
+                <w:szCs w:val="22"/>
+                <w:color w:val="000000"/>
+              </w:rPr>
+              <w:t xml:space="preserve">0.092</w:t>
             </w:r>
           </w:p>
         </w:tc>
@@ -7865,113 +7865,113 @@
                 <w:szCs w:val="22"/>
                 <w:color w:val="000000"/>
               </w:rPr>
-              <w:t xml:space="preserve">1.15</w:t>
-            </w:r>
-          </w:p>
-        </w:tc>
-        <w:tc>
-          <w:tcPr>
-            <w:tcBorders>
-              <w:bottom w:val="none" w:sz="0" w:space="0" w:color="000000"/>
-              <w:top w:val="none" w:sz="0" w:space="0" w:color="000000"/>
-              <w:left w:val="none" w:sz="0" w:space="0" w:color="000000"/>
-              <w:right w:val="none" w:sz="0" w:space="0" w:color="000000"/>
-            </w:tcBorders>
-            <w:shd w:val="clear" w:color="auto" w:fill="FFFFFF"/>
-            <w:tcMar>
-              <w:top w:w="0" w:type="dxa"/>
-              <w:bottom w:w="0" w:type="dxa"/>
-              <w:left w:w="0" w:type="dxa"/>
-              <w:right w:w="0" w:type="dxa"/>
-            </w:tcMar>
-            <w:vAlign w:val="top"/>
-          </w:tcPr>
-          <w:p>
-            <w:pPr>
-              <w:pStyle w:val="Normal"/>
-              <w:jc w:val="center"/>
-              <w:pBdr>
-                <w:bottom w:val="none" w:sz="0" w:space="0" w:color="000000"/>
-                <w:top w:val="none" w:sz="0" w:space="0" w:color="000000"/>
-                <w:left w:val="none" w:sz="0" w:space="0" w:color="000000"/>
-                <w:right w:val="none" w:sz="0" w:space="0" w:color="000000"/>
-              </w:pBdr>
-              <w:spacing w:after="100" w:before="100" w:line="240"/>
-              <w:ind w:left="100" w:right="100" w:firstLine="0" w:firstLineChars="0"/>
-              <w:rPr>
-                <w:rFonts w:ascii="Helvetica" w:hAnsi="Helvetica" w:eastAsia="Helvetica" w:cs="Helvetica"/>
-                <w:i w:val="false"/>
-                <w:b w:val="false"/>
-                <w:u w:val="none"/>
-                <w:sz w:val="22"/>
-                <w:szCs w:val="22"/>
-                <w:color w:val="000000"/>
-              </w:rPr>
-            </w:pPr>
-            <w:r>
-              <w:rPr>
-                <w:rFonts w:ascii="Helvetica" w:hAnsi="Helvetica" w:eastAsia="Helvetica" w:cs="Helvetica"/>
-                <w:i w:val="false"/>
-                <w:b w:val="false"/>
-                <w:u w:val="none"/>
-                <w:sz w:val="22"/>
-                <w:szCs w:val="22"/>
-                <w:color w:val="000000"/>
-              </w:rPr>
-              <w:t xml:space="preserve">0.10, 12.8</w:t>
-            </w:r>
-          </w:p>
-        </w:tc>
-        <w:tc>
-          <w:tcPr>
-            <w:tcBorders>
-              <w:bottom w:val="none" w:sz="0" w:space="0" w:color="000000"/>
-              <w:top w:val="none" w:sz="0" w:space="0" w:color="000000"/>
-              <w:left w:val="none" w:sz="0" w:space="0" w:color="000000"/>
-              <w:right w:val="none" w:sz="0" w:space="0" w:color="000000"/>
-            </w:tcBorders>
-            <w:shd w:val="clear" w:color="auto" w:fill="FFFFFF"/>
-            <w:tcMar>
-              <w:top w:w="0" w:type="dxa"/>
-              <w:bottom w:w="0" w:type="dxa"/>
-              <w:left w:w="0" w:type="dxa"/>
-              <w:right w:w="0" w:type="dxa"/>
-            </w:tcMar>
-            <w:vAlign w:val="top"/>
-          </w:tcPr>
-          <w:p>
-            <w:pPr>
-              <w:pStyle w:val="Normal"/>
-              <w:jc w:val="center"/>
-              <w:pBdr>
-                <w:bottom w:val="none" w:sz="0" w:space="0" w:color="000000"/>
-                <w:top w:val="none" w:sz="0" w:space="0" w:color="000000"/>
-                <w:left w:val="none" w:sz="0" w:space="0" w:color="000000"/>
-                <w:right w:val="none" w:sz="0" w:space="0" w:color="000000"/>
-              </w:pBdr>
-              <w:spacing w:after="100" w:before="100" w:line="240"/>
-              <w:ind w:left="100" w:right="100" w:firstLine="0" w:firstLineChars="0"/>
-              <w:rPr>
-                <w:rFonts w:ascii="Helvetica" w:hAnsi="Helvetica" w:eastAsia="Helvetica" w:cs="Helvetica"/>
-                <w:i w:val="false"/>
-                <w:b w:val="false"/>
-                <w:u w:val="none"/>
-                <w:sz w:val="22"/>
-                <w:szCs w:val="22"/>
-                <w:color w:val="000000"/>
-              </w:rPr>
-            </w:pPr>
-            <w:r>
-              <w:rPr>
-                <w:rFonts w:ascii="Helvetica" w:hAnsi="Helvetica" w:eastAsia="Helvetica" w:cs="Helvetica"/>
-                <w:i w:val="false"/>
-                <w:b w:val="false"/>
-                <w:u w:val="none"/>
-                <w:sz w:val="22"/>
-                <w:szCs w:val="22"/>
-                <w:color w:val="000000"/>
-              </w:rPr>
-              <w:t xml:space="preserve">0.910</w:t>
+              <w:t xml:space="preserve">1.33</w:t>
+            </w:r>
+          </w:p>
+        </w:tc>
+        <w:tc>
+          <w:tcPr>
+            <w:tcBorders>
+              <w:bottom w:val="none" w:sz="0" w:space="0" w:color="000000"/>
+              <w:top w:val="none" w:sz="0" w:space="0" w:color="000000"/>
+              <w:left w:val="none" w:sz="0" w:space="0" w:color="000000"/>
+              <w:right w:val="none" w:sz="0" w:space="0" w:color="000000"/>
+            </w:tcBorders>
+            <w:shd w:val="clear" w:color="auto" w:fill="FFFFFF"/>
+            <w:tcMar>
+              <w:top w:w="0" w:type="dxa"/>
+              <w:bottom w:w="0" w:type="dxa"/>
+              <w:left w:w="0" w:type="dxa"/>
+              <w:right w:w="0" w:type="dxa"/>
+            </w:tcMar>
+            <w:vAlign w:val="top"/>
+          </w:tcPr>
+          <w:p>
+            <w:pPr>
+              <w:pStyle w:val="Normal"/>
+              <w:jc w:val="center"/>
+              <w:pBdr>
+                <w:bottom w:val="none" w:sz="0" w:space="0" w:color="000000"/>
+                <w:top w:val="none" w:sz="0" w:space="0" w:color="000000"/>
+                <w:left w:val="none" w:sz="0" w:space="0" w:color="000000"/>
+                <w:right w:val="none" w:sz="0" w:space="0" w:color="000000"/>
+              </w:pBdr>
+              <w:spacing w:after="100" w:before="100" w:line="240"/>
+              <w:ind w:left="100" w:right="100" w:firstLine="0" w:firstLineChars="0"/>
+              <w:rPr>
+                <w:rFonts w:ascii="Helvetica" w:hAnsi="Helvetica" w:eastAsia="Helvetica" w:cs="Helvetica"/>
+                <w:i w:val="false"/>
+                <w:b w:val="false"/>
+                <w:u w:val="none"/>
+                <w:sz w:val="22"/>
+                <w:szCs w:val="22"/>
+                <w:color w:val="000000"/>
+              </w:rPr>
+            </w:pPr>
+            <w:r>
+              <w:rPr>
+                <w:rFonts w:ascii="Helvetica" w:hAnsi="Helvetica" w:eastAsia="Helvetica" w:cs="Helvetica"/>
+                <w:i w:val="false"/>
+                <w:b w:val="false"/>
+                <w:u w:val="none"/>
+                <w:sz w:val="22"/>
+                <w:szCs w:val="22"/>
+                <w:color w:val="000000"/>
+              </w:rPr>
+              <w:t xml:space="preserve">0.13, 13.7</w:t>
+            </w:r>
+          </w:p>
+        </w:tc>
+        <w:tc>
+          <w:tcPr>
+            <w:tcBorders>
+              <w:bottom w:val="none" w:sz="0" w:space="0" w:color="000000"/>
+              <w:top w:val="none" w:sz="0" w:space="0" w:color="000000"/>
+              <w:left w:val="none" w:sz="0" w:space="0" w:color="000000"/>
+              <w:right w:val="none" w:sz="0" w:space="0" w:color="000000"/>
+            </w:tcBorders>
+            <w:shd w:val="clear" w:color="auto" w:fill="FFFFFF"/>
+            <w:tcMar>
+              <w:top w:w="0" w:type="dxa"/>
+              <w:bottom w:w="0" w:type="dxa"/>
+              <w:left w:w="0" w:type="dxa"/>
+              <w:right w:w="0" w:type="dxa"/>
+            </w:tcMar>
+            <w:vAlign w:val="top"/>
+          </w:tcPr>
+          <w:p>
+            <w:pPr>
+              <w:pStyle w:val="Normal"/>
+              <w:jc w:val="center"/>
+              <w:pBdr>
+                <w:bottom w:val="none" w:sz="0" w:space="0" w:color="000000"/>
+                <w:top w:val="none" w:sz="0" w:space="0" w:color="000000"/>
+                <w:left w:val="none" w:sz="0" w:space="0" w:color="000000"/>
+                <w:right w:val="none" w:sz="0" w:space="0" w:color="000000"/>
+              </w:pBdr>
+              <w:spacing w:after="100" w:before="100" w:line="240"/>
+              <w:ind w:left="100" w:right="100" w:firstLine="0" w:firstLineChars="0"/>
+              <w:rPr>
+                <w:rFonts w:ascii="Helvetica" w:hAnsi="Helvetica" w:eastAsia="Helvetica" w:cs="Helvetica"/>
+                <w:i w:val="false"/>
+                <w:b w:val="false"/>
+                <w:u w:val="none"/>
+                <w:sz w:val="22"/>
+                <w:szCs w:val="22"/>
+                <w:color w:val="000000"/>
+              </w:rPr>
+            </w:pPr>
+            <w:r>
+              <w:rPr>
+                <w:rFonts w:ascii="Helvetica" w:hAnsi="Helvetica" w:eastAsia="Helvetica" w:cs="Helvetica"/>
+                <w:i w:val="false"/>
+                <w:b w:val="false"/>
+                <w:u w:val="none"/>
+                <w:sz w:val="22"/>
+                <w:szCs w:val="22"/>
+                <w:color w:val="000000"/>
+              </w:rPr>
+              <w:t xml:space="preserve">0.810</w:t>
             </w:r>
           </w:p>
         </w:tc>
@@ -8401,60 +8401,60 @@
                 <w:szCs w:val="22"/>
                 <w:color w:val="000000"/>
               </w:rPr>
-              <w:t xml:space="preserve">0.02, 1.95</w:t>
-            </w:r>
-          </w:p>
-        </w:tc>
-        <w:tc>
-          <w:tcPr>
-            <w:tcBorders>
-              <w:bottom w:val="none" w:sz="0" w:space="0" w:color="000000"/>
-              <w:top w:val="none" w:sz="0" w:space="0" w:color="000000"/>
-              <w:left w:val="none" w:sz="0" w:space="0" w:color="000000"/>
-              <w:right w:val="none" w:sz="0" w:space="0" w:color="000000"/>
-            </w:tcBorders>
-            <w:shd w:val="clear" w:color="auto" w:fill="FFFFFF"/>
-            <w:tcMar>
-              <w:top w:w="0" w:type="dxa"/>
-              <w:bottom w:w="0" w:type="dxa"/>
-              <w:left w:w="0" w:type="dxa"/>
-              <w:right w:w="0" w:type="dxa"/>
-            </w:tcMar>
-            <w:vAlign w:val="top"/>
-          </w:tcPr>
-          <w:p>
-            <w:pPr>
-              <w:pStyle w:val="Normal"/>
-              <w:jc w:val="center"/>
-              <w:pBdr>
-                <w:bottom w:val="none" w:sz="0" w:space="0" w:color="000000"/>
-                <w:top w:val="none" w:sz="0" w:space="0" w:color="000000"/>
-                <w:left w:val="none" w:sz="0" w:space="0" w:color="000000"/>
-                <w:right w:val="none" w:sz="0" w:space="0" w:color="000000"/>
-              </w:pBdr>
-              <w:spacing w:after="100" w:before="100" w:line="240"/>
-              <w:ind w:left="100" w:right="100" w:firstLine="0" w:firstLineChars="0"/>
-              <w:rPr>
-                <w:rFonts w:ascii="Helvetica" w:hAnsi="Helvetica" w:eastAsia="Helvetica" w:cs="Helvetica"/>
-                <w:i w:val="false"/>
-                <w:b w:val="false"/>
-                <w:u w:val="none"/>
-                <w:sz w:val="22"/>
-                <w:szCs w:val="22"/>
-                <w:color w:val="000000"/>
-              </w:rPr>
-            </w:pPr>
-            <w:r>
-              <w:rPr>
-                <w:rFonts w:ascii="Helvetica" w:hAnsi="Helvetica" w:eastAsia="Helvetica" w:cs="Helvetica"/>
-                <w:i w:val="false"/>
-                <w:b w:val="false"/>
-                <w:u w:val="none"/>
-                <w:sz w:val="22"/>
-                <w:szCs w:val="22"/>
-                <w:color w:val="000000"/>
-              </w:rPr>
-              <w:t xml:space="preserve">0.170</w:t>
+              <w:t xml:space="preserve">0.02, 2.07</w:t>
+            </w:r>
+          </w:p>
+        </w:tc>
+        <w:tc>
+          <w:tcPr>
+            <w:tcBorders>
+              <w:bottom w:val="none" w:sz="0" w:space="0" w:color="000000"/>
+              <w:top w:val="none" w:sz="0" w:space="0" w:color="000000"/>
+              <w:left w:val="none" w:sz="0" w:space="0" w:color="000000"/>
+              <w:right w:val="none" w:sz="0" w:space="0" w:color="000000"/>
+            </w:tcBorders>
+            <w:shd w:val="clear" w:color="auto" w:fill="FFFFFF"/>
+            <w:tcMar>
+              <w:top w:w="0" w:type="dxa"/>
+              <w:bottom w:w="0" w:type="dxa"/>
+              <w:left w:w="0" w:type="dxa"/>
+              <w:right w:w="0" w:type="dxa"/>
+            </w:tcMar>
+            <w:vAlign w:val="top"/>
+          </w:tcPr>
+          <w:p>
+            <w:pPr>
+              <w:pStyle w:val="Normal"/>
+              <w:jc w:val="center"/>
+              <w:pBdr>
+                <w:bottom w:val="none" w:sz="0" w:space="0" w:color="000000"/>
+                <w:top w:val="none" w:sz="0" w:space="0" w:color="000000"/>
+                <w:left w:val="none" w:sz="0" w:space="0" w:color="000000"/>
+                <w:right w:val="none" w:sz="0" w:space="0" w:color="000000"/>
+              </w:pBdr>
+              <w:spacing w:after="100" w:before="100" w:line="240"/>
+              <w:ind w:left="100" w:right="100" w:firstLine="0" w:firstLineChars="0"/>
+              <w:rPr>
+                <w:rFonts w:ascii="Helvetica" w:hAnsi="Helvetica" w:eastAsia="Helvetica" w:cs="Helvetica"/>
+                <w:i w:val="false"/>
+                <w:b w:val="false"/>
+                <w:u w:val="none"/>
+                <w:sz w:val="22"/>
+                <w:szCs w:val="22"/>
+                <w:color w:val="000000"/>
+              </w:rPr>
+            </w:pPr>
+            <w:r>
+              <w:rPr>
+                <w:rFonts w:ascii="Helvetica" w:hAnsi="Helvetica" w:eastAsia="Helvetica" w:cs="Helvetica"/>
+                <w:i w:val="false"/>
+                <w:b w:val="false"/>
+                <w:u w:val="none"/>
+                <w:sz w:val="22"/>
+                <w:szCs w:val="22"/>
+                <w:color w:val="000000"/>
+              </w:rPr>
+              <w:t xml:space="preserve">0.180</w:t>
             </w:r>
           </w:p>
         </w:tc>
@@ -8831,113 +8831,113 @@
                 <w:szCs w:val="22"/>
                 <w:color w:val="000000"/>
               </w:rPr>
-              <w:t xml:space="preserve">0.61</w:t>
-            </w:r>
-          </w:p>
-        </w:tc>
-        <w:tc>
-          <w:tcPr>
-            <w:tcBorders>
-              <w:bottom w:val="none" w:sz="0" w:space="0" w:color="000000"/>
-              <w:top w:val="none" w:sz="0" w:space="0" w:color="000000"/>
-              <w:left w:val="none" w:sz="0" w:space="0" w:color="000000"/>
-              <w:right w:val="none" w:sz="0" w:space="0" w:color="000000"/>
-            </w:tcBorders>
-            <w:shd w:val="clear" w:color="auto" w:fill="FFFFFF"/>
-            <w:tcMar>
-              <w:top w:w="0" w:type="dxa"/>
-              <w:bottom w:w="0" w:type="dxa"/>
-              <w:left w:w="0" w:type="dxa"/>
-              <w:right w:w="0" w:type="dxa"/>
-            </w:tcMar>
-            <w:vAlign w:val="top"/>
-          </w:tcPr>
-          <w:p>
-            <w:pPr>
-              <w:pStyle w:val="Normal"/>
-              <w:jc w:val="center"/>
-              <w:pBdr>
-                <w:bottom w:val="none" w:sz="0" w:space="0" w:color="000000"/>
-                <w:top w:val="none" w:sz="0" w:space="0" w:color="000000"/>
-                <w:left w:val="none" w:sz="0" w:space="0" w:color="000000"/>
-                <w:right w:val="none" w:sz="0" w:space="0" w:color="000000"/>
-              </w:pBdr>
-              <w:spacing w:after="100" w:before="100" w:line="240"/>
-              <w:ind w:left="100" w:right="100" w:firstLine="0" w:firstLineChars="0"/>
-              <w:rPr>
-                <w:rFonts w:ascii="Helvetica" w:hAnsi="Helvetica" w:eastAsia="Helvetica" w:cs="Helvetica"/>
-                <w:i w:val="false"/>
-                <w:b w:val="false"/>
-                <w:u w:val="none"/>
-                <w:sz w:val="22"/>
-                <w:szCs w:val="22"/>
-                <w:color w:val="000000"/>
-              </w:rPr>
-            </w:pPr>
-            <w:r>
-              <w:rPr>
-                <w:rFonts w:ascii="Helvetica" w:hAnsi="Helvetica" w:eastAsia="Helvetica" w:cs="Helvetica"/>
-                <w:i w:val="false"/>
-                <w:b w:val="false"/>
-                <w:u w:val="none"/>
-                <w:sz w:val="22"/>
-                <w:szCs w:val="22"/>
-                <w:color w:val="000000"/>
-              </w:rPr>
-              <w:t xml:space="preserve">0.07, 4.98</w:t>
-            </w:r>
-          </w:p>
-        </w:tc>
-        <w:tc>
-          <w:tcPr>
-            <w:tcBorders>
-              <w:bottom w:val="none" w:sz="0" w:space="0" w:color="000000"/>
-              <w:top w:val="none" w:sz="0" w:space="0" w:color="000000"/>
-              <w:left w:val="none" w:sz="0" w:space="0" w:color="000000"/>
-              <w:right w:val="none" w:sz="0" w:space="0" w:color="000000"/>
-            </w:tcBorders>
-            <w:shd w:val="clear" w:color="auto" w:fill="FFFFFF"/>
-            <w:tcMar>
-              <w:top w:w="0" w:type="dxa"/>
-              <w:bottom w:w="0" w:type="dxa"/>
-              <w:left w:w="0" w:type="dxa"/>
-              <w:right w:w="0" w:type="dxa"/>
-            </w:tcMar>
-            <w:vAlign w:val="top"/>
-          </w:tcPr>
-          <w:p>
-            <w:pPr>
-              <w:pStyle w:val="Normal"/>
-              <w:jc w:val="center"/>
-              <w:pBdr>
-                <w:bottom w:val="none" w:sz="0" w:space="0" w:color="000000"/>
-                <w:top w:val="none" w:sz="0" w:space="0" w:color="000000"/>
-                <w:left w:val="none" w:sz="0" w:space="0" w:color="000000"/>
-                <w:right w:val="none" w:sz="0" w:space="0" w:color="000000"/>
-              </w:pBdr>
-              <w:spacing w:after="100" w:before="100" w:line="240"/>
-              <w:ind w:left="100" w:right="100" w:firstLine="0" w:firstLineChars="0"/>
-              <w:rPr>
-                <w:rFonts w:ascii="Helvetica" w:hAnsi="Helvetica" w:eastAsia="Helvetica" w:cs="Helvetica"/>
-                <w:i w:val="false"/>
-                <w:b w:val="false"/>
-                <w:u w:val="none"/>
-                <w:sz w:val="22"/>
-                <w:szCs w:val="22"/>
-                <w:color w:val="000000"/>
-              </w:rPr>
-            </w:pPr>
-            <w:r>
-              <w:rPr>
-                <w:rFonts w:ascii="Helvetica" w:hAnsi="Helvetica" w:eastAsia="Helvetica" w:cs="Helvetica"/>
-                <w:i w:val="false"/>
-                <w:b w:val="false"/>
-                <w:u w:val="none"/>
-                <w:sz w:val="22"/>
-                <w:szCs w:val="22"/>
-                <w:color w:val="000000"/>
-              </w:rPr>
-              <w:t xml:space="preserve">0.640</w:t>
+              <w:t xml:space="preserve">0.66</w:t>
+            </w:r>
+          </w:p>
+        </w:tc>
+        <w:tc>
+          <w:tcPr>
+            <w:tcBorders>
+              <w:bottom w:val="none" w:sz="0" w:space="0" w:color="000000"/>
+              <w:top w:val="none" w:sz="0" w:space="0" w:color="000000"/>
+              <w:left w:val="none" w:sz="0" w:space="0" w:color="000000"/>
+              <w:right w:val="none" w:sz="0" w:space="0" w:color="000000"/>
+            </w:tcBorders>
+            <w:shd w:val="clear" w:color="auto" w:fill="FFFFFF"/>
+            <w:tcMar>
+              <w:top w:w="0" w:type="dxa"/>
+              <w:bottom w:w="0" w:type="dxa"/>
+              <w:left w:w="0" w:type="dxa"/>
+              <w:right w:w="0" w:type="dxa"/>
+            </w:tcMar>
+            <w:vAlign w:val="top"/>
+          </w:tcPr>
+          <w:p>
+            <w:pPr>
+              <w:pStyle w:val="Normal"/>
+              <w:jc w:val="center"/>
+              <w:pBdr>
+                <w:bottom w:val="none" w:sz="0" w:space="0" w:color="000000"/>
+                <w:top w:val="none" w:sz="0" w:space="0" w:color="000000"/>
+                <w:left w:val="none" w:sz="0" w:space="0" w:color="000000"/>
+                <w:right w:val="none" w:sz="0" w:space="0" w:color="000000"/>
+              </w:pBdr>
+              <w:spacing w:after="100" w:before="100" w:line="240"/>
+              <w:ind w:left="100" w:right="100" w:firstLine="0" w:firstLineChars="0"/>
+              <w:rPr>
+                <w:rFonts w:ascii="Helvetica" w:hAnsi="Helvetica" w:eastAsia="Helvetica" w:cs="Helvetica"/>
+                <w:i w:val="false"/>
+                <w:b w:val="false"/>
+                <w:u w:val="none"/>
+                <w:sz w:val="22"/>
+                <w:szCs w:val="22"/>
+                <w:color w:val="000000"/>
+              </w:rPr>
+            </w:pPr>
+            <w:r>
+              <w:rPr>
+                <w:rFonts w:ascii="Helvetica" w:hAnsi="Helvetica" w:eastAsia="Helvetica" w:cs="Helvetica"/>
+                <w:i w:val="false"/>
+                <w:b w:val="false"/>
+                <w:u w:val="none"/>
+                <w:sz w:val="22"/>
+                <w:szCs w:val="22"/>
+                <w:color w:val="000000"/>
+              </w:rPr>
+              <w:t xml:space="preserve">0.08, 5.29</w:t>
+            </w:r>
+          </w:p>
+        </w:tc>
+        <w:tc>
+          <w:tcPr>
+            <w:tcBorders>
+              <w:bottom w:val="none" w:sz="0" w:space="0" w:color="000000"/>
+              <w:top w:val="none" w:sz="0" w:space="0" w:color="000000"/>
+              <w:left w:val="none" w:sz="0" w:space="0" w:color="000000"/>
+              <w:right w:val="none" w:sz="0" w:space="0" w:color="000000"/>
+            </w:tcBorders>
+            <w:shd w:val="clear" w:color="auto" w:fill="FFFFFF"/>
+            <w:tcMar>
+              <w:top w:w="0" w:type="dxa"/>
+              <w:bottom w:w="0" w:type="dxa"/>
+              <w:left w:w="0" w:type="dxa"/>
+              <w:right w:w="0" w:type="dxa"/>
+            </w:tcMar>
+            <w:vAlign w:val="top"/>
+          </w:tcPr>
+          <w:p>
+            <w:pPr>
+              <w:pStyle w:val="Normal"/>
+              <w:jc w:val="center"/>
+              <w:pBdr>
+                <w:bottom w:val="none" w:sz="0" w:space="0" w:color="000000"/>
+                <w:top w:val="none" w:sz="0" w:space="0" w:color="000000"/>
+                <w:left w:val="none" w:sz="0" w:space="0" w:color="000000"/>
+                <w:right w:val="none" w:sz="0" w:space="0" w:color="000000"/>
+              </w:pBdr>
+              <w:spacing w:after="100" w:before="100" w:line="240"/>
+              <w:ind w:left="100" w:right="100" w:firstLine="0" w:firstLineChars="0"/>
+              <w:rPr>
+                <w:rFonts w:ascii="Helvetica" w:hAnsi="Helvetica" w:eastAsia="Helvetica" w:cs="Helvetica"/>
+                <w:i w:val="false"/>
+                <w:b w:val="false"/>
+                <w:u w:val="none"/>
+                <w:sz w:val="22"/>
+                <w:szCs w:val="22"/>
+                <w:color w:val="000000"/>
+              </w:rPr>
+            </w:pPr>
+            <w:r>
+              <w:rPr>
+                <w:rFonts w:ascii="Helvetica" w:hAnsi="Helvetica" w:eastAsia="Helvetica" w:cs="Helvetica"/>
+                <w:i w:val="false"/>
+                <w:b w:val="false"/>
+                <w:u w:val="none"/>
+                <w:sz w:val="22"/>
+                <w:szCs w:val="22"/>
+                <w:color w:val="000000"/>
+              </w:rPr>
+              <w:t xml:space="preserve">0.700</w:t>
             </w:r>
           </w:p>
         </w:tc>
@@ -9314,113 +9314,113 @@
                 <w:szCs w:val="22"/>
                 <w:color w:val="000000"/>
               </w:rPr>
-              <w:t xml:space="preserve">0.33</w:t>
-            </w:r>
-          </w:p>
-        </w:tc>
-        <w:tc>
-          <w:tcPr>
-            <w:tcBorders>
-              <w:bottom w:val="none" w:sz="0" w:space="0" w:color="000000"/>
-              <w:top w:val="none" w:sz="0" w:space="0" w:color="000000"/>
-              <w:left w:val="none" w:sz="0" w:space="0" w:color="000000"/>
-              <w:right w:val="none" w:sz="0" w:space="0" w:color="000000"/>
-            </w:tcBorders>
-            <w:shd w:val="clear" w:color="auto" w:fill="FFFFFF"/>
-            <w:tcMar>
-              <w:top w:w="0" w:type="dxa"/>
-              <w:bottom w:w="0" w:type="dxa"/>
-              <w:left w:w="0" w:type="dxa"/>
-              <w:right w:w="0" w:type="dxa"/>
-            </w:tcMar>
-            <w:vAlign w:val="top"/>
-          </w:tcPr>
-          <w:p>
-            <w:pPr>
-              <w:pStyle w:val="Normal"/>
-              <w:jc w:val="center"/>
-              <w:pBdr>
-                <w:bottom w:val="none" w:sz="0" w:space="0" w:color="000000"/>
-                <w:top w:val="none" w:sz="0" w:space="0" w:color="000000"/>
-                <w:left w:val="none" w:sz="0" w:space="0" w:color="000000"/>
-                <w:right w:val="none" w:sz="0" w:space="0" w:color="000000"/>
-              </w:pBdr>
-              <w:spacing w:after="100" w:before="100" w:line="240"/>
-              <w:ind w:left="100" w:right="100" w:firstLine="0" w:firstLineChars="0"/>
-              <w:rPr>
-                <w:rFonts w:ascii="Helvetica" w:hAnsi="Helvetica" w:eastAsia="Helvetica" w:cs="Helvetica"/>
-                <w:i w:val="false"/>
-                <w:b w:val="false"/>
-                <w:u w:val="none"/>
-                <w:sz w:val="22"/>
-                <w:szCs w:val="22"/>
-                <w:color w:val="000000"/>
-              </w:rPr>
-            </w:pPr>
-            <w:r>
-              <w:rPr>
-                <w:rFonts w:ascii="Helvetica" w:hAnsi="Helvetica" w:eastAsia="Helvetica" w:cs="Helvetica"/>
-                <w:i w:val="false"/>
-                <w:b w:val="false"/>
-                <w:u w:val="none"/>
-                <w:sz w:val="22"/>
-                <w:szCs w:val="22"/>
-                <w:color w:val="000000"/>
-              </w:rPr>
-              <w:t xml:space="preserve">0.01, 7.51</w:t>
-            </w:r>
-          </w:p>
-        </w:tc>
-        <w:tc>
-          <w:tcPr>
-            <w:tcBorders>
-              <w:bottom w:val="none" w:sz="0" w:space="0" w:color="000000"/>
-              <w:top w:val="none" w:sz="0" w:space="0" w:color="000000"/>
-              <w:left w:val="none" w:sz="0" w:space="0" w:color="000000"/>
-              <w:right w:val="none" w:sz="0" w:space="0" w:color="000000"/>
-            </w:tcBorders>
-            <w:shd w:val="clear" w:color="auto" w:fill="FFFFFF"/>
-            <w:tcMar>
-              <w:top w:w="0" w:type="dxa"/>
-              <w:bottom w:w="0" w:type="dxa"/>
-              <w:left w:w="0" w:type="dxa"/>
-              <w:right w:w="0" w:type="dxa"/>
-            </w:tcMar>
-            <w:vAlign w:val="top"/>
-          </w:tcPr>
-          <w:p>
-            <w:pPr>
-              <w:pStyle w:val="Normal"/>
-              <w:jc w:val="center"/>
-              <w:pBdr>
-                <w:bottom w:val="none" w:sz="0" w:space="0" w:color="000000"/>
-                <w:top w:val="none" w:sz="0" w:space="0" w:color="000000"/>
-                <w:left w:val="none" w:sz="0" w:space="0" w:color="000000"/>
-                <w:right w:val="none" w:sz="0" w:space="0" w:color="000000"/>
-              </w:pBdr>
-              <w:spacing w:after="100" w:before="100" w:line="240"/>
-              <w:ind w:left="100" w:right="100" w:firstLine="0" w:firstLineChars="0"/>
-              <w:rPr>
-                <w:rFonts w:ascii="Helvetica" w:hAnsi="Helvetica" w:eastAsia="Helvetica" w:cs="Helvetica"/>
-                <w:i w:val="false"/>
-                <w:b w:val="false"/>
-                <w:u w:val="none"/>
-                <w:sz w:val="22"/>
-                <w:szCs w:val="22"/>
-                <w:color w:val="000000"/>
-              </w:rPr>
-            </w:pPr>
-            <w:r>
-              <w:rPr>
-                <w:rFonts w:ascii="Helvetica" w:hAnsi="Helvetica" w:eastAsia="Helvetica" w:cs="Helvetica"/>
-                <w:i w:val="false"/>
-                <w:b w:val="false"/>
-                <w:u w:val="none"/>
-                <w:sz w:val="22"/>
-                <w:szCs w:val="22"/>
-                <w:color w:val="000000"/>
-              </w:rPr>
-              <w:t xml:space="preserve">0.490</w:t>
+              <w:t xml:space="preserve">0.36</w:t>
+            </w:r>
+          </w:p>
+        </w:tc>
+        <w:tc>
+          <w:tcPr>
+            <w:tcBorders>
+              <w:bottom w:val="none" w:sz="0" w:space="0" w:color="000000"/>
+              <w:top w:val="none" w:sz="0" w:space="0" w:color="000000"/>
+              <w:left w:val="none" w:sz="0" w:space="0" w:color="000000"/>
+              <w:right w:val="none" w:sz="0" w:space="0" w:color="000000"/>
+            </w:tcBorders>
+            <w:shd w:val="clear" w:color="auto" w:fill="FFFFFF"/>
+            <w:tcMar>
+              <w:top w:w="0" w:type="dxa"/>
+              <w:bottom w:w="0" w:type="dxa"/>
+              <w:left w:w="0" w:type="dxa"/>
+              <w:right w:w="0" w:type="dxa"/>
+            </w:tcMar>
+            <w:vAlign w:val="top"/>
+          </w:tcPr>
+          <w:p>
+            <w:pPr>
+              <w:pStyle w:val="Normal"/>
+              <w:jc w:val="center"/>
+              <w:pBdr>
+                <w:bottom w:val="none" w:sz="0" w:space="0" w:color="000000"/>
+                <w:top w:val="none" w:sz="0" w:space="0" w:color="000000"/>
+                <w:left w:val="none" w:sz="0" w:space="0" w:color="000000"/>
+                <w:right w:val="none" w:sz="0" w:space="0" w:color="000000"/>
+              </w:pBdr>
+              <w:spacing w:after="100" w:before="100" w:line="240"/>
+              <w:ind w:left="100" w:right="100" w:firstLine="0" w:firstLineChars="0"/>
+              <w:rPr>
+                <w:rFonts w:ascii="Helvetica" w:hAnsi="Helvetica" w:eastAsia="Helvetica" w:cs="Helvetica"/>
+                <w:i w:val="false"/>
+                <w:b w:val="false"/>
+                <w:u w:val="none"/>
+                <w:sz w:val="22"/>
+                <w:szCs w:val="22"/>
+                <w:color w:val="000000"/>
+              </w:rPr>
+            </w:pPr>
+            <w:r>
+              <w:rPr>
+                <w:rFonts w:ascii="Helvetica" w:hAnsi="Helvetica" w:eastAsia="Helvetica" w:cs="Helvetica"/>
+                <w:i w:val="false"/>
+                <w:b w:val="false"/>
+                <w:u w:val="none"/>
+                <w:sz w:val="22"/>
+                <w:szCs w:val="22"/>
+                <w:color w:val="000000"/>
+              </w:rPr>
+              <w:t xml:space="preserve">0.02, 8.23</w:t>
+            </w:r>
+          </w:p>
+        </w:tc>
+        <w:tc>
+          <w:tcPr>
+            <w:tcBorders>
+              <w:bottom w:val="none" w:sz="0" w:space="0" w:color="000000"/>
+              <w:top w:val="none" w:sz="0" w:space="0" w:color="000000"/>
+              <w:left w:val="none" w:sz="0" w:space="0" w:color="000000"/>
+              <w:right w:val="none" w:sz="0" w:space="0" w:color="000000"/>
+            </w:tcBorders>
+            <w:shd w:val="clear" w:color="auto" w:fill="FFFFFF"/>
+            <w:tcMar>
+              <w:top w:w="0" w:type="dxa"/>
+              <w:bottom w:w="0" w:type="dxa"/>
+              <w:left w:w="0" w:type="dxa"/>
+              <w:right w:w="0" w:type="dxa"/>
+            </w:tcMar>
+            <w:vAlign w:val="top"/>
+          </w:tcPr>
+          <w:p>
+            <w:pPr>
+              <w:pStyle w:val="Normal"/>
+              <w:jc w:val="center"/>
+              <w:pBdr>
+                <w:bottom w:val="none" w:sz="0" w:space="0" w:color="000000"/>
+                <w:top w:val="none" w:sz="0" w:space="0" w:color="000000"/>
+                <w:left w:val="none" w:sz="0" w:space="0" w:color="000000"/>
+                <w:right w:val="none" w:sz="0" w:space="0" w:color="000000"/>
+              </w:pBdr>
+              <w:spacing w:after="100" w:before="100" w:line="240"/>
+              <w:ind w:left="100" w:right="100" w:firstLine="0" w:firstLineChars="0"/>
+              <w:rPr>
+                <w:rFonts w:ascii="Helvetica" w:hAnsi="Helvetica" w:eastAsia="Helvetica" w:cs="Helvetica"/>
+                <w:i w:val="false"/>
+                <w:b w:val="false"/>
+                <w:u w:val="none"/>
+                <w:sz w:val="22"/>
+                <w:szCs w:val="22"/>
+                <w:color w:val="000000"/>
+              </w:rPr>
+            </w:pPr>
+            <w:r>
+              <w:rPr>
+                <w:rFonts w:ascii="Helvetica" w:hAnsi="Helvetica" w:eastAsia="Helvetica" w:cs="Helvetica"/>
+                <w:i w:val="false"/>
+                <w:b w:val="false"/>
+                <w:u w:val="none"/>
+                <w:sz w:val="22"/>
+                <w:szCs w:val="22"/>
+                <w:color w:val="000000"/>
+              </w:rPr>
+              <w:t xml:space="preserve">0.520</w:t>
             </w:r>
           </w:p>
         </w:tc>
@@ -11246,113 +11246,113 @@
                 <w:szCs w:val="22"/>
                 <w:color w:val="000000"/>
               </w:rPr>
-              <w:t xml:space="preserve">1.51</w:t>
-            </w:r>
-          </w:p>
-        </w:tc>
-        <w:tc>
-          <w:tcPr>
-            <w:tcBorders>
-              <w:bottom w:val="none" w:sz="0" w:space="0" w:color="000000"/>
-              <w:top w:val="none" w:sz="0" w:space="0" w:color="000000"/>
-              <w:left w:val="none" w:sz="0" w:space="0" w:color="000000"/>
-              <w:right w:val="none" w:sz="0" w:space="0" w:color="000000"/>
-            </w:tcBorders>
-            <w:shd w:val="clear" w:color="auto" w:fill="FFFFFF"/>
-            <w:tcMar>
-              <w:top w:w="0" w:type="dxa"/>
-              <w:bottom w:w="0" w:type="dxa"/>
-              <w:left w:w="0" w:type="dxa"/>
-              <w:right w:w="0" w:type="dxa"/>
-            </w:tcMar>
-            <w:vAlign w:val="top"/>
-          </w:tcPr>
-          <w:p>
-            <w:pPr>
-              <w:pStyle w:val="Normal"/>
-              <w:jc w:val="center"/>
-              <w:pBdr>
-                <w:bottom w:val="none" w:sz="0" w:space="0" w:color="000000"/>
-                <w:top w:val="none" w:sz="0" w:space="0" w:color="000000"/>
-                <w:left w:val="none" w:sz="0" w:space="0" w:color="000000"/>
-                <w:right w:val="none" w:sz="0" w:space="0" w:color="000000"/>
-              </w:pBdr>
-              <w:spacing w:after="100" w:before="100" w:line="240"/>
-              <w:ind w:left="100" w:right="100" w:firstLine="0" w:firstLineChars="0"/>
-              <w:rPr>
-                <w:rFonts w:ascii="Helvetica" w:hAnsi="Helvetica" w:eastAsia="Helvetica" w:cs="Helvetica"/>
-                <w:i w:val="false"/>
-                <w:b w:val="false"/>
-                <w:u w:val="none"/>
-                <w:sz w:val="22"/>
-                <w:szCs w:val="22"/>
-                <w:color w:val="000000"/>
-              </w:rPr>
-            </w:pPr>
-            <w:r>
-              <w:rPr>
-                <w:rFonts w:ascii="Helvetica" w:hAnsi="Helvetica" w:eastAsia="Helvetica" w:cs="Helvetica"/>
-                <w:i w:val="false"/>
-                <w:b w:val="false"/>
-                <w:u w:val="none"/>
-                <w:sz w:val="22"/>
-                <w:szCs w:val="22"/>
-                <w:color w:val="000000"/>
-              </w:rPr>
-              <w:t xml:space="preserve">0.39, 5.81</w:t>
-            </w:r>
-          </w:p>
-        </w:tc>
-        <w:tc>
-          <w:tcPr>
-            <w:tcBorders>
-              <w:bottom w:val="none" w:sz="0" w:space="0" w:color="000000"/>
-              <w:top w:val="none" w:sz="0" w:space="0" w:color="000000"/>
-              <w:left w:val="none" w:sz="0" w:space="0" w:color="000000"/>
-              <w:right w:val="none" w:sz="0" w:space="0" w:color="000000"/>
-            </w:tcBorders>
-            <w:shd w:val="clear" w:color="auto" w:fill="FFFFFF"/>
-            <w:tcMar>
-              <w:top w:w="0" w:type="dxa"/>
-              <w:bottom w:w="0" w:type="dxa"/>
-              <w:left w:w="0" w:type="dxa"/>
-              <w:right w:w="0" w:type="dxa"/>
-            </w:tcMar>
-            <w:vAlign w:val="top"/>
-          </w:tcPr>
-          <w:p>
-            <w:pPr>
-              <w:pStyle w:val="Normal"/>
-              <w:jc w:val="center"/>
-              <w:pBdr>
-                <w:bottom w:val="none" w:sz="0" w:space="0" w:color="000000"/>
-                <w:top w:val="none" w:sz="0" w:space="0" w:color="000000"/>
-                <w:left w:val="none" w:sz="0" w:space="0" w:color="000000"/>
-                <w:right w:val="none" w:sz="0" w:space="0" w:color="000000"/>
-              </w:pBdr>
-              <w:spacing w:after="100" w:before="100" w:line="240"/>
-              <w:ind w:left="100" w:right="100" w:firstLine="0" w:firstLineChars="0"/>
-              <w:rPr>
-                <w:rFonts w:ascii="Helvetica" w:hAnsi="Helvetica" w:eastAsia="Helvetica" w:cs="Helvetica"/>
-                <w:i w:val="false"/>
-                <w:b w:val="false"/>
-                <w:u w:val="none"/>
-                <w:sz w:val="22"/>
-                <w:szCs w:val="22"/>
-                <w:color w:val="000000"/>
-              </w:rPr>
-            </w:pPr>
-            <w:r>
-              <w:rPr>
-                <w:rFonts w:ascii="Helvetica" w:hAnsi="Helvetica" w:eastAsia="Helvetica" w:cs="Helvetica"/>
-                <w:i w:val="false"/>
-                <w:b w:val="false"/>
-                <w:u w:val="none"/>
-                <w:sz w:val="22"/>
-                <w:szCs w:val="22"/>
-                <w:color w:val="000000"/>
-              </w:rPr>
-              <w:t xml:space="preserve">0.550</w:t>
+              <w:t xml:space="preserve">1.53</w:t>
+            </w:r>
+          </w:p>
+        </w:tc>
+        <w:tc>
+          <w:tcPr>
+            <w:tcBorders>
+              <w:bottom w:val="none" w:sz="0" w:space="0" w:color="000000"/>
+              <w:top w:val="none" w:sz="0" w:space="0" w:color="000000"/>
+              <w:left w:val="none" w:sz="0" w:space="0" w:color="000000"/>
+              <w:right w:val="none" w:sz="0" w:space="0" w:color="000000"/>
+            </w:tcBorders>
+            <w:shd w:val="clear" w:color="auto" w:fill="FFFFFF"/>
+            <w:tcMar>
+              <w:top w:w="0" w:type="dxa"/>
+              <w:bottom w:w="0" w:type="dxa"/>
+              <w:left w:w="0" w:type="dxa"/>
+              <w:right w:w="0" w:type="dxa"/>
+            </w:tcMar>
+            <w:vAlign w:val="top"/>
+          </w:tcPr>
+          <w:p>
+            <w:pPr>
+              <w:pStyle w:val="Normal"/>
+              <w:jc w:val="center"/>
+              <w:pBdr>
+                <w:bottom w:val="none" w:sz="0" w:space="0" w:color="000000"/>
+                <w:top w:val="none" w:sz="0" w:space="0" w:color="000000"/>
+                <w:left w:val="none" w:sz="0" w:space="0" w:color="000000"/>
+                <w:right w:val="none" w:sz="0" w:space="0" w:color="000000"/>
+              </w:pBdr>
+              <w:spacing w:after="100" w:before="100" w:line="240"/>
+              <w:ind w:left="100" w:right="100" w:firstLine="0" w:firstLineChars="0"/>
+              <w:rPr>
+                <w:rFonts w:ascii="Helvetica" w:hAnsi="Helvetica" w:eastAsia="Helvetica" w:cs="Helvetica"/>
+                <w:i w:val="false"/>
+                <w:b w:val="false"/>
+                <w:u w:val="none"/>
+                <w:sz w:val="22"/>
+                <w:szCs w:val="22"/>
+                <w:color w:val="000000"/>
+              </w:rPr>
+            </w:pPr>
+            <w:r>
+              <w:rPr>
+                <w:rFonts w:ascii="Helvetica" w:hAnsi="Helvetica" w:eastAsia="Helvetica" w:cs="Helvetica"/>
+                <w:i w:val="false"/>
+                <w:b w:val="false"/>
+                <w:u w:val="none"/>
+                <w:sz w:val="22"/>
+                <w:szCs w:val="22"/>
+                <w:color w:val="000000"/>
+              </w:rPr>
+              <w:t xml:space="preserve">0.40, 5.88</w:t>
+            </w:r>
+          </w:p>
+        </w:tc>
+        <w:tc>
+          <w:tcPr>
+            <w:tcBorders>
+              <w:bottom w:val="none" w:sz="0" w:space="0" w:color="000000"/>
+              <w:top w:val="none" w:sz="0" w:space="0" w:color="000000"/>
+              <w:left w:val="none" w:sz="0" w:space="0" w:color="000000"/>
+              <w:right w:val="none" w:sz="0" w:space="0" w:color="000000"/>
+            </w:tcBorders>
+            <w:shd w:val="clear" w:color="auto" w:fill="FFFFFF"/>
+            <w:tcMar>
+              <w:top w:w="0" w:type="dxa"/>
+              <w:bottom w:w="0" w:type="dxa"/>
+              <w:left w:w="0" w:type="dxa"/>
+              <w:right w:w="0" w:type="dxa"/>
+            </w:tcMar>
+            <w:vAlign w:val="top"/>
+          </w:tcPr>
+          <w:p>
+            <w:pPr>
+              <w:pStyle w:val="Normal"/>
+              <w:jc w:val="center"/>
+              <w:pBdr>
+                <w:bottom w:val="none" w:sz="0" w:space="0" w:color="000000"/>
+                <w:top w:val="none" w:sz="0" w:space="0" w:color="000000"/>
+                <w:left w:val="none" w:sz="0" w:space="0" w:color="000000"/>
+                <w:right w:val="none" w:sz="0" w:space="0" w:color="000000"/>
+              </w:pBdr>
+              <w:spacing w:after="100" w:before="100" w:line="240"/>
+              <w:ind w:left="100" w:right="100" w:firstLine="0" w:firstLineChars="0"/>
+              <w:rPr>
+                <w:rFonts w:ascii="Helvetica" w:hAnsi="Helvetica" w:eastAsia="Helvetica" w:cs="Helvetica"/>
+                <w:i w:val="false"/>
+                <w:b w:val="false"/>
+                <w:u w:val="none"/>
+                <w:sz w:val="22"/>
+                <w:szCs w:val="22"/>
+                <w:color w:val="000000"/>
+              </w:rPr>
+            </w:pPr>
+            <w:r>
+              <w:rPr>
+                <w:rFonts w:ascii="Helvetica" w:hAnsi="Helvetica" w:eastAsia="Helvetica" w:cs="Helvetica"/>
+                <w:i w:val="false"/>
+                <w:b w:val="false"/>
+                <w:u w:val="none"/>
+                <w:sz w:val="22"/>
+                <w:szCs w:val="22"/>
+                <w:color w:val="000000"/>
+              </w:rPr>
+              <w:t xml:space="preserve">0.530</w:t>
             </w:r>
           </w:p>
         </w:tc>
@@ -12695,113 +12695,113 @@
                 <w:szCs w:val="22"/>
                 <w:color w:val="000000"/>
               </w:rPr>
-              <w:t xml:space="preserve">3.62</w:t>
-            </w:r>
-          </w:p>
-        </w:tc>
-        <w:tc>
-          <w:tcPr>
-            <w:tcBorders>
-              <w:bottom w:val="none" w:sz="0" w:space="0" w:color="000000"/>
-              <w:top w:val="none" w:sz="0" w:space="0" w:color="000000"/>
-              <w:left w:val="none" w:sz="0" w:space="0" w:color="000000"/>
-              <w:right w:val="none" w:sz="0" w:space="0" w:color="000000"/>
-            </w:tcBorders>
-            <w:shd w:val="clear" w:color="auto" w:fill="FFFFFF"/>
-            <w:tcMar>
-              <w:top w:w="0" w:type="dxa"/>
-              <w:bottom w:w="0" w:type="dxa"/>
-              <w:left w:w="0" w:type="dxa"/>
-              <w:right w:w="0" w:type="dxa"/>
-            </w:tcMar>
-            <w:vAlign w:val="top"/>
-          </w:tcPr>
-          <w:p>
-            <w:pPr>
-              <w:pStyle w:val="Normal"/>
-              <w:jc w:val="center"/>
-              <w:pBdr>
-                <w:bottom w:val="none" w:sz="0" w:space="0" w:color="000000"/>
-                <w:top w:val="none" w:sz="0" w:space="0" w:color="000000"/>
-                <w:left w:val="none" w:sz="0" w:space="0" w:color="000000"/>
-                <w:right w:val="none" w:sz="0" w:space="0" w:color="000000"/>
-              </w:pBdr>
-              <w:spacing w:after="100" w:before="100" w:line="240"/>
-              <w:ind w:left="100" w:right="100" w:firstLine="0" w:firstLineChars="0"/>
-              <w:rPr>
-                <w:rFonts w:ascii="Helvetica" w:hAnsi="Helvetica" w:eastAsia="Helvetica" w:cs="Helvetica"/>
-                <w:i w:val="false"/>
-                <w:b w:val="false"/>
-                <w:u w:val="none"/>
-                <w:sz w:val="22"/>
-                <w:szCs w:val="22"/>
-                <w:color w:val="000000"/>
-              </w:rPr>
-            </w:pPr>
-            <w:r>
-              <w:rPr>
-                <w:rFonts w:ascii="Helvetica" w:hAnsi="Helvetica" w:eastAsia="Helvetica" w:cs="Helvetica"/>
-                <w:i w:val="false"/>
-                <w:b w:val="false"/>
-                <w:u w:val="none"/>
-                <w:sz w:val="22"/>
-                <w:szCs w:val="22"/>
-                <w:color w:val="000000"/>
-              </w:rPr>
-              <w:t xml:space="preserve">0.88, 14.9</w:t>
-            </w:r>
-          </w:p>
-        </w:tc>
-        <w:tc>
-          <w:tcPr>
-            <w:tcBorders>
-              <w:bottom w:val="none" w:sz="0" w:space="0" w:color="000000"/>
-              <w:top w:val="none" w:sz="0" w:space="0" w:color="000000"/>
-              <w:left w:val="none" w:sz="0" w:space="0" w:color="000000"/>
-              <w:right w:val="none" w:sz="0" w:space="0" w:color="000000"/>
-            </w:tcBorders>
-            <w:shd w:val="clear" w:color="auto" w:fill="FFFFFF"/>
-            <w:tcMar>
-              <w:top w:w="0" w:type="dxa"/>
-              <w:bottom w:w="0" w:type="dxa"/>
-              <w:left w:w="0" w:type="dxa"/>
-              <w:right w:w="0" w:type="dxa"/>
-            </w:tcMar>
-            <w:vAlign w:val="top"/>
-          </w:tcPr>
-          <w:p>
-            <w:pPr>
-              <w:pStyle w:val="Normal"/>
-              <w:jc w:val="center"/>
-              <w:pBdr>
-                <w:bottom w:val="none" w:sz="0" w:space="0" w:color="000000"/>
-                <w:top w:val="none" w:sz="0" w:space="0" w:color="000000"/>
-                <w:left w:val="none" w:sz="0" w:space="0" w:color="000000"/>
-                <w:right w:val="none" w:sz="0" w:space="0" w:color="000000"/>
-              </w:pBdr>
-              <w:spacing w:after="100" w:before="100" w:line="240"/>
-              <w:ind w:left="100" w:right="100" w:firstLine="0" w:firstLineChars="0"/>
-              <w:rPr>
-                <w:rFonts w:ascii="Helvetica" w:hAnsi="Helvetica" w:eastAsia="Helvetica" w:cs="Helvetica"/>
-                <w:i w:val="false"/>
-                <w:b w:val="false"/>
-                <w:u w:val="none"/>
-                <w:sz w:val="22"/>
-                <w:szCs w:val="22"/>
-                <w:color w:val="000000"/>
-              </w:rPr>
-            </w:pPr>
-            <w:r>
-              <w:rPr>
-                <w:rFonts w:ascii="Helvetica" w:hAnsi="Helvetica" w:eastAsia="Helvetica" w:cs="Helvetica"/>
-                <w:i w:val="false"/>
-                <w:b w:val="false"/>
-                <w:u w:val="none"/>
-                <w:sz w:val="22"/>
-                <w:szCs w:val="22"/>
-                <w:color w:val="000000"/>
-              </w:rPr>
-              <w:t xml:space="preserve">0.074</w:t>
+              <w:t xml:space="preserve">3.97</w:t>
+            </w:r>
+          </w:p>
+        </w:tc>
+        <w:tc>
+          <w:tcPr>
+            <w:tcBorders>
+              <w:bottom w:val="none" w:sz="0" w:space="0" w:color="000000"/>
+              <w:top w:val="none" w:sz="0" w:space="0" w:color="000000"/>
+              <w:left w:val="none" w:sz="0" w:space="0" w:color="000000"/>
+              <w:right w:val="none" w:sz="0" w:space="0" w:color="000000"/>
+            </w:tcBorders>
+            <w:shd w:val="clear" w:color="auto" w:fill="FFFFFF"/>
+            <w:tcMar>
+              <w:top w:w="0" w:type="dxa"/>
+              <w:bottom w:w="0" w:type="dxa"/>
+              <w:left w:w="0" w:type="dxa"/>
+              <w:right w:w="0" w:type="dxa"/>
+            </w:tcMar>
+            <w:vAlign w:val="top"/>
+          </w:tcPr>
+          <w:p>
+            <w:pPr>
+              <w:pStyle w:val="Normal"/>
+              <w:jc w:val="center"/>
+              <w:pBdr>
+                <w:bottom w:val="none" w:sz="0" w:space="0" w:color="000000"/>
+                <w:top w:val="none" w:sz="0" w:space="0" w:color="000000"/>
+                <w:left w:val="none" w:sz="0" w:space="0" w:color="000000"/>
+                <w:right w:val="none" w:sz="0" w:space="0" w:color="000000"/>
+              </w:pBdr>
+              <w:spacing w:after="100" w:before="100" w:line="240"/>
+              <w:ind w:left="100" w:right="100" w:firstLine="0" w:firstLineChars="0"/>
+              <w:rPr>
+                <w:rFonts w:ascii="Helvetica" w:hAnsi="Helvetica" w:eastAsia="Helvetica" w:cs="Helvetica"/>
+                <w:i w:val="false"/>
+                <w:b w:val="false"/>
+                <w:u w:val="none"/>
+                <w:sz w:val="22"/>
+                <w:szCs w:val="22"/>
+                <w:color w:val="000000"/>
+              </w:rPr>
+            </w:pPr>
+            <w:r>
+              <w:rPr>
+                <w:rFonts w:ascii="Helvetica" w:hAnsi="Helvetica" w:eastAsia="Helvetica" w:cs="Helvetica"/>
+                <w:i w:val="false"/>
+                <w:b w:val="false"/>
+                <w:u w:val="none"/>
+                <w:sz w:val="22"/>
+                <w:szCs w:val="22"/>
+                <w:color w:val="000000"/>
+              </w:rPr>
+              <w:t xml:space="preserve">1.01, 15.6</w:t>
+            </w:r>
+          </w:p>
+        </w:tc>
+        <w:tc>
+          <w:tcPr>
+            <w:tcBorders>
+              <w:bottom w:val="none" w:sz="0" w:space="0" w:color="000000"/>
+              <w:top w:val="none" w:sz="0" w:space="0" w:color="000000"/>
+              <w:left w:val="none" w:sz="0" w:space="0" w:color="000000"/>
+              <w:right w:val="none" w:sz="0" w:space="0" w:color="000000"/>
+            </w:tcBorders>
+            <w:shd w:val="clear" w:color="auto" w:fill="FFFFFF"/>
+            <w:tcMar>
+              <w:top w:w="0" w:type="dxa"/>
+              <w:bottom w:w="0" w:type="dxa"/>
+              <w:left w:w="0" w:type="dxa"/>
+              <w:right w:w="0" w:type="dxa"/>
+            </w:tcMar>
+            <w:vAlign w:val="top"/>
+          </w:tcPr>
+          <w:p>
+            <w:pPr>
+              <w:pStyle w:val="Normal"/>
+              <w:jc w:val="center"/>
+              <w:pBdr>
+                <w:bottom w:val="none" w:sz="0" w:space="0" w:color="000000"/>
+                <w:top w:val="none" w:sz="0" w:space="0" w:color="000000"/>
+                <w:left w:val="none" w:sz="0" w:space="0" w:color="000000"/>
+                <w:right w:val="none" w:sz="0" w:space="0" w:color="000000"/>
+              </w:pBdr>
+              <w:spacing w:after="100" w:before="100" w:line="240"/>
+              <w:ind w:left="100" w:right="100" w:firstLine="0" w:firstLineChars="0"/>
+              <w:rPr>
+                <w:rFonts w:ascii="Helvetica" w:hAnsi="Helvetica" w:eastAsia="Helvetica" w:cs="Helvetica"/>
+                <w:i w:val="false"/>
+                <w:b w:val="false"/>
+                <w:u w:val="none"/>
+                <w:sz w:val="22"/>
+                <w:szCs w:val="22"/>
+                <w:color w:val="000000"/>
+              </w:rPr>
+            </w:pPr>
+            <w:r>
+              <w:rPr>
+                <w:rFonts w:ascii="Helvetica" w:hAnsi="Helvetica" w:eastAsia="Helvetica" w:cs="Helvetica"/>
+                <w:i w:val="false"/>
+                <w:b w:val="false"/>
+                <w:u w:val="none"/>
+                <w:sz w:val="22"/>
+                <w:szCs w:val="22"/>
+                <w:color w:val="000000"/>
+              </w:rPr>
+              <w:t xml:space="preserve">0.049</w:t>
             </w:r>
           </w:p>
         </w:tc>
@@ -13178,113 +13178,113 @@
                 <w:szCs w:val="22"/>
                 <w:color w:val="000000"/>
               </w:rPr>
-              <w:t xml:space="preserve">0.74</w:t>
-            </w:r>
-          </w:p>
-        </w:tc>
-        <w:tc>
-          <w:tcPr>
-            <w:tcBorders>
-              <w:bottom w:val="none" w:sz="0" w:space="0" w:color="000000"/>
-              <w:top w:val="none" w:sz="0" w:space="0" w:color="000000"/>
-              <w:left w:val="none" w:sz="0" w:space="0" w:color="000000"/>
-              <w:right w:val="none" w:sz="0" w:space="0" w:color="000000"/>
-            </w:tcBorders>
-            <w:shd w:val="clear" w:color="auto" w:fill="FFFFFF"/>
-            <w:tcMar>
-              <w:top w:w="0" w:type="dxa"/>
-              <w:bottom w:w="0" w:type="dxa"/>
-              <w:left w:w="0" w:type="dxa"/>
-              <w:right w:w="0" w:type="dxa"/>
-            </w:tcMar>
-            <w:vAlign w:val="top"/>
-          </w:tcPr>
-          <w:p>
-            <w:pPr>
-              <w:pStyle w:val="Normal"/>
-              <w:jc w:val="center"/>
-              <w:pBdr>
-                <w:bottom w:val="none" w:sz="0" w:space="0" w:color="000000"/>
-                <w:top w:val="none" w:sz="0" w:space="0" w:color="000000"/>
-                <w:left w:val="none" w:sz="0" w:space="0" w:color="000000"/>
-                <w:right w:val="none" w:sz="0" w:space="0" w:color="000000"/>
-              </w:pBdr>
-              <w:spacing w:after="100" w:before="100" w:line="240"/>
-              <w:ind w:left="100" w:right="100" w:firstLine="0" w:firstLineChars="0"/>
-              <w:rPr>
-                <w:rFonts w:ascii="Helvetica" w:hAnsi="Helvetica" w:eastAsia="Helvetica" w:cs="Helvetica"/>
-                <w:i w:val="false"/>
-                <w:b w:val="false"/>
-                <w:u w:val="none"/>
-                <w:sz w:val="22"/>
-                <w:szCs w:val="22"/>
-                <w:color w:val="000000"/>
-              </w:rPr>
-            </w:pPr>
-            <w:r>
-              <w:rPr>
-                <w:rFonts w:ascii="Helvetica" w:hAnsi="Helvetica" w:eastAsia="Helvetica" w:cs="Helvetica"/>
-                <w:i w:val="false"/>
-                <w:b w:val="false"/>
-                <w:u w:val="none"/>
-                <w:sz w:val="22"/>
-                <w:szCs w:val="22"/>
-                <w:color w:val="000000"/>
-              </w:rPr>
-              <w:t xml:space="preserve">0.16, 3.38</w:t>
-            </w:r>
-          </w:p>
-        </w:tc>
-        <w:tc>
-          <w:tcPr>
-            <w:tcBorders>
-              <w:bottom w:val="none" w:sz="0" w:space="0" w:color="000000"/>
-              <w:top w:val="none" w:sz="0" w:space="0" w:color="000000"/>
-              <w:left w:val="none" w:sz="0" w:space="0" w:color="000000"/>
-              <w:right w:val="none" w:sz="0" w:space="0" w:color="000000"/>
-            </w:tcBorders>
-            <w:shd w:val="clear" w:color="auto" w:fill="FFFFFF"/>
-            <w:tcMar>
-              <w:top w:w="0" w:type="dxa"/>
-              <w:bottom w:w="0" w:type="dxa"/>
-              <w:left w:w="0" w:type="dxa"/>
-              <w:right w:w="0" w:type="dxa"/>
-            </w:tcMar>
-            <w:vAlign w:val="top"/>
-          </w:tcPr>
-          <w:p>
-            <w:pPr>
-              <w:pStyle w:val="Normal"/>
-              <w:jc w:val="center"/>
-              <w:pBdr>
-                <w:bottom w:val="none" w:sz="0" w:space="0" w:color="000000"/>
-                <w:top w:val="none" w:sz="0" w:space="0" w:color="000000"/>
-                <w:left w:val="none" w:sz="0" w:space="0" w:color="000000"/>
-                <w:right w:val="none" w:sz="0" w:space="0" w:color="000000"/>
-              </w:pBdr>
-              <w:spacing w:after="100" w:before="100" w:line="240"/>
-              <w:ind w:left="100" w:right="100" w:firstLine="0" w:firstLineChars="0"/>
-              <w:rPr>
-                <w:rFonts w:ascii="Helvetica" w:hAnsi="Helvetica" w:eastAsia="Helvetica" w:cs="Helvetica"/>
-                <w:i w:val="false"/>
-                <w:b w:val="false"/>
-                <w:u w:val="none"/>
-                <w:sz w:val="22"/>
-                <w:szCs w:val="22"/>
-                <w:color w:val="000000"/>
-              </w:rPr>
-            </w:pPr>
-            <w:r>
-              <w:rPr>
-                <w:rFonts w:ascii="Helvetica" w:hAnsi="Helvetica" w:eastAsia="Helvetica" w:cs="Helvetica"/>
-                <w:i w:val="false"/>
-                <w:b w:val="false"/>
-                <w:u w:val="none"/>
-                <w:sz w:val="22"/>
-                <w:szCs w:val="22"/>
-                <w:color w:val="000000"/>
-              </w:rPr>
-              <w:t xml:space="preserve">0.700</w:t>
+              <w:t xml:space="preserve">0.71</w:t>
+            </w:r>
+          </w:p>
+        </w:tc>
+        <w:tc>
+          <w:tcPr>
+            <w:tcBorders>
+              <w:bottom w:val="none" w:sz="0" w:space="0" w:color="000000"/>
+              <w:top w:val="none" w:sz="0" w:space="0" w:color="000000"/>
+              <w:left w:val="none" w:sz="0" w:space="0" w:color="000000"/>
+              <w:right w:val="none" w:sz="0" w:space="0" w:color="000000"/>
+            </w:tcBorders>
+            <w:shd w:val="clear" w:color="auto" w:fill="FFFFFF"/>
+            <w:tcMar>
+              <w:top w:w="0" w:type="dxa"/>
+              <w:bottom w:w="0" w:type="dxa"/>
+              <w:left w:w="0" w:type="dxa"/>
+              <w:right w:w="0" w:type="dxa"/>
+            </w:tcMar>
+            <w:vAlign w:val="top"/>
+          </w:tcPr>
+          <w:p>
+            <w:pPr>
+              <w:pStyle w:val="Normal"/>
+              <w:jc w:val="center"/>
+              <w:pBdr>
+                <w:bottom w:val="none" w:sz="0" w:space="0" w:color="000000"/>
+                <w:top w:val="none" w:sz="0" w:space="0" w:color="000000"/>
+                <w:left w:val="none" w:sz="0" w:space="0" w:color="000000"/>
+                <w:right w:val="none" w:sz="0" w:space="0" w:color="000000"/>
+              </w:pBdr>
+              <w:spacing w:after="100" w:before="100" w:line="240"/>
+              <w:ind w:left="100" w:right="100" w:firstLine="0" w:firstLineChars="0"/>
+              <w:rPr>
+                <w:rFonts w:ascii="Helvetica" w:hAnsi="Helvetica" w:eastAsia="Helvetica" w:cs="Helvetica"/>
+                <w:i w:val="false"/>
+                <w:b w:val="false"/>
+                <w:u w:val="none"/>
+                <w:sz w:val="22"/>
+                <w:szCs w:val="22"/>
+                <w:color w:val="000000"/>
+              </w:rPr>
+            </w:pPr>
+            <w:r>
+              <w:rPr>
+                <w:rFonts w:ascii="Helvetica" w:hAnsi="Helvetica" w:eastAsia="Helvetica" w:cs="Helvetica"/>
+                <w:i w:val="false"/>
+                <w:b w:val="false"/>
+                <w:u w:val="none"/>
+                <w:sz w:val="22"/>
+                <w:szCs w:val="22"/>
+                <w:color w:val="000000"/>
+              </w:rPr>
+              <w:t xml:space="preserve">0.15, 3.27</w:t>
+            </w:r>
+          </w:p>
+        </w:tc>
+        <w:tc>
+          <w:tcPr>
+            <w:tcBorders>
+              <w:bottom w:val="none" w:sz="0" w:space="0" w:color="000000"/>
+              <w:top w:val="none" w:sz="0" w:space="0" w:color="000000"/>
+              <w:left w:val="none" w:sz="0" w:space="0" w:color="000000"/>
+              <w:right w:val="none" w:sz="0" w:space="0" w:color="000000"/>
+            </w:tcBorders>
+            <w:shd w:val="clear" w:color="auto" w:fill="FFFFFF"/>
+            <w:tcMar>
+              <w:top w:w="0" w:type="dxa"/>
+              <w:bottom w:w="0" w:type="dxa"/>
+              <w:left w:w="0" w:type="dxa"/>
+              <w:right w:w="0" w:type="dxa"/>
+            </w:tcMar>
+            <w:vAlign w:val="top"/>
+          </w:tcPr>
+          <w:p>
+            <w:pPr>
+              <w:pStyle w:val="Normal"/>
+              <w:jc w:val="center"/>
+              <w:pBdr>
+                <w:bottom w:val="none" w:sz="0" w:space="0" w:color="000000"/>
+                <w:top w:val="none" w:sz="0" w:space="0" w:color="000000"/>
+                <w:left w:val="none" w:sz="0" w:space="0" w:color="000000"/>
+                <w:right w:val="none" w:sz="0" w:space="0" w:color="000000"/>
+              </w:pBdr>
+              <w:spacing w:after="100" w:before="100" w:line="240"/>
+              <w:ind w:left="100" w:right="100" w:firstLine="0" w:firstLineChars="0"/>
+              <w:rPr>
+                <w:rFonts w:ascii="Helvetica" w:hAnsi="Helvetica" w:eastAsia="Helvetica" w:cs="Helvetica"/>
+                <w:i w:val="false"/>
+                <w:b w:val="false"/>
+                <w:u w:val="none"/>
+                <w:sz w:val="22"/>
+                <w:szCs w:val="22"/>
+                <w:color w:val="000000"/>
+              </w:rPr>
+            </w:pPr>
+            <w:r>
+              <w:rPr>
+                <w:rFonts w:ascii="Helvetica" w:hAnsi="Helvetica" w:eastAsia="Helvetica" w:cs="Helvetica"/>
+                <w:i w:val="false"/>
+                <w:b w:val="false"/>
+                <w:u w:val="none"/>
+                <w:sz w:val="22"/>
+                <w:szCs w:val="22"/>
+                <w:color w:val="000000"/>
+              </w:rPr>
+              <w:t xml:space="preserve">0.660</w:t>
             </w:r>
           </w:p>
         </w:tc>
@@ -13661,113 +13661,113 @@
                 <w:szCs w:val="22"/>
                 <w:color w:val="000000"/>
               </w:rPr>
-              <w:t xml:space="preserve">0.92</w:t>
-            </w:r>
-          </w:p>
-        </w:tc>
-        <w:tc>
-          <w:tcPr>
-            <w:tcBorders>
-              <w:bottom w:val="none" w:sz="0" w:space="0" w:color="000000"/>
-              <w:top w:val="none" w:sz="0" w:space="0" w:color="000000"/>
-              <w:left w:val="none" w:sz="0" w:space="0" w:color="000000"/>
-              <w:right w:val="none" w:sz="0" w:space="0" w:color="000000"/>
-            </w:tcBorders>
-            <w:shd w:val="clear" w:color="auto" w:fill="FFFFFF"/>
-            <w:tcMar>
-              <w:top w:w="0" w:type="dxa"/>
-              <w:bottom w:w="0" w:type="dxa"/>
-              <w:left w:w="0" w:type="dxa"/>
-              <w:right w:w="0" w:type="dxa"/>
-            </w:tcMar>
-            <w:vAlign w:val="top"/>
-          </w:tcPr>
-          <w:p>
-            <w:pPr>
-              <w:pStyle w:val="Normal"/>
-              <w:jc w:val="center"/>
-              <w:pBdr>
-                <w:bottom w:val="none" w:sz="0" w:space="0" w:color="000000"/>
-                <w:top w:val="none" w:sz="0" w:space="0" w:color="000000"/>
-                <w:left w:val="none" w:sz="0" w:space="0" w:color="000000"/>
-                <w:right w:val="none" w:sz="0" w:space="0" w:color="000000"/>
-              </w:pBdr>
-              <w:spacing w:after="100" w:before="100" w:line="240"/>
-              <w:ind w:left="100" w:right="100" w:firstLine="0" w:firstLineChars="0"/>
-              <w:rPr>
-                <w:rFonts w:ascii="Helvetica" w:hAnsi="Helvetica" w:eastAsia="Helvetica" w:cs="Helvetica"/>
-                <w:i w:val="false"/>
-                <w:b w:val="false"/>
-                <w:u w:val="none"/>
-                <w:sz w:val="22"/>
-                <w:szCs w:val="22"/>
-                <w:color w:val="000000"/>
-              </w:rPr>
-            </w:pPr>
-            <w:r>
-              <w:rPr>
-                <w:rFonts w:ascii="Helvetica" w:hAnsi="Helvetica" w:eastAsia="Helvetica" w:cs="Helvetica"/>
-                <w:i w:val="false"/>
-                <w:b w:val="false"/>
-                <w:u w:val="none"/>
-                <w:sz w:val="22"/>
-                <w:szCs w:val="22"/>
-                <w:color w:val="000000"/>
-              </w:rPr>
-              <w:t xml:space="preserve">0.11, 7.63</w:t>
-            </w:r>
-          </w:p>
-        </w:tc>
-        <w:tc>
-          <w:tcPr>
-            <w:tcBorders>
-              <w:bottom w:val="none" w:sz="0" w:space="0" w:color="000000"/>
-              <w:top w:val="none" w:sz="0" w:space="0" w:color="000000"/>
-              <w:left w:val="none" w:sz="0" w:space="0" w:color="000000"/>
-              <w:right w:val="none" w:sz="0" w:space="0" w:color="000000"/>
-            </w:tcBorders>
-            <w:shd w:val="clear" w:color="auto" w:fill="FFFFFF"/>
-            <w:tcMar>
-              <w:top w:w="0" w:type="dxa"/>
-              <w:bottom w:w="0" w:type="dxa"/>
-              <w:left w:w="0" w:type="dxa"/>
-              <w:right w:w="0" w:type="dxa"/>
-            </w:tcMar>
-            <w:vAlign w:val="top"/>
-          </w:tcPr>
-          <w:p>
-            <w:pPr>
-              <w:pStyle w:val="Normal"/>
-              <w:jc w:val="center"/>
-              <w:pBdr>
-                <w:bottom w:val="none" w:sz="0" w:space="0" w:color="000000"/>
-                <w:top w:val="none" w:sz="0" w:space="0" w:color="000000"/>
-                <w:left w:val="none" w:sz="0" w:space="0" w:color="000000"/>
-                <w:right w:val="none" w:sz="0" w:space="0" w:color="000000"/>
-              </w:pBdr>
-              <w:spacing w:after="100" w:before="100" w:line="240"/>
-              <w:ind w:left="100" w:right="100" w:firstLine="0" w:firstLineChars="0"/>
-              <w:rPr>
-                <w:rFonts w:ascii="Helvetica" w:hAnsi="Helvetica" w:eastAsia="Helvetica" w:cs="Helvetica"/>
-                <w:i w:val="false"/>
-                <w:b w:val="false"/>
-                <w:u w:val="none"/>
-                <w:sz w:val="22"/>
-                <w:szCs w:val="22"/>
-                <w:color w:val="000000"/>
-              </w:rPr>
-            </w:pPr>
-            <w:r>
-              <w:rPr>
-                <w:rFonts w:ascii="Helvetica" w:hAnsi="Helvetica" w:eastAsia="Helvetica" w:cs="Helvetica"/>
-                <w:i w:val="false"/>
-                <w:b w:val="false"/>
-                <w:u w:val="none"/>
-                <w:sz w:val="22"/>
-                <w:szCs w:val="22"/>
-                <w:color w:val="000000"/>
-              </w:rPr>
-              <w:t xml:space="preserve">0.940</w:t>
+              <w:t xml:space="preserve">0.94</w:t>
+            </w:r>
+          </w:p>
+        </w:tc>
+        <w:tc>
+          <w:tcPr>
+            <w:tcBorders>
+              <w:bottom w:val="none" w:sz="0" w:space="0" w:color="000000"/>
+              <w:top w:val="none" w:sz="0" w:space="0" w:color="000000"/>
+              <w:left w:val="none" w:sz="0" w:space="0" w:color="000000"/>
+              <w:right w:val="none" w:sz="0" w:space="0" w:color="000000"/>
+            </w:tcBorders>
+            <w:shd w:val="clear" w:color="auto" w:fill="FFFFFF"/>
+            <w:tcMar>
+              <w:top w:w="0" w:type="dxa"/>
+              <w:bottom w:w="0" w:type="dxa"/>
+              <w:left w:w="0" w:type="dxa"/>
+              <w:right w:w="0" w:type="dxa"/>
+            </w:tcMar>
+            <w:vAlign w:val="top"/>
+          </w:tcPr>
+          <w:p>
+            <w:pPr>
+              <w:pStyle w:val="Normal"/>
+              <w:jc w:val="center"/>
+              <w:pBdr>
+                <w:bottom w:val="none" w:sz="0" w:space="0" w:color="000000"/>
+                <w:top w:val="none" w:sz="0" w:space="0" w:color="000000"/>
+                <w:left w:val="none" w:sz="0" w:space="0" w:color="000000"/>
+                <w:right w:val="none" w:sz="0" w:space="0" w:color="000000"/>
+              </w:pBdr>
+              <w:spacing w:after="100" w:before="100" w:line="240"/>
+              <w:ind w:left="100" w:right="100" w:firstLine="0" w:firstLineChars="0"/>
+              <w:rPr>
+                <w:rFonts w:ascii="Helvetica" w:hAnsi="Helvetica" w:eastAsia="Helvetica" w:cs="Helvetica"/>
+                <w:i w:val="false"/>
+                <w:b w:val="false"/>
+                <w:u w:val="none"/>
+                <w:sz w:val="22"/>
+                <w:szCs w:val="22"/>
+                <w:color w:val="000000"/>
+              </w:rPr>
+            </w:pPr>
+            <w:r>
+              <w:rPr>
+                <w:rFonts w:ascii="Helvetica" w:hAnsi="Helvetica" w:eastAsia="Helvetica" w:cs="Helvetica"/>
+                <w:i w:val="false"/>
+                <w:b w:val="false"/>
+                <w:u w:val="none"/>
+                <w:sz w:val="22"/>
+                <w:szCs w:val="22"/>
+                <w:color w:val="000000"/>
+              </w:rPr>
+              <w:t xml:space="preserve">0.11, 8.09</w:t>
+            </w:r>
+          </w:p>
+        </w:tc>
+        <w:tc>
+          <w:tcPr>
+            <w:tcBorders>
+              <w:bottom w:val="none" w:sz="0" w:space="0" w:color="000000"/>
+              <w:top w:val="none" w:sz="0" w:space="0" w:color="000000"/>
+              <w:left w:val="none" w:sz="0" w:space="0" w:color="000000"/>
+              <w:right w:val="none" w:sz="0" w:space="0" w:color="000000"/>
+            </w:tcBorders>
+            <w:shd w:val="clear" w:color="auto" w:fill="FFFFFF"/>
+            <w:tcMar>
+              <w:top w:w="0" w:type="dxa"/>
+              <w:bottom w:w="0" w:type="dxa"/>
+              <w:left w:w="0" w:type="dxa"/>
+              <w:right w:w="0" w:type="dxa"/>
+            </w:tcMar>
+            <w:vAlign w:val="top"/>
+          </w:tcPr>
+          <w:p>
+            <w:pPr>
+              <w:pStyle w:val="Normal"/>
+              <w:jc w:val="center"/>
+              <w:pBdr>
+                <w:bottom w:val="none" w:sz="0" w:space="0" w:color="000000"/>
+                <w:top w:val="none" w:sz="0" w:space="0" w:color="000000"/>
+                <w:left w:val="none" w:sz="0" w:space="0" w:color="000000"/>
+                <w:right w:val="none" w:sz="0" w:space="0" w:color="000000"/>
+              </w:pBdr>
+              <w:spacing w:after="100" w:before="100" w:line="240"/>
+              <w:ind w:left="100" w:right="100" w:firstLine="0" w:firstLineChars="0"/>
+              <w:rPr>
+                <w:rFonts w:ascii="Helvetica" w:hAnsi="Helvetica" w:eastAsia="Helvetica" w:cs="Helvetica"/>
+                <w:i w:val="false"/>
+                <w:b w:val="false"/>
+                <w:u w:val="none"/>
+                <w:sz w:val="22"/>
+                <w:szCs w:val="22"/>
+                <w:color w:val="000000"/>
+              </w:rPr>
+            </w:pPr>
+            <w:r>
+              <w:rPr>
+                <w:rFonts w:ascii="Helvetica" w:hAnsi="Helvetica" w:eastAsia="Helvetica" w:cs="Helvetica"/>
+                <w:i w:val="false"/>
+                <w:b w:val="false"/>
+                <w:u w:val="none"/>
+                <w:sz w:val="22"/>
+                <w:szCs w:val="22"/>
+                <w:color w:val="000000"/>
+              </w:rPr>
+              <w:t xml:space="preserve">0.960</w:t>
             </w:r>
           </w:p>
         </w:tc>
@@ -14197,60 +14197,60 @@
                 <w:szCs w:val="22"/>
                 <w:color w:val="000000"/>
               </w:rPr>
-              <w:t xml:space="preserve">0.63, 19.6</w:t>
-            </w:r>
-          </w:p>
-        </w:tc>
-        <w:tc>
-          <w:tcPr>
-            <w:tcBorders>
-              <w:bottom w:val="none" w:sz="0" w:space="0" w:color="000000"/>
-              <w:top w:val="none" w:sz="0" w:space="0" w:color="000000"/>
-              <w:left w:val="none" w:sz="0" w:space="0" w:color="000000"/>
-              <w:right w:val="none" w:sz="0" w:space="0" w:color="000000"/>
-            </w:tcBorders>
-            <w:shd w:val="clear" w:color="auto" w:fill="FFFFFF"/>
-            <w:tcMar>
-              <w:top w:w="0" w:type="dxa"/>
-              <w:bottom w:w="0" w:type="dxa"/>
-              <w:left w:w="0" w:type="dxa"/>
-              <w:right w:w="0" w:type="dxa"/>
-            </w:tcMar>
-            <w:vAlign w:val="top"/>
-          </w:tcPr>
-          <w:p>
-            <w:pPr>
-              <w:pStyle w:val="Normal"/>
-              <w:jc w:val="center"/>
-              <w:pBdr>
-                <w:bottom w:val="none" w:sz="0" w:space="0" w:color="000000"/>
-                <w:top w:val="none" w:sz="0" w:space="0" w:color="000000"/>
-                <w:left w:val="none" w:sz="0" w:space="0" w:color="000000"/>
-                <w:right w:val="none" w:sz="0" w:space="0" w:color="000000"/>
-              </w:pBdr>
-              <w:spacing w:after="100" w:before="100" w:line="240"/>
-              <w:ind w:left="100" w:right="100" w:firstLine="0" w:firstLineChars="0"/>
-              <w:rPr>
-                <w:rFonts w:ascii="Helvetica" w:hAnsi="Helvetica" w:eastAsia="Helvetica" w:cs="Helvetica"/>
-                <w:i w:val="false"/>
-                <w:b w:val="false"/>
-                <w:u w:val="none"/>
-                <w:sz w:val="22"/>
-                <w:szCs w:val="22"/>
-                <w:color w:val="000000"/>
-              </w:rPr>
-            </w:pPr>
-            <w:r>
-              <w:rPr>
-                <w:rFonts w:ascii="Helvetica" w:hAnsi="Helvetica" w:eastAsia="Helvetica" w:cs="Helvetica"/>
-                <w:i w:val="false"/>
-                <w:b w:val="false"/>
-                <w:u w:val="none"/>
-                <w:sz w:val="22"/>
-                <w:szCs w:val="22"/>
-                <w:color w:val="000000"/>
-              </w:rPr>
-              <w:t xml:space="preserve">0.150</w:t>
+              <w:t xml:space="preserve">0.65, 19.1</w:t>
+            </w:r>
+          </w:p>
+        </w:tc>
+        <w:tc>
+          <w:tcPr>
+            <w:tcBorders>
+              <w:bottom w:val="none" w:sz="0" w:space="0" w:color="000000"/>
+              <w:top w:val="none" w:sz="0" w:space="0" w:color="000000"/>
+              <w:left w:val="none" w:sz="0" w:space="0" w:color="000000"/>
+              <w:right w:val="none" w:sz="0" w:space="0" w:color="000000"/>
+            </w:tcBorders>
+            <w:shd w:val="clear" w:color="auto" w:fill="FFFFFF"/>
+            <w:tcMar>
+              <w:top w:w="0" w:type="dxa"/>
+              <w:bottom w:w="0" w:type="dxa"/>
+              <w:left w:w="0" w:type="dxa"/>
+              <w:right w:w="0" w:type="dxa"/>
+            </w:tcMar>
+            <w:vAlign w:val="top"/>
+          </w:tcPr>
+          <w:p>
+            <w:pPr>
+              <w:pStyle w:val="Normal"/>
+              <w:jc w:val="center"/>
+              <w:pBdr>
+                <w:bottom w:val="none" w:sz="0" w:space="0" w:color="000000"/>
+                <w:top w:val="none" w:sz="0" w:space="0" w:color="000000"/>
+                <w:left w:val="none" w:sz="0" w:space="0" w:color="000000"/>
+                <w:right w:val="none" w:sz="0" w:space="0" w:color="000000"/>
+              </w:pBdr>
+              <w:spacing w:after="100" w:before="100" w:line="240"/>
+              <w:ind w:left="100" w:right="100" w:firstLine="0" w:firstLineChars="0"/>
+              <w:rPr>
+                <w:rFonts w:ascii="Helvetica" w:hAnsi="Helvetica" w:eastAsia="Helvetica" w:cs="Helvetica"/>
+                <w:i w:val="false"/>
+                <w:b w:val="false"/>
+                <w:u w:val="none"/>
+                <w:sz w:val="22"/>
+                <w:szCs w:val="22"/>
+                <w:color w:val="000000"/>
+              </w:rPr>
+            </w:pPr>
+            <w:r>
+              <w:rPr>
+                <w:rFonts w:ascii="Helvetica" w:hAnsi="Helvetica" w:eastAsia="Helvetica" w:cs="Helvetica"/>
+                <w:i w:val="false"/>
+                <w:b w:val="false"/>
+                <w:u w:val="none"/>
+                <w:sz w:val="22"/>
+                <w:szCs w:val="22"/>
+                <w:color w:val="000000"/>
+              </w:rPr>
+              <w:t xml:space="preserve">0.140</w:t>
             </w:r>
           </w:p>
         </w:tc>
@@ -14627,7 +14627,7 @@
                 <w:szCs w:val="22"/>
                 <w:color w:val="000000"/>
               </w:rPr>
-              <w:t xml:space="preserve">0.38</w:t>
+              <w:t xml:space="preserve">0.37</w:t>
             </w:r>
           </w:p>
         </w:tc>
@@ -15163,7 +15163,7 @@
                 <w:szCs w:val="22"/>
                 <w:color w:val="000000"/>
               </w:rPr>
-              <w:t xml:space="preserve">0.88, 1.06</w:t>
+              <w:t xml:space="preserve">0.88, 1.07</w:t>
             </w:r>
           </w:p>
         </w:tc>
@@ -15593,596 +15593,113 @@
                 <w:szCs w:val="22"/>
                 <w:color w:val="000000"/>
               </w:rPr>
-              <w:t xml:space="preserve">0.56</w:t>
-            </w:r>
-          </w:p>
-        </w:tc>
-        <w:tc>
-          <w:tcPr>
-            <w:tcBorders>
-              <w:bottom w:val="none" w:sz="0" w:space="0" w:color="000000"/>
-              <w:top w:val="none" w:sz="0" w:space="0" w:color="000000"/>
-              <w:left w:val="none" w:sz="0" w:space="0" w:color="000000"/>
-              <w:right w:val="none" w:sz="0" w:space="0" w:color="000000"/>
-            </w:tcBorders>
-            <w:shd w:val="clear" w:color="auto" w:fill="FFFFFF"/>
-            <w:tcMar>
-              <w:top w:w="0" w:type="dxa"/>
-              <w:bottom w:w="0" w:type="dxa"/>
-              <w:left w:w="0" w:type="dxa"/>
-              <w:right w:w="0" w:type="dxa"/>
-            </w:tcMar>
-            <w:vAlign w:val="top"/>
-          </w:tcPr>
-          <w:p>
-            <w:pPr>
-              <w:pStyle w:val="Normal"/>
-              <w:jc w:val="center"/>
-              <w:pBdr>
-                <w:bottom w:val="none" w:sz="0" w:space="0" w:color="000000"/>
-                <w:top w:val="none" w:sz="0" w:space="0" w:color="000000"/>
-                <w:left w:val="none" w:sz="0" w:space="0" w:color="000000"/>
-                <w:right w:val="none" w:sz="0" w:space="0" w:color="000000"/>
-              </w:pBdr>
-              <w:spacing w:after="100" w:before="100" w:line="240"/>
-              <w:ind w:left="100" w:right="100" w:firstLine="0" w:firstLineChars="0"/>
-              <w:rPr>
-                <w:rFonts w:ascii="Helvetica" w:hAnsi="Helvetica" w:eastAsia="Helvetica" w:cs="Helvetica"/>
-                <w:i w:val="false"/>
-                <w:b w:val="false"/>
-                <w:u w:val="none"/>
-                <w:sz w:val="22"/>
-                <w:szCs w:val="22"/>
-                <w:color w:val="000000"/>
-              </w:rPr>
-            </w:pPr>
-            <w:r>
-              <w:rPr>
-                <w:rFonts w:ascii="Helvetica" w:hAnsi="Helvetica" w:eastAsia="Helvetica" w:cs="Helvetica"/>
-                <w:i w:val="false"/>
-                <w:b w:val="false"/>
-                <w:u w:val="none"/>
-                <w:sz w:val="22"/>
-                <w:szCs w:val="22"/>
-                <w:color w:val="000000"/>
-              </w:rPr>
-              <w:t xml:space="preserve">0.21, 1.49</w:t>
-            </w:r>
-          </w:p>
-        </w:tc>
-        <w:tc>
-          <w:tcPr>
-            <w:tcBorders>
-              <w:bottom w:val="none" w:sz="0" w:space="0" w:color="000000"/>
-              <w:top w:val="none" w:sz="0" w:space="0" w:color="000000"/>
-              <w:left w:val="none" w:sz="0" w:space="0" w:color="000000"/>
-              <w:right w:val="none" w:sz="0" w:space="0" w:color="000000"/>
-            </w:tcBorders>
-            <w:shd w:val="clear" w:color="auto" w:fill="FFFFFF"/>
-            <w:tcMar>
-              <w:top w:w="0" w:type="dxa"/>
-              <w:bottom w:w="0" w:type="dxa"/>
-              <w:left w:w="0" w:type="dxa"/>
-              <w:right w:w="0" w:type="dxa"/>
-            </w:tcMar>
-            <w:vAlign w:val="top"/>
-          </w:tcPr>
-          <w:p>
-            <w:pPr>
-              <w:pStyle w:val="Normal"/>
-              <w:jc w:val="center"/>
-              <w:pBdr>
-                <w:bottom w:val="none" w:sz="0" w:space="0" w:color="000000"/>
-                <w:top w:val="none" w:sz="0" w:space="0" w:color="000000"/>
-                <w:left w:val="none" w:sz="0" w:space="0" w:color="000000"/>
-                <w:right w:val="none" w:sz="0" w:space="0" w:color="000000"/>
-              </w:pBdr>
-              <w:spacing w:after="100" w:before="100" w:line="240"/>
-              <w:ind w:left="100" w:right="100" w:firstLine="0" w:firstLineChars="0"/>
-              <w:rPr>
-                <w:rFonts w:ascii="Helvetica" w:hAnsi="Helvetica" w:eastAsia="Helvetica" w:cs="Helvetica"/>
-                <w:i w:val="false"/>
-                <w:b w:val="false"/>
-                <w:u w:val="none"/>
-                <w:sz w:val="22"/>
-                <w:szCs w:val="22"/>
-                <w:color w:val="000000"/>
-              </w:rPr>
-            </w:pPr>
-            <w:r>
-              <w:rPr>
-                <w:rFonts w:ascii="Helvetica" w:hAnsi="Helvetica" w:eastAsia="Helvetica" w:cs="Helvetica"/>
-                <w:i w:val="false"/>
-                <w:b w:val="false"/>
-                <w:u w:val="none"/>
-                <w:sz w:val="22"/>
-                <w:szCs w:val="22"/>
-                <w:color w:val="000000"/>
-              </w:rPr>
-              <w:t xml:space="preserve">0.250</w:t>
-            </w:r>
-          </w:p>
-        </w:tc>
-      </w:tr>
-      <w:tr>
-        <w:trPr>
-          <w:trHeight w:val="598" w:hRule="auto"/>
-        </w:trPr>
-        body32
-        <w:tc>
-          <w:tcPr>
-            <w:tcBorders>
-              <w:bottom w:val="none" w:sz="0" w:space="0" w:color="000000"/>
-              <w:top w:val="none" w:sz="0" w:space="0" w:color="000000"/>
-              <w:left w:val="none" w:sz="0" w:space="0" w:color="000000"/>
-              <w:right w:val="none" w:sz="0" w:space="0" w:color="000000"/>
-            </w:tcBorders>
-            <w:shd w:val="clear" w:color="auto" w:fill="FFFFFF"/>
-            <w:tcMar>
-              <w:top w:w="0" w:type="dxa"/>
-              <w:bottom w:w="0" w:type="dxa"/>
-              <w:left w:w="0" w:type="dxa"/>
-              <w:right w:w="0" w:type="dxa"/>
-            </w:tcMar>
-            <w:vAlign w:val="top"/>
-          </w:tcPr>
-          <w:p>
-            <w:pPr>
-              <w:pStyle w:val="Normal"/>
-              <w:jc w:val="left"/>
-              <w:pBdr>
-                <w:bottom w:val="none" w:sz="0" w:space="0" w:color="000000"/>
-                <w:top w:val="none" w:sz="0" w:space="0" w:color="000000"/>
-                <w:left w:val="none" w:sz="0" w:space="0" w:color="000000"/>
-                <w:right w:val="none" w:sz="0" w:space="0" w:color="000000"/>
-              </w:pBdr>
-              <w:spacing w:after="100" w:before="100" w:line="240"/>
-              <w:ind w:left="100" w:right="100" w:firstLine="0" w:firstLineChars="0"/>
-              <w:rPr>
-                <w:rFonts w:ascii="Helvetica" w:hAnsi="Helvetica" w:eastAsia="Helvetica" w:cs="Helvetica"/>
-                <w:i w:val="false"/>
-                <w:b w:val="false"/>
-                <w:u w:val="none"/>
-                <w:sz w:val="22"/>
-                <w:szCs w:val="22"/>
-                <w:color w:val="000000"/>
-              </w:rPr>
-            </w:pPr>
-            <w:r>
-              <w:rPr>
-                <w:rFonts w:ascii="Helvetica" w:hAnsi="Helvetica" w:eastAsia="Helvetica" w:cs="Helvetica"/>
-                <w:i w:val="false"/>
-                <w:b w:val="false"/>
-                <w:u w:val="none"/>
-                <w:sz w:val="22"/>
-                <w:szCs w:val="22"/>
-                <w:color w:val="000000"/>
-              </w:rPr>
-              <w:t xml:space="preserve">steroids</w:t>
-            </w:r>
-          </w:p>
-        </w:tc>
-        <w:tc>
-          <w:tcPr>
-            <w:tcBorders>
-              <w:bottom w:val="none" w:sz="0" w:space="0" w:color="000000"/>
-              <w:top w:val="none" w:sz="0" w:space="0" w:color="000000"/>
-              <w:left w:val="none" w:sz="0" w:space="0" w:color="000000"/>
-              <w:right w:val="none" w:sz="0" w:space="0" w:color="000000"/>
-            </w:tcBorders>
-            <w:shd w:val="clear" w:color="auto" w:fill="FFFFFF"/>
-            <w:tcMar>
-              <w:top w:w="0" w:type="dxa"/>
-              <w:bottom w:w="0" w:type="dxa"/>
-              <w:left w:w="0" w:type="dxa"/>
-              <w:right w:w="0" w:type="dxa"/>
-            </w:tcMar>
-            <w:vAlign w:val="top"/>
-          </w:tcPr>
-          <w:p>
-            <w:pPr>
-              <w:pStyle w:val="Normal"/>
-              <w:jc w:val="center"/>
-              <w:pBdr>
-                <w:bottom w:val="none" w:sz="0" w:space="0" w:color="000000"/>
-                <w:top w:val="none" w:sz="0" w:space="0" w:color="000000"/>
-                <w:left w:val="none" w:sz="0" w:space="0" w:color="000000"/>
-                <w:right w:val="none" w:sz="0" w:space="0" w:color="000000"/>
-              </w:pBdr>
-              <w:spacing w:after="100" w:before="100" w:line="240"/>
-              <w:ind w:left="100" w:right="100" w:firstLine="0" w:firstLineChars="0"/>
-              <w:rPr>
-                <w:rFonts w:ascii="Helvetica" w:hAnsi="Helvetica" w:eastAsia="Helvetica" w:cs="Helvetica"/>
-                <w:i w:val="false"/>
-                <w:b w:val="false"/>
-                <w:u w:val="none"/>
-                <w:sz w:val="22"/>
-                <w:szCs w:val="22"/>
-                <w:color w:val="000000"/>
-              </w:rPr>
-            </w:pPr>
-            <w:r>
-              <w:rPr>
-                <w:rFonts w:ascii="Helvetica" w:hAnsi="Helvetica" w:eastAsia="Helvetica" w:cs="Helvetica"/>
-                <w:i w:val="false"/>
-                <w:b w:val="false"/>
-                <w:u w:val="none"/>
-                <w:sz w:val="22"/>
-                <w:szCs w:val="22"/>
-                <w:color w:val="000000"/>
-              </w:rPr>
-              <w:t xml:space="preserve">264</w:t>
-            </w:r>
-          </w:p>
-        </w:tc>
-        <w:tc>
-          <w:tcPr>
-            <w:tcBorders>
-              <w:bottom w:val="none" w:sz="0" w:space="0" w:color="000000"/>
-              <w:top w:val="none" w:sz="0" w:space="0" w:color="000000"/>
-              <w:left w:val="none" w:sz="0" w:space="0" w:color="000000"/>
-              <w:right w:val="none" w:sz="0" w:space="0" w:color="000000"/>
-            </w:tcBorders>
-            <w:shd w:val="clear" w:color="auto" w:fill="FFFFFF"/>
-            <w:tcMar>
-              <w:top w:w="0" w:type="dxa"/>
-              <w:bottom w:w="0" w:type="dxa"/>
-              <w:left w:w="0" w:type="dxa"/>
-              <w:right w:w="0" w:type="dxa"/>
-            </w:tcMar>
-            <w:vAlign w:val="top"/>
-          </w:tcPr>
-          <w:p>
-            <w:pPr>
-              <w:pStyle w:val="Normal"/>
-              <w:jc w:val="center"/>
-              <w:pBdr>
-                <w:bottom w:val="none" w:sz="0" w:space="0" w:color="000000"/>
-                <w:top w:val="none" w:sz="0" w:space="0" w:color="000000"/>
-                <w:left w:val="none" w:sz="0" w:space="0" w:color="000000"/>
-                <w:right w:val="none" w:sz="0" w:space="0" w:color="000000"/>
-              </w:pBdr>
-              <w:spacing w:after="100" w:before="100" w:line="240"/>
-              <w:ind w:left="100" w:right="100" w:firstLine="0" w:firstLineChars="0"/>
-              <w:rPr>
-                <w:rFonts w:ascii="Helvetica" w:hAnsi="Helvetica" w:eastAsia="Helvetica" w:cs="Helvetica"/>
-                <w:i w:val="false"/>
-                <w:b w:val="false"/>
-                <w:u w:val="none"/>
-                <w:sz w:val="22"/>
-                <w:szCs w:val="22"/>
-                <w:color w:val="000000"/>
-              </w:rPr>
-            </w:pPr>
-            <w:r>
-              <w:rPr>
-                <w:rFonts w:ascii="Helvetica" w:hAnsi="Helvetica" w:eastAsia="Helvetica" w:cs="Helvetica"/>
-                <w:i w:val="false"/>
-                <w:b w:val="false"/>
-                <w:u w:val="none"/>
-                <w:sz w:val="22"/>
-                <w:szCs w:val="22"/>
-                <w:color w:val="000000"/>
-              </w:rPr>
-              <w:t xml:space="preserve">22,640</w:t>
-            </w:r>
-          </w:p>
-        </w:tc>
-        <w:tc>
-          <w:tcPr>
-            <w:tcBorders>
-              <w:bottom w:val="none" w:sz="0" w:space="0" w:color="000000"/>
-              <w:top w:val="none" w:sz="0" w:space="0" w:color="000000"/>
-              <w:left w:val="none" w:sz="0" w:space="0" w:color="000000"/>
-              <w:right w:val="none" w:sz="0" w:space="0" w:color="000000"/>
-            </w:tcBorders>
-            <w:shd w:val="clear" w:color="auto" w:fill="FFFFFF"/>
-            <w:tcMar>
-              <w:top w:w="0" w:type="dxa"/>
-              <w:bottom w:w="0" w:type="dxa"/>
-              <w:left w:w="0" w:type="dxa"/>
-              <w:right w:w="0" w:type="dxa"/>
-            </w:tcMar>
-            <w:vAlign w:val="top"/>
-          </w:tcPr>
-          <w:p>
-            <w:pPr>
-              <w:pStyle w:val="Normal"/>
-              <w:jc w:val="center"/>
-              <w:pBdr>
-                <w:bottom w:val="none" w:sz="0" w:space="0" w:color="000000"/>
-                <w:top w:val="none" w:sz="0" w:space="0" w:color="000000"/>
-                <w:left w:val="none" w:sz="0" w:space="0" w:color="000000"/>
-                <w:right w:val="none" w:sz="0" w:space="0" w:color="000000"/>
-              </w:pBdr>
-              <w:spacing w:after="100" w:before="100" w:line="240"/>
-              <w:ind w:left="100" w:right="100" w:firstLine="0" w:firstLineChars="0"/>
-              <w:rPr>
-                <w:rFonts w:ascii="Helvetica" w:hAnsi="Helvetica" w:eastAsia="Helvetica" w:cs="Helvetica"/>
-                <w:i w:val="false"/>
-                <w:b w:val="false"/>
-                <w:u w:val="none"/>
-                <w:sz w:val="22"/>
-                <w:szCs w:val="22"/>
-                <w:color w:val="000000"/>
-              </w:rPr>
-            </w:pPr>
-            <w:r>
-              <w:rPr>
-                <w:rFonts w:ascii="Helvetica" w:hAnsi="Helvetica" w:eastAsia="Helvetica" w:cs="Helvetica"/>
-                <w:i w:val="false"/>
-                <w:b w:val="false"/>
-                <w:u w:val="none"/>
-                <w:sz w:val="22"/>
-                <w:szCs w:val="22"/>
-                <w:color w:val="000000"/>
-              </w:rPr>
-              <w:t xml:space="preserve">7,755, 66,098</w:t>
-            </w:r>
-          </w:p>
-        </w:tc>
-        <w:tc>
-          <w:tcPr>
-            <w:tcBorders>
-              <w:bottom w:val="none" w:sz="0" w:space="0" w:color="000000"/>
-              <w:top w:val="none" w:sz="0" w:space="0" w:color="000000"/>
-              <w:left w:val="none" w:sz="0" w:space="0" w:color="000000"/>
-              <w:right w:val="none" w:sz="0" w:space="0" w:color="000000"/>
-            </w:tcBorders>
-            <w:shd w:val="clear" w:color="auto" w:fill="FFFFFF"/>
-            <w:tcMar>
-              <w:top w:w="0" w:type="dxa"/>
-              <w:bottom w:w="0" w:type="dxa"/>
-              <w:left w:w="0" w:type="dxa"/>
-              <w:right w:w="0" w:type="dxa"/>
-            </w:tcMar>
-            <w:vAlign w:val="top"/>
-          </w:tcPr>
-          <w:p>
-            <w:pPr>
-              <w:pStyle w:val="Normal"/>
-              <w:jc w:val="center"/>
-              <w:pBdr>
-                <w:bottom w:val="none" w:sz="0" w:space="0" w:color="000000"/>
-                <w:top w:val="none" w:sz="0" w:space="0" w:color="000000"/>
-                <w:left w:val="none" w:sz="0" w:space="0" w:color="000000"/>
-                <w:right w:val="none" w:sz="0" w:space="0" w:color="000000"/>
-              </w:pBdr>
-              <w:spacing w:after="100" w:before="100" w:line="240"/>
-              <w:ind w:left="100" w:right="100" w:firstLine="0" w:firstLineChars="0"/>
-              <w:rPr>
-                <w:rFonts w:ascii="Helvetica" w:hAnsi="Helvetica" w:eastAsia="Helvetica" w:cs="Helvetica"/>
-                <w:i w:val="false"/>
-                <w:b w:val="false"/>
-                <w:u w:val="none"/>
-                <w:sz w:val="22"/>
-                <w:szCs w:val="22"/>
-                <w:color w:val="000000"/>
-              </w:rPr>
-            </w:pPr>
-            <w:r>
-              <w:rPr>
-                <w:rFonts w:ascii="Helvetica" w:hAnsi="Helvetica" w:eastAsia="Helvetica" w:cs="Helvetica"/>
-                <w:i w:val="false"/>
-                <w:b w:val="false"/>
-                <w:u w:val="none"/>
-                <w:sz w:val="22"/>
-                <w:szCs w:val="22"/>
-                <w:color w:val="000000"/>
-              </w:rPr>
-              <w:t xml:space="preserve">&lt;0.001</w:t>
-            </w:r>
-          </w:p>
-        </w:tc>
-        <w:tc>
-          <w:tcPr>
-            <w:tcBorders>
-              <w:bottom w:val="none" w:sz="0" w:space="0" w:color="000000"/>
-              <w:top w:val="none" w:sz="0" w:space="0" w:color="000000"/>
-              <w:left w:val="none" w:sz="0" w:space="0" w:color="000000"/>
-              <w:right w:val="none" w:sz="0" w:space="0" w:color="000000"/>
-            </w:tcBorders>
-            <w:shd w:val="clear" w:color="auto" w:fill="FFFFFF"/>
-            <w:tcMar>
-              <w:top w:w="0" w:type="dxa"/>
-              <w:bottom w:w="0" w:type="dxa"/>
-              <w:left w:w="0" w:type="dxa"/>
-              <w:right w:w="0" w:type="dxa"/>
-            </w:tcMar>
-            <w:vAlign w:val="top"/>
-          </w:tcPr>
-          <w:p>
-            <w:pPr>
-              <w:pStyle w:val="Normal"/>
-              <w:jc w:val="center"/>
-              <w:pBdr>
-                <w:bottom w:val="none" w:sz="0" w:space="0" w:color="000000"/>
-                <w:top w:val="none" w:sz="0" w:space="0" w:color="000000"/>
-                <w:left w:val="none" w:sz="0" w:space="0" w:color="000000"/>
-                <w:right w:val="none" w:sz="0" w:space="0" w:color="000000"/>
-              </w:pBdr>
-              <w:spacing w:after="100" w:before="100" w:line="240"/>
-              <w:ind w:left="100" w:right="100" w:firstLine="0" w:firstLineChars="0"/>
-              <w:rPr>
-                <w:rFonts w:ascii="Helvetica" w:hAnsi="Helvetica" w:eastAsia="Helvetica" w:cs="Helvetica"/>
-                <w:i w:val="false"/>
-                <w:b w:val="false"/>
-                <w:u w:val="none"/>
-                <w:sz w:val="22"/>
-                <w:szCs w:val="22"/>
-                <w:color w:val="000000"/>
-              </w:rPr>
-            </w:pPr>
-            <w:r>
-              <w:rPr>
-                <w:rFonts w:ascii="Helvetica" w:hAnsi="Helvetica" w:eastAsia="Helvetica" w:cs="Helvetica"/>
-                <w:i w:val="false"/>
-                <w:b w:val="false"/>
-                <w:u w:val="none"/>
-                <w:sz w:val="22"/>
-                <w:szCs w:val="22"/>
-                <w:color w:val="000000"/>
-              </w:rPr>
-              <w:t xml:space="preserve">264</w:t>
-            </w:r>
-          </w:p>
-        </w:tc>
-        <w:tc>
-          <w:tcPr>
-            <w:tcBorders>
-              <w:bottom w:val="none" w:sz="0" w:space="0" w:color="000000"/>
-              <w:top w:val="none" w:sz="0" w:space="0" w:color="000000"/>
-              <w:left w:val="none" w:sz="0" w:space="0" w:color="000000"/>
-              <w:right w:val="none" w:sz="0" w:space="0" w:color="000000"/>
-            </w:tcBorders>
-            <w:shd w:val="clear" w:color="auto" w:fill="FFFFFF"/>
-            <w:tcMar>
-              <w:top w:w="0" w:type="dxa"/>
-              <w:bottom w:w="0" w:type="dxa"/>
-              <w:left w:w="0" w:type="dxa"/>
-              <w:right w:w="0" w:type="dxa"/>
-            </w:tcMar>
-            <w:vAlign w:val="top"/>
-          </w:tcPr>
-          <w:p>
-            <w:pPr>
-              <w:pStyle w:val="Normal"/>
-              <w:jc w:val="center"/>
-              <w:pBdr>
-                <w:bottom w:val="none" w:sz="0" w:space="0" w:color="000000"/>
-                <w:top w:val="none" w:sz="0" w:space="0" w:color="000000"/>
-                <w:left w:val="none" w:sz="0" w:space="0" w:color="000000"/>
-                <w:right w:val="none" w:sz="0" w:space="0" w:color="000000"/>
-              </w:pBdr>
-              <w:spacing w:after="100" w:before="100" w:line="240"/>
-              <w:ind w:left="100" w:right="100" w:firstLine="0" w:firstLineChars="0"/>
-              <w:rPr>
-                <w:rFonts w:ascii="Helvetica" w:hAnsi="Helvetica" w:eastAsia="Helvetica" w:cs="Helvetica"/>
-                <w:i w:val="false"/>
-                <w:b w:val="false"/>
-                <w:u w:val="none"/>
-                <w:sz w:val="22"/>
-                <w:szCs w:val="22"/>
-                <w:color w:val="000000"/>
-              </w:rPr>
-            </w:pPr>
-            <w:r>
-              <w:rPr>
-                <w:rFonts w:ascii="Helvetica" w:hAnsi="Helvetica" w:eastAsia="Helvetica" w:cs="Helvetica"/>
-                <w:i w:val="false"/>
-                <w:b w:val="false"/>
-                <w:u w:val="none"/>
-                <w:sz w:val="22"/>
-                <w:szCs w:val="22"/>
-                <w:color w:val="000000"/>
-              </w:rPr>
-              <w:t xml:space="preserve">42,773</w:t>
-            </w:r>
-          </w:p>
-        </w:tc>
-        <w:tc>
-          <w:tcPr>
-            <w:tcBorders>
-              <w:bottom w:val="none" w:sz="0" w:space="0" w:color="000000"/>
-              <w:top w:val="none" w:sz="0" w:space="0" w:color="000000"/>
-              <w:left w:val="none" w:sz="0" w:space="0" w:color="000000"/>
-              <w:right w:val="none" w:sz="0" w:space="0" w:color="000000"/>
-            </w:tcBorders>
-            <w:shd w:val="clear" w:color="auto" w:fill="FFFFFF"/>
-            <w:tcMar>
-              <w:top w:w="0" w:type="dxa"/>
-              <w:bottom w:w="0" w:type="dxa"/>
-              <w:left w:w="0" w:type="dxa"/>
-              <w:right w:w="0" w:type="dxa"/>
-            </w:tcMar>
-            <w:vAlign w:val="top"/>
-          </w:tcPr>
-          <w:p>
-            <w:pPr>
-              <w:pStyle w:val="Normal"/>
-              <w:jc w:val="center"/>
-              <w:pBdr>
-                <w:bottom w:val="none" w:sz="0" w:space="0" w:color="000000"/>
-                <w:top w:val="none" w:sz="0" w:space="0" w:color="000000"/>
-                <w:left w:val="none" w:sz="0" w:space="0" w:color="000000"/>
-                <w:right w:val="none" w:sz="0" w:space="0" w:color="000000"/>
-              </w:pBdr>
-              <w:spacing w:after="100" w:before="100" w:line="240"/>
-              <w:ind w:left="100" w:right="100" w:firstLine="0" w:firstLineChars="0"/>
-              <w:rPr>
-                <w:rFonts w:ascii="Helvetica" w:hAnsi="Helvetica" w:eastAsia="Helvetica" w:cs="Helvetica"/>
-                <w:i w:val="false"/>
-                <w:b w:val="false"/>
-                <w:u w:val="none"/>
-                <w:sz w:val="22"/>
-                <w:szCs w:val="22"/>
-                <w:color w:val="000000"/>
-              </w:rPr>
-            </w:pPr>
-            <w:r>
-              <w:rPr>
-                <w:rFonts w:ascii="Helvetica" w:hAnsi="Helvetica" w:eastAsia="Helvetica" w:cs="Helvetica"/>
-                <w:i w:val="false"/>
-                <w:b w:val="false"/>
-                <w:u w:val="none"/>
-                <w:sz w:val="22"/>
-                <w:szCs w:val="22"/>
-                <w:color w:val="000000"/>
-              </w:rPr>
-              <w:t xml:space="preserve">5,534, 330,601</w:t>
-            </w:r>
-          </w:p>
-        </w:tc>
-        <w:tc>
-          <w:tcPr>
-            <w:tcBorders>
-              <w:bottom w:val="none" w:sz="0" w:space="0" w:color="000000"/>
-              <w:top w:val="none" w:sz="0" w:space="0" w:color="000000"/>
-              <w:left w:val="none" w:sz="0" w:space="0" w:color="000000"/>
-              <w:right w:val="none" w:sz="0" w:space="0" w:color="000000"/>
-            </w:tcBorders>
-            <w:shd w:val="clear" w:color="auto" w:fill="FFFFFF"/>
-            <w:tcMar>
-              <w:top w:w="0" w:type="dxa"/>
-              <w:bottom w:w="0" w:type="dxa"/>
-              <w:left w:w="0" w:type="dxa"/>
-              <w:right w:w="0" w:type="dxa"/>
-            </w:tcMar>
-            <w:vAlign w:val="top"/>
-          </w:tcPr>
-          <w:p>
-            <w:pPr>
-              <w:pStyle w:val="Normal"/>
-              <w:jc w:val="center"/>
-              <w:pBdr>
-                <w:bottom w:val="none" w:sz="0" w:space="0" w:color="000000"/>
-                <w:top w:val="none" w:sz="0" w:space="0" w:color="000000"/>
-                <w:left w:val="none" w:sz="0" w:space="0" w:color="000000"/>
-                <w:right w:val="none" w:sz="0" w:space="0" w:color="000000"/>
-              </w:pBdr>
-              <w:spacing w:after="100" w:before="100" w:line="240"/>
-              <w:ind w:left="100" w:right="100" w:firstLine="0" w:firstLineChars="0"/>
-              <w:rPr>
-                <w:rFonts w:ascii="Helvetica" w:hAnsi="Helvetica" w:eastAsia="Helvetica" w:cs="Helvetica"/>
-                <w:i w:val="false"/>
-                <w:b w:val="false"/>
-                <w:u w:val="none"/>
-                <w:sz w:val="22"/>
-                <w:szCs w:val="22"/>
-                <w:color w:val="000000"/>
-              </w:rPr>
-            </w:pPr>
-            <w:r>
-              <w:rPr>
-                <w:rFonts w:ascii="Helvetica" w:hAnsi="Helvetica" w:eastAsia="Helvetica" w:cs="Helvetica"/>
-                <w:i w:val="false"/>
-                <w:b w:val="false"/>
-                <w:u w:val="none"/>
-                <w:sz w:val="22"/>
-                <w:szCs w:val="22"/>
-                <w:color w:val="000000"/>
-              </w:rPr>
-              <w:t xml:space="preserve">&lt;0.001</w:t>
+              <w:t xml:space="preserve">0.58</w:t>
+            </w:r>
+          </w:p>
+        </w:tc>
+        <w:tc>
+          <w:tcPr>
+            <w:tcBorders>
+              <w:bottom w:val="none" w:sz="0" w:space="0" w:color="000000"/>
+              <w:top w:val="none" w:sz="0" w:space="0" w:color="000000"/>
+              <w:left w:val="none" w:sz="0" w:space="0" w:color="000000"/>
+              <w:right w:val="none" w:sz="0" w:space="0" w:color="000000"/>
+            </w:tcBorders>
+            <w:shd w:val="clear" w:color="auto" w:fill="FFFFFF"/>
+            <w:tcMar>
+              <w:top w:w="0" w:type="dxa"/>
+              <w:bottom w:w="0" w:type="dxa"/>
+              <w:left w:w="0" w:type="dxa"/>
+              <w:right w:w="0" w:type="dxa"/>
+            </w:tcMar>
+            <w:vAlign w:val="top"/>
+          </w:tcPr>
+          <w:p>
+            <w:pPr>
+              <w:pStyle w:val="Normal"/>
+              <w:jc w:val="center"/>
+              <w:pBdr>
+                <w:bottom w:val="none" w:sz="0" w:space="0" w:color="000000"/>
+                <w:top w:val="none" w:sz="0" w:space="0" w:color="000000"/>
+                <w:left w:val="none" w:sz="0" w:space="0" w:color="000000"/>
+                <w:right w:val="none" w:sz="0" w:space="0" w:color="000000"/>
+              </w:pBdr>
+              <w:spacing w:after="100" w:before="100" w:line="240"/>
+              <w:ind w:left="100" w:right="100" w:firstLine="0" w:firstLineChars="0"/>
+              <w:rPr>
+                <w:rFonts w:ascii="Helvetica" w:hAnsi="Helvetica" w:eastAsia="Helvetica" w:cs="Helvetica"/>
+                <w:i w:val="false"/>
+                <w:b w:val="false"/>
+                <w:u w:val="none"/>
+                <w:sz w:val="22"/>
+                <w:szCs w:val="22"/>
+                <w:color w:val="000000"/>
+              </w:rPr>
+            </w:pPr>
+            <w:r>
+              <w:rPr>
+                <w:rFonts w:ascii="Helvetica" w:hAnsi="Helvetica" w:eastAsia="Helvetica" w:cs="Helvetica"/>
+                <w:i w:val="false"/>
+                <w:b w:val="false"/>
+                <w:u w:val="none"/>
+                <w:sz w:val="22"/>
+                <w:szCs w:val="22"/>
+                <w:color w:val="000000"/>
+              </w:rPr>
+              <w:t xml:space="preserve">0.22, 1.53</w:t>
+            </w:r>
+          </w:p>
+        </w:tc>
+        <w:tc>
+          <w:tcPr>
+            <w:tcBorders>
+              <w:bottom w:val="none" w:sz="0" w:space="0" w:color="000000"/>
+              <w:top w:val="none" w:sz="0" w:space="0" w:color="000000"/>
+              <w:left w:val="none" w:sz="0" w:space="0" w:color="000000"/>
+              <w:right w:val="none" w:sz="0" w:space="0" w:color="000000"/>
+            </w:tcBorders>
+            <w:shd w:val="clear" w:color="auto" w:fill="FFFFFF"/>
+            <w:tcMar>
+              <w:top w:w="0" w:type="dxa"/>
+              <w:bottom w:w="0" w:type="dxa"/>
+              <w:left w:w="0" w:type="dxa"/>
+              <w:right w:w="0" w:type="dxa"/>
+            </w:tcMar>
+            <w:vAlign w:val="top"/>
+          </w:tcPr>
+          <w:p>
+            <w:pPr>
+              <w:pStyle w:val="Normal"/>
+              <w:jc w:val="center"/>
+              <w:pBdr>
+                <w:bottom w:val="none" w:sz="0" w:space="0" w:color="000000"/>
+                <w:top w:val="none" w:sz="0" w:space="0" w:color="000000"/>
+                <w:left w:val="none" w:sz="0" w:space="0" w:color="000000"/>
+                <w:right w:val="none" w:sz="0" w:space="0" w:color="000000"/>
+              </w:pBdr>
+              <w:spacing w:after="100" w:before="100" w:line="240"/>
+              <w:ind w:left="100" w:right="100" w:firstLine="0" w:firstLineChars="0"/>
+              <w:rPr>
+                <w:rFonts w:ascii="Helvetica" w:hAnsi="Helvetica" w:eastAsia="Helvetica" w:cs="Helvetica"/>
+                <w:i w:val="false"/>
+                <w:b w:val="false"/>
+                <w:u w:val="none"/>
+                <w:sz w:val="22"/>
+                <w:szCs w:val="22"/>
+                <w:color w:val="000000"/>
+              </w:rPr>
+            </w:pPr>
+            <w:r>
+              <w:rPr>
+                <w:rFonts w:ascii="Helvetica" w:hAnsi="Helvetica" w:eastAsia="Helvetica" w:cs="Helvetica"/>
+                <w:i w:val="false"/>
+                <w:b w:val="false"/>
+                <w:u w:val="none"/>
+                <w:sz w:val="22"/>
+                <w:szCs w:val="22"/>
+                <w:color w:val="000000"/>
+              </w:rPr>
+              <w:t xml:space="preserve">0.270</w:t>
             </w:r>
           </w:p>
         </w:tc>
@@ -16191,7 +15708,7 @@
         <w:trPr>
           <w:trHeight w:val="616" w:hRule="auto"/>
         </w:trPr>
-        body33
+        body32
         <w:tc>
           <w:tcPr>
             <w:tcBorders>
@@ -16559,113 +16076,113 @@
                 <w:szCs w:val="22"/>
                 <w:color w:val="000000"/>
               </w:rPr>
-              <w:t xml:space="preserve">1.09</w:t>
-            </w:r>
-          </w:p>
-        </w:tc>
-        <w:tc>
-          <w:tcPr>
-            <w:tcBorders>
-              <w:bottom w:val="none" w:sz="0" w:space="0" w:color="000000"/>
-              <w:top w:val="none" w:sz="0" w:space="0" w:color="000000"/>
-              <w:left w:val="none" w:sz="0" w:space="0" w:color="000000"/>
-              <w:right w:val="none" w:sz="0" w:space="0" w:color="000000"/>
-            </w:tcBorders>
-            <w:shd w:val="clear" w:color="auto" w:fill="FFFFFF"/>
-            <w:tcMar>
-              <w:top w:w="0" w:type="dxa"/>
-              <w:bottom w:w="0" w:type="dxa"/>
-              <w:left w:w="0" w:type="dxa"/>
-              <w:right w:w="0" w:type="dxa"/>
-            </w:tcMar>
-            <w:vAlign w:val="top"/>
-          </w:tcPr>
-          <w:p>
-            <w:pPr>
-              <w:pStyle w:val="Normal"/>
-              <w:jc w:val="center"/>
-              <w:pBdr>
-                <w:bottom w:val="none" w:sz="0" w:space="0" w:color="000000"/>
-                <w:top w:val="none" w:sz="0" w:space="0" w:color="000000"/>
-                <w:left w:val="none" w:sz="0" w:space="0" w:color="000000"/>
-                <w:right w:val="none" w:sz="0" w:space="0" w:color="000000"/>
-              </w:pBdr>
-              <w:spacing w:after="100" w:before="100" w:line="240"/>
-              <w:ind w:left="100" w:right="100" w:firstLine="0" w:firstLineChars="0"/>
-              <w:rPr>
-                <w:rFonts w:ascii="Helvetica" w:hAnsi="Helvetica" w:eastAsia="Helvetica" w:cs="Helvetica"/>
-                <w:i w:val="false"/>
-                <w:b w:val="false"/>
-                <w:u w:val="none"/>
-                <w:sz w:val="22"/>
-                <w:szCs w:val="22"/>
-                <w:color w:val="000000"/>
-              </w:rPr>
-            </w:pPr>
-            <w:r>
-              <w:rPr>
-                <w:rFonts w:ascii="Helvetica" w:hAnsi="Helvetica" w:eastAsia="Helvetica" w:cs="Helvetica"/>
-                <w:i w:val="false"/>
-                <w:b w:val="false"/>
-                <w:u w:val="none"/>
-                <w:sz w:val="22"/>
-                <w:szCs w:val="22"/>
-                <w:color w:val="000000"/>
-              </w:rPr>
-              <w:t xml:space="preserve">0.43, 2.76</w:t>
-            </w:r>
-          </w:p>
-        </w:tc>
-        <w:tc>
-          <w:tcPr>
-            <w:tcBorders>
-              <w:bottom w:val="none" w:sz="0" w:space="0" w:color="000000"/>
-              <w:top w:val="none" w:sz="0" w:space="0" w:color="000000"/>
-              <w:left w:val="none" w:sz="0" w:space="0" w:color="000000"/>
-              <w:right w:val="none" w:sz="0" w:space="0" w:color="000000"/>
-            </w:tcBorders>
-            <w:shd w:val="clear" w:color="auto" w:fill="FFFFFF"/>
-            <w:tcMar>
-              <w:top w:w="0" w:type="dxa"/>
-              <w:bottom w:w="0" w:type="dxa"/>
-              <w:left w:w="0" w:type="dxa"/>
-              <w:right w:w="0" w:type="dxa"/>
-            </w:tcMar>
-            <w:vAlign w:val="top"/>
-          </w:tcPr>
-          <w:p>
-            <w:pPr>
-              <w:pStyle w:val="Normal"/>
-              <w:jc w:val="center"/>
-              <w:pBdr>
-                <w:bottom w:val="none" w:sz="0" w:space="0" w:color="000000"/>
-                <w:top w:val="none" w:sz="0" w:space="0" w:color="000000"/>
-                <w:left w:val="none" w:sz="0" w:space="0" w:color="000000"/>
-                <w:right w:val="none" w:sz="0" w:space="0" w:color="000000"/>
-              </w:pBdr>
-              <w:spacing w:after="100" w:before="100" w:line="240"/>
-              <w:ind w:left="100" w:right="100" w:firstLine="0" w:firstLineChars="0"/>
-              <w:rPr>
-                <w:rFonts w:ascii="Helvetica" w:hAnsi="Helvetica" w:eastAsia="Helvetica" w:cs="Helvetica"/>
-                <w:i w:val="false"/>
-                <w:b w:val="false"/>
-                <w:u w:val="none"/>
-                <w:sz w:val="22"/>
-                <w:szCs w:val="22"/>
-                <w:color w:val="000000"/>
-              </w:rPr>
-            </w:pPr>
-            <w:r>
-              <w:rPr>
-                <w:rFonts w:ascii="Helvetica" w:hAnsi="Helvetica" w:eastAsia="Helvetica" w:cs="Helvetica"/>
-                <w:i w:val="false"/>
-                <w:b w:val="false"/>
-                <w:u w:val="none"/>
-                <w:sz w:val="22"/>
-                <w:szCs w:val="22"/>
-                <w:color w:val="000000"/>
-              </w:rPr>
-              <w:t xml:space="preserve">0.860</w:t>
+              <w:t xml:space="preserve">1.10</w:t>
+            </w:r>
+          </w:p>
+        </w:tc>
+        <w:tc>
+          <w:tcPr>
+            <w:tcBorders>
+              <w:bottom w:val="none" w:sz="0" w:space="0" w:color="000000"/>
+              <w:top w:val="none" w:sz="0" w:space="0" w:color="000000"/>
+              <w:left w:val="none" w:sz="0" w:space="0" w:color="000000"/>
+              <w:right w:val="none" w:sz="0" w:space="0" w:color="000000"/>
+            </w:tcBorders>
+            <w:shd w:val="clear" w:color="auto" w:fill="FFFFFF"/>
+            <w:tcMar>
+              <w:top w:w="0" w:type="dxa"/>
+              <w:bottom w:w="0" w:type="dxa"/>
+              <w:left w:w="0" w:type="dxa"/>
+              <w:right w:w="0" w:type="dxa"/>
+            </w:tcMar>
+            <w:vAlign w:val="top"/>
+          </w:tcPr>
+          <w:p>
+            <w:pPr>
+              <w:pStyle w:val="Normal"/>
+              <w:jc w:val="center"/>
+              <w:pBdr>
+                <w:bottom w:val="none" w:sz="0" w:space="0" w:color="000000"/>
+                <w:top w:val="none" w:sz="0" w:space="0" w:color="000000"/>
+                <w:left w:val="none" w:sz="0" w:space="0" w:color="000000"/>
+                <w:right w:val="none" w:sz="0" w:space="0" w:color="000000"/>
+              </w:pBdr>
+              <w:spacing w:after="100" w:before="100" w:line="240"/>
+              <w:ind w:left="100" w:right="100" w:firstLine="0" w:firstLineChars="0"/>
+              <w:rPr>
+                <w:rFonts w:ascii="Helvetica" w:hAnsi="Helvetica" w:eastAsia="Helvetica" w:cs="Helvetica"/>
+                <w:i w:val="false"/>
+                <w:b w:val="false"/>
+                <w:u w:val="none"/>
+                <w:sz w:val="22"/>
+                <w:szCs w:val="22"/>
+                <w:color w:val="000000"/>
+              </w:rPr>
+            </w:pPr>
+            <w:r>
+              <w:rPr>
+                <w:rFonts w:ascii="Helvetica" w:hAnsi="Helvetica" w:eastAsia="Helvetica" w:cs="Helvetica"/>
+                <w:i w:val="false"/>
+                <w:b w:val="false"/>
+                <w:u w:val="none"/>
+                <w:sz w:val="22"/>
+                <w:szCs w:val="22"/>
+                <w:color w:val="000000"/>
+              </w:rPr>
+              <w:t xml:space="preserve">0.43, 2.85</w:t>
+            </w:r>
+          </w:p>
+        </w:tc>
+        <w:tc>
+          <w:tcPr>
+            <w:tcBorders>
+              <w:bottom w:val="none" w:sz="0" w:space="0" w:color="000000"/>
+              <w:top w:val="none" w:sz="0" w:space="0" w:color="000000"/>
+              <w:left w:val="none" w:sz="0" w:space="0" w:color="000000"/>
+              <w:right w:val="none" w:sz="0" w:space="0" w:color="000000"/>
+            </w:tcBorders>
+            <w:shd w:val="clear" w:color="auto" w:fill="FFFFFF"/>
+            <w:tcMar>
+              <w:top w:w="0" w:type="dxa"/>
+              <w:bottom w:w="0" w:type="dxa"/>
+              <w:left w:w="0" w:type="dxa"/>
+              <w:right w:w="0" w:type="dxa"/>
+            </w:tcMar>
+            <w:vAlign w:val="top"/>
+          </w:tcPr>
+          <w:p>
+            <w:pPr>
+              <w:pStyle w:val="Normal"/>
+              <w:jc w:val="center"/>
+              <w:pBdr>
+                <w:bottom w:val="none" w:sz="0" w:space="0" w:color="000000"/>
+                <w:top w:val="none" w:sz="0" w:space="0" w:color="000000"/>
+                <w:left w:val="none" w:sz="0" w:space="0" w:color="000000"/>
+                <w:right w:val="none" w:sz="0" w:space="0" w:color="000000"/>
+              </w:pBdr>
+              <w:spacing w:after="100" w:before="100" w:line="240"/>
+              <w:ind w:left="100" w:right="100" w:firstLine="0" w:firstLineChars="0"/>
+              <w:rPr>
+                <w:rFonts w:ascii="Helvetica" w:hAnsi="Helvetica" w:eastAsia="Helvetica" w:cs="Helvetica"/>
+                <w:i w:val="false"/>
+                <w:b w:val="false"/>
+                <w:u w:val="none"/>
+                <w:sz w:val="22"/>
+                <w:szCs w:val="22"/>
+                <w:color w:val="000000"/>
+              </w:rPr>
+            </w:pPr>
+            <w:r>
+              <w:rPr>
+                <w:rFonts w:ascii="Helvetica" w:hAnsi="Helvetica" w:eastAsia="Helvetica" w:cs="Helvetica"/>
+                <w:i w:val="false"/>
+                <w:b w:val="false"/>
+                <w:u w:val="none"/>
+                <w:sz w:val="22"/>
+                <w:szCs w:val="22"/>
+                <w:color w:val="000000"/>
+              </w:rPr>
+              <w:t xml:space="preserve">0.840</w:t>
             </w:r>
           </w:p>
         </w:tc>
@@ -16674,7 +16191,7 @@
         <w:trPr>
           <w:trHeight w:val="619" w:hRule="auto"/>
         </w:trPr>
-        body34
+        body33
         <w:tc>
           <w:tcPr>
             <w:tcBorders>
@@ -17148,7 +16665,7 @@
                 <w:szCs w:val="22"/>
                 <w:color w:val="000000"/>
               </w:rPr>
-              <w:t xml:space="preserve">0.008</w:t>
+              <w:t xml:space="preserve">0.006</w:t>
             </w:r>
           </w:p>
         </w:tc>

--- a/docs/tables/whole/sec7_ckd_c10_surv.docx
+++ b/docs/tables/whole/sec7_ckd_c10_surv.docx
@@ -2069,120 +2069,120 @@
                 <w:szCs w:val="22"/>
                 <w:color w:val="000000"/>
               </w:rPr>
-              <w:t xml:space="preserve">2.31</w:t>
-            </w:r>
-          </w:p>
-        </w:tc>
-        <w:tc>
-          <w:tcPr>
-            <w:tcBorders>
-              <w:bottom w:val="none" w:sz="0" w:space="0" w:color="000000"/>
-              <w:top w:val="none" w:sz="0" w:space="0" w:color="000000"/>
-              <w:left w:val="none" w:sz="0" w:space="0" w:color="000000"/>
-              <w:right w:val="none" w:sz="0" w:space="0" w:color="000000"/>
-            </w:tcBorders>
-            <w:shd w:val="clear" w:color="auto" w:fill="FFFFFF"/>
-            <w:tcMar>
-              <w:top w:w="0" w:type="dxa"/>
-              <w:bottom w:w="0" w:type="dxa"/>
-              <w:left w:w="0" w:type="dxa"/>
-              <w:right w:w="0" w:type="dxa"/>
-            </w:tcMar>
-            <w:vAlign w:val="top"/>
-          </w:tcPr>
-          <w:p>
-            <w:pPr>
-              <w:pStyle w:val="Normal"/>
-              <w:jc w:val="center"/>
-              <w:pBdr>
-                <w:bottom w:val="none" w:sz="0" w:space="0" w:color="000000"/>
-                <w:top w:val="none" w:sz="0" w:space="0" w:color="000000"/>
-                <w:left w:val="none" w:sz="0" w:space="0" w:color="000000"/>
-                <w:right w:val="none" w:sz="0" w:space="0" w:color="000000"/>
-              </w:pBdr>
-              <w:spacing w:after="100" w:before="100" w:line="240"/>
-              <w:ind w:left="100" w:right="100" w:firstLine="0" w:firstLineChars="0"/>
-              <w:rPr>
-                <w:rFonts w:ascii="Helvetica" w:hAnsi="Helvetica" w:eastAsia="Helvetica" w:cs="Helvetica"/>
-                <w:i w:val="false"/>
-                <w:b w:val="false"/>
-                <w:u w:val="none"/>
-                <w:sz w:val="22"/>
-                <w:szCs w:val="22"/>
-                <w:color w:val="000000"/>
-              </w:rPr>
-            </w:pPr>
-            <w:r>
-              <w:rPr>
-                <w:rFonts w:ascii="Helvetica" w:hAnsi="Helvetica" w:eastAsia="Helvetica" w:cs="Helvetica"/>
-                <w:i w:val="false"/>
-                <w:b w:val="false"/>
-                <w:u w:val="none"/>
-                <w:sz w:val="22"/>
-                <w:szCs w:val="22"/>
-                <w:color w:val="000000"/>
-              </w:rPr>
-              <w:t xml:space="preserve">0.86, 6.18</w:t>
-            </w:r>
-          </w:p>
-        </w:tc>
-        <w:tc>
-          <w:tcPr>
-            <w:tcBorders>
-              <w:bottom w:val="none" w:sz="0" w:space="0" w:color="000000"/>
-              <w:top w:val="none" w:sz="0" w:space="0" w:color="000000"/>
-              <w:left w:val="none" w:sz="0" w:space="0" w:color="000000"/>
-              <w:right w:val="none" w:sz="0" w:space="0" w:color="000000"/>
-            </w:tcBorders>
-            <w:shd w:val="clear" w:color="auto" w:fill="FFFFFF"/>
-            <w:tcMar>
-              <w:top w:w="0" w:type="dxa"/>
-              <w:bottom w:w="0" w:type="dxa"/>
-              <w:left w:w="0" w:type="dxa"/>
-              <w:right w:w="0" w:type="dxa"/>
-            </w:tcMar>
-            <w:vAlign w:val="top"/>
-          </w:tcPr>
-          <w:p>
-            <w:pPr>
-              <w:pStyle w:val="Normal"/>
-              <w:jc w:val="center"/>
-              <w:pBdr>
-                <w:bottom w:val="none" w:sz="0" w:space="0" w:color="000000"/>
-                <w:top w:val="none" w:sz="0" w:space="0" w:color="000000"/>
-                <w:left w:val="none" w:sz="0" w:space="0" w:color="000000"/>
-                <w:right w:val="none" w:sz="0" w:space="0" w:color="000000"/>
-              </w:pBdr>
-              <w:spacing w:after="100" w:before="100" w:line="240"/>
-              <w:ind w:left="100" w:right="100" w:firstLine="0" w:firstLineChars="0"/>
-              <w:rPr>
-                <w:rFonts w:ascii="Helvetica" w:hAnsi="Helvetica" w:eastAsia="Helvetica" w:cs="Helvetica"/>
-                <w:i w:val="false"/>
-                <w:b w:val="false"/>
-                <w:u w:val="none"/>
-                <w:sz w:val="22"/>
-                <w:szCs w:val="22"/>
-                <w:color w:val="000000"/>
-              </w:rPr>
-            </w:pPr>
-            <w:r>
-              <w:rPr>
-                <w:rFonts w:ascii="Helvetica" w:hAnsi="Helvetica" w:eastAsia="Helvetica" w:cs="Helvetica"/>
-                <w:i w:val="false"/>
-                <w:b w:val="false"/>
-                <w:u w:val="none"/>
-                <w:sz w:val="22"/>
-                <w:szCs w:val="22"/>
-                <w:color w:val="000000"/>
-              </w:rPr>
-              <w:t xml:space="preserve">0.095</w:t>
+              <w:t xml:space="preserve">4.33</w:t>
+            </w:r>
+          </w:p>
+        </w:tc>
+        <w:tc>
+          <w:tcPr>
+            <w:tcBorders>
+              <w:bottom w:val="none" w:sz="0" w:space="0" w:color="000000"/>
+              <w:top w:val="none" w:sz="0" w:space="0" w:color="000000"/>
+              <w:left w:val="none" w:sz="0" w:space="0" w:color="000000"/>
+              <w:right w:val="none" w:sz="0" w:space="0" w:color="000000"/>
+            </w:tcBorders>
+            <w:shd w:val="clear" w:color="auto" w:fill="FFFFFF"/>
+            <w:tcMar>
+              <w:top w:w="0" w:type="dxa"/>
+              <w:bottom w:w="0" w:type="dxa"/>
+              <w:left w:w="0" w:type="dxa"/>
+              <w:right w:w="0" w:type="dxa"/>
+            </w:tcMar>
+            <w:vAlign w:val="top"/>
+          </w:tcPr>
+          <w:p>
+            <w:pPr>
+              <w:pStyle w:val="Normal"/>
+              <w:jc w:val="center"/>
+              <w:pBdr>
+                <w:bottom w:val="none" w:sz="0" w:space="0" w:color="000000"/>
+                <w:top w:val="none" w:sz="0" w:space="0" w:color="000000"/>
+                <w:left w:val="none" w:sz="0" w:space="0" w:color="000000"/>
+                <w:right w:val="none" w:sz="0" w:space="0" w:color="000000"/>
+              </w:pBdr>
+              <w:spacing w:after="100" w:before="100" w:line="240"/>
+              <w:ind w:left="100" w:right="100" w:firstLine="0" w:firstLineChars="0"/>
+              <w:rPr>
+                <w:rFonts w:ascii="Helvetica" w:hAnsi="Helvetica" w:eastAsia="Helvetica" w:cs="Helvetica"/>
+                <w:i w:val="false"/>
+                <w:b w:val="false"/>
+                <w:u w:val="none"/>
+                <w:sz w:val="22"/>
+                <w:szCs w:val="22"/>
+                <w:color w:val="000000"/>
+              </w:rPr>
+            </w:pPr>
+            <w:r>
+              <w:rPr>
+                <w:rFonts w:ascii="Helvetica" w:hAnsi="Helvetica" w:eastAsia="Helvetica" w:cs="Helvetica"/>
+                <w:i w:val="false"/>
+                <w:b w:val="false"/>
+                <w:u w:val="none"/>
+                <w:sz w:val="22"/>
+                <w:szCs w:val="22"/>
+                <w:color w:val="000000"/>
+              </w:rPr>
+              <w:t xml:space="preserve">1.58, 11.9</w:t>
+            </w:r>
+          </w:p>
+        </w:tc>
+        <w:tc>
+          <w:tcPr>
+            <w:tcBorders>
+              <w:bottom w:val="none" w:sz="0" w:space="0" w:color="000000"/>
+              <w:top w:val="none" w:sz="0" w:space="0" w:color="000000"/>
+              <w:left w:val="none" w:sz="0" w:space="0" w:color="000000"/>
+              <w:right w:val="none" w:sz="0" w:space="0" w:color="000000"/>
+            </w:tcBorders>
+            <w:shd w:val="clear" w:color="auto" w:fill="FFFFFF"/>
+            <w:tcMar>
+              <w:top w:w="0" w:type="dxa"/>
+              <w:bottom w:w="0" w:type="dxa"/>
+              <w:left w:w="0" w:type="dxa"/>
+              <w:right w:w="0" w:type="dxa"/>
+            </w:tcMar>
+            <w:vAlign w:val="top"/>
+          </w:tcPr>
+          <w:p>
+            <w:pPr>
+              <w:pStyle w:val="Normal"/>
+              <w:jc w:val="center"/>
+              <w:pBdr>
+                <w:bottom w:val="none" w:sz="0" w:space="0" w:color="000000"/>
+                <w:top w:val="none" w:sz="0" w:space="0" w:color="000000"/>
+                <w:left w:val="none" w:sz="0" w:space="0" w:color="000000"/>
+                <w:right w:val="none" w:sz="0" w:space="0" w:color="000000"/>
+              </w:pBdr>
+              <w:spacing w:after="100" w:before="100" w:line="240"/>
+              <w:ind w:left="100" w:right="100" w:firstLine="0" w:firstLineChars="0"/>
+              <w:rPr>
+                <w:rFonts w:ascii="Helvetica" w:hAnsi="Helvetica" w:eastAsia="Helvetica" w:cs="Helvetica"/>
+                <w:i w:val="false"/>
+                <w:b w:val="false"/>
+                <w:u w:val="none"/>
+                <w:sz w:val="22"/>
+                <w:szCs w:val="22"/>
+                <w:color w:val="000000"/>
+              </w:rPr>
+            </w:pPr>
+            <w:r>
+              <w:rPr>
+                <w:rFonts w:ascii="Helvetica" w:hAnsi="Helvetica" w:eastAsia="Helvetica" w:cs="Helvetica"/>
+                <w:i w:val="false"/>
+                <w:b w:val="false"/>
+                <w:u w:val="none"/>
+                <w:sz w:val="22"/>
+                <w:szCs w:val="22"/>
+                <w:color w:val="000000"/>
+              </w:rPr>
+              <w:t xml:space="preserve">0.004</w:t>
             </w:r>
           </w:p>
         </w:tc>
       </w:tr>
       <w:tr>
         <w:trPr>
-          <w:trHeight w:val="597" w:hRule="auto"/>
+          <w:trHeight w:val="598" w:hRule="auto"/>
         </w:trPr>
         body 4
         <w:tc>
@@ -2552,113 +2552,113 @@
                 <w:szCs w:val="22"/>
                 <w:color w:val="000000"/>
               </w:rPr>
-              <w:t xml:space="preserve">1.04</w:t>
-            </w:r>
-          </w:p>
-        </w:tc>
-        <w:tc>
-          <w:tcPr>
-            <w:tcBorders>
-              <w:bottom w:val="none" w:sz="0" w:space="0" w:color="000000"/>
-              <w:top w:val="none" w:sz="0" w:space="0" w:color="000000"/>
-              <w:left w:val="none" w:sz="0" w:space="0" w:color="000000"/>
-              <w:right w:val="none" w:sz="0" w:space="0" w:color="000000"/>
-            </w:tcBorders>
-            <w:shd w:val="clear" w:color="auto" w:fill="FFFFFF"/>
-            <w:tcMar>
-              <w:top w:w="0" w:type="dxa"/>
-              <w:bottom w:w="0" w:type="dxa"/>
-              <w:left w:w="0" w:type="dxa"/>
-              <w:right w:w="0" w:type="dxa"/>
-            </w:tcMar>
-            <w:vAlign w:val="top"/>
-          </w:tcPr>
-          <w:p>
-            <w:pPr>
-              <w:pStyle w:val="Normal"/>
-              <w:jc w:val="center"/>
-              <w:pBdr>
-                <w:bottom w:val="none" w:sz="0" w:space="0" w:color="000000"/>
-                <w:top w:val="none" w:sz="0" w:space="0" w:color="000000"/>
-                <w:left w:val="none" w:sz="0" w:space="0" w:color="000000"/>
-                <w:right w:val="none" w:sz="0" w:space="0" w:color="000000"/>
-              </w:pBdr>
-              <w:spacing w:after="100" w:before="100" w:line="240"/>
-              <w:ind w:left="100" w:right="100" w:firstLine="0" w:firstLineChars="0"/>
-              <w:rPr>
-                <w:rFonts w:ascii="Helvetica" w:hAnsi="Helvetica" w:eastAsia="Helvetica" w:cs="Helvetica"/>
-                <w:i w:val="false"/>
-                <w:b w:val="false"/>
-                <w:u w:val="none"/>
-                <w:sz w:val="22"/>
-                <w:szCs w:val="22"/>
-                <w:color w:val="000000"/>
-              </w:rPr>
-            </w:pPr>
-            <w:r>
-              <w:rPr>
-                <w:rFonts w:ascii="Helvetica" w:hAnsi="Helvetica" w:eastAsia="Helvetica" w:cs="Helvetica"/>
-                <w:i w:val="false"/>
-                <w:b w:val="false"/>
-                <w:u w:val="none"/>
-                <w:sz w:val="22"/>
-                <w:szCs w:val="22"/>
-                <w:color w:val="000000"/>
-              </w:rPr>
-              <w:t xml:space="preserve">0.97, 1.11</w:t>
-            </w:r>
-          </w:p>
-        </w:tc>
-        <w:tc>
-          <w:tcPr>
-            <w:tcBorders>
-              <w:bottom w:val="none" w:sz="0" w:space="0" w:color="000000"/>
-              <w:top w:val="none" w:sz="0" w:space="0" w:color="000000"/>
-              <w:left w:val="none" w:sz="0" w:space="0" w:color="000000"/>
-              <w:right w:val="none" w:sz="0" w:space="0" w:color="000000"/>
-            </w:tcBorders>
-            <w:shd w:val="clear" w:color="auto" w:fill="FFFFFF"/>
-            <w:tcMar>
-              <w:top w:w="0" w:type="dxa"/>
-              <w:bottom w:w="0" w:type="dxa"/>
-              <w:left w:w="0" w:type="dxa"/>
-              <w:right w:w="0" w:type="dxa"/>
-            </w:tcMar>
-            <w:vAlign w:val="top"/>
-          </w:tcPr>
-          <w:p>
-            <w:pPr>
-              <w:pStyle w:val="Normal"/>
-              <w:jc w:val="center"/>
-              <w:pBdr>
-                <w:bottom w:val="none" w:sz="0" w:space="0" w:color="000000"/>
-                <w:top w:val="none" w:sz="0" w:space="0" w:color="000000"/>
-                <w:left w:val="none" w:sz="0" w:space="0" w:color="000000"/>
-                <w:right w:val="none" w:sz="0" w:space="0" w:color="000000"/>
-              </w:pBdr>
-              <w:spacing w:after="100" w:before="100" w:line="240"/>
-              <w:ind w:left="100" w:right="100" w:firstLine="0" w:firstLineChars="0"/>
-              <w:rPr>
-                <w:rFonts w:ascii="Helvetica" w:hAnsi="Helvetica" w:eastAsia="Helvetica" w:cs="Helvetica"/>
-                <w:i w:val="false"/>
-                <w:b w:val="false"/>
-                <w:u w:val="none"/>
-                <w:sz w:val="22"/>
-                <w:szCs w:val="22"/>
-                <w:color w:val="000000"/>
-              </w:rPr>
-            </w:pPr>
-            <w:r>
-              <w:rPr>
-                <w:rFonts w:ascii="Helvetica" w:hAnsi="Helvetica" w:eastAsia="Helvetica" w:cs="Helvetica"/>
-                <w:i w:val="false"/>
-                <w:b w:val="false"/>
-                <w:u w:val="none"/>
-                <w:sz w:val="22"/>
-                <w:szCs w:val="22"/>
-                <w:color w:val="000000"/>
-              </w:rPr>
-              <w:t xml:space="preserve">0.270</w:t>
+              <w:t xml:space="preserve">1.05</w:t>
+            </w:r>
+          </w:p>
+        </w:tc>
+        <w:tc>
+          <w:tcPr>
+            <w:tcBorders>
+              <w:bottom w:val="none" w:sz="0" w:space="0" w:color="000000"/>
+              <w:top w:val="none" w:sz="0" w:space="0" w:color="000000"/>
+              <w:left w:val="none" w:sz="0" w:space="0" w:color="000000"/>
+              <w:right w:val="none" w:sz="0" w:space="0" w:color="000000"/>
+            </w:tcBorders>
+            <w:shd w:val="clear" w:color="auto" w:fill="FFFFFF"/>
+            <w:tcMar>
+              <w:top w:w="0" w:type="dxa"/>
+              <w:bottom w:w="0" w:type="dxa"/>
+              <w:left w:w="0" w:type="dxa"/>
+              <w:right w:w="0" w:type="dxa"/>
+            </w:tcMar>
+            <w:vAlign w:val="top"/>
+          </w:tcPr>
+          <w:p>
+            <w:pPr>
+              <w:pStyle w:val="Normal"/>
+              <w:jc w:val="center"/>
+              <w:pBdr>
+                <w:bottom w:val="none" w:sz="0" w:space="0" w:color="000000"/>
+                <w:top w:val="none" w:sz="0" w:space="0" w:color="000000"/>
+                <w:left w:val="none" w:sz="0" w:space="0" w:color="000000"/>
+                <w:right w:val="none" w:sz="0" w:space="0" w:color="000000"/>
+              </w:pBdr>
+              <w:spacing w:after="100" w:before="100" w:line="240"/>
+              <w:ind w:left="100" w:right="100" w:firstLine="0" w:firstLineChars="0"/>
+              <w:rPr>
+                <w:rFonts w:ascii="Helvetica" w:hAnsi="Helvetica" w:eastAsia="Helvetica" w:cs="Helvetica"/>
+                <w:i w:val="false"/>
+                <w:b w:val="false"/>
+                <w:u w:val="none"/>
+                <w:sz w:val="22"/>
+                <w:szCs w:val="22"/>
+                <w:color w:val="000000"/>
+              </w:rPr>
+            </w:pPr>
+            <w:r>
+              <w:rPr>
+                <w:rFonts w:ascii="Helvetica" w:hAnsi="Helvetica" w:eastAsia="Helvetica" w:cs="Helvetica"/>
+                <w:i w:val="false"/>
+                <w:b w:val="false"/>
+                <w:u w:val="none"/>
+                <w:sz w:val="22"/>
+                <w:szCs w:val="22"/>
+                <w:color w:val="000000"/>
+              </w:rPr>
+              <w:t xml:space="preserve">0.98, 1.11</w:t>
+            </w:r>
+          </w:p>
+        </w:tc>
+        <w:tc>
+          <w:tcPr>
+            <w:tcBorders>
+              <w:bottom w:val="none" w:sz="0" w:space="0" w:color="000000"/>
+              <w:top w:val="none" w:sz="0" w:space="0" w:color="000000"/>
+              <w:left w:val="none" w:sz="0" w:space="0" w:color="000000"/>
+              <w:right w:val="none" w:sz="0" w:space="0" w:color="000000"/>
+            </w:tcBorders>
+            <w:shd w:val="clear" w:color="auto" w:fill="FFFFFF"/>
+            <w:tcMar>
+              <w:top w:w="0" w:type="dxa"/>
+              <w:bottom w:w="0" w:type="dxa"/>
+              <w:left w:w="0" w:type="dxa"/>
+              <w:right w:w="0" w:type="dxa"/>
+            </w:tcMar>
+            <w:vAlign w:val="top"/>
+          </w:tcPr>
+          <w:p>
+            <w:pPr>
+              <w:pStyle w:val="Normal"/>
+              <w:jc w:val="center"/>
+              <w:pBdr>
+                <w:bottom w:val="none" w:sz="0" w:space="0" w:color="000000"/>
+                <w:top w:val="none" w:sz="0" w:space="0" w:color="000000"/>
+                <w:left w:val="none" w:sz="0" w:space="0" w:color="000000"/>
+                <w:right w:val="none" w:sz="0" w:space="0" w:color="000000"/>
+              </w:pBdr>
+              <w:spacing w:after="100" w:before="100" w:line="240"/>
+              <w:ind w:left="100" w:right="100" w:firstLine="0" w:firstLineChars="0"/>
+              <w:rPr>
+                <w:rFonts w:ascii="Helvetica" w:hAnsi="Helvetica" w:eastAsia="Helvetica" w:cs="Helvetica"/>
+                <w:i w:val="false"/>
+                <w:b w:val="false"/>
+                <w:u w:val="none"/>
+                <w:sz w:val="22"/>
+                <w:szCs w:val="22"/>
+                <w:color w:val="000000"/>
+              </w:rPr>
+            </w:pPr>
+            <w:r>
+              <w:rPr>
+                <w:rFonts w:ascii="Helvetica" w:hAnsi="Helvetica" w:eastAsia="Helvetica" w:cs="Helvetica"/>
+                <w:i w:val="false"/>
+                <w:b w:val="false"/>
+                <w:u w:val="none"/>
+                <w:sz w:val="22"/>
+                <w:szCs w:val="22"/>
+                <w:color w:val="000000"/>
+              </w:rPr>
+              <w:t xml:space="preserve">0.160</w:t>
             </w:r>
           </w:p>
         </w:tc>
@@ -4001,113 +4001,113 @@
                 <w:szCs w:val="22"/>
                 <w:color w:val="000000"/>
               </w:rPr>
-              <w:t xml:space="preserve">1.77</w:t>
-            </w:r>
-          </w:p>
-        </w:tc>
-        <w:tc>
-          <w:tcPr>
-            <w:tcBorders>
-              <w:bottom w:val="none" w:sz="0" w:space="0" w:color="000000"/>
-              <w:top w:val="none" w:sz="0" w:space="0" w:color="000000"/>
-              <w:left w:val="none" w:sz="0" w:space="0" w:color="000000"/>
-              <w:right w:val="none" w:sz="0" w:space="0" w:color="000000"/>
-            </w:tcBorders>
-            <w:shd w:val="clear" w:color="auto" w:fill="FFFFFF"/>
-            <w:tcMar>
-              <w:top w:w="0" w:type="dxa"/>
-              <w:bottom w:w="0" w:type="dxa"/>
-              <w:left w:w="0" w:type="dxa"/>
-              <w:right w:w="0" w:type="dxa"/>
-            </w:tcMar>
-            <w:vAlign w:val="top"/>
-          </w:tcPr>
-          <w:p>
-            <w:pPr>
-              <w:pStyle w:val="Normal"/>
-              <w:jc w:val="center"/>
-              <w:pBdr>
-                <w:bottom w:val="none" w:sz="0" w:space="0" w:color="000000"/>
-                <w:top w:val="none" w:sz="0" w:space="0" w:color="000000"/>
-                <w:left w:val="none" w:sz="0" w:space="0" w:color="000000"/>
-                <w:right w:val="none" w:sz="0" w:space="0" w:color="000000"/>
-              </w:pBdr>
-              <w:spacing w:after="100" w:before="100" w:line="240"/>
-              <w:ind w:left="100" w:right="100" w:firstLine="0" w:firstLineChars="0"/>
-              <w:rPr>
-                <w:rFonts w:ascii="Helvetica" w:hAnsi="Helvetica" w:eastAsia="Helvetica" w:cs="Helvetica"/>
-                <w:i w:val="false"/>
-                <w:b w:val="false"/>
-                <w:u w:val="none"/>
-                <w:sz w:val="22"/>
-                <w:szCs w:val="22"/>
-                <w:color w:val="000000"/>
-              </w:rPr>
-            </w:pPr>
-            <w:r>
-              <w:rPr>
-                <w:rFonts w:ascii="Helvetica" w:hAnsi="Helvetica" w:eastAsia="Helvetica" w:cs="Helvetica"/>
-                <w:i w:val="false"/>
-                <w:b w:val="false"/>
-                <w:u w:val="none"/>
-                <w:sz w:val="22"/>
-                <w:szCs w:val="22"/>
-                <w:color w:val="000000"/>
-              </w:rPr>
-              <w:t xml:space="preserve">0.53, 5.90</w:t>
-            </w:r>
-          </w:p>
-        </w:tc>
-        <w:tc>
-          <w:tcPr>
-            <w:tcBorders>
-              <w:bottom w:val="none" w:sz="0" w:space="0" w:color="000000"/>
-              <w:top w:val="none" w:sz="0" w:space="0" w:color="000000"/>
-              <w:left w:val="none" w:sz="0" w:space="0" w:color="000000"/>
-              <w:right w:val="none" w:sz="0" w:space="0" w:color="000000"/>
-            </w:tcBorders>
-            <w:shd w:val="clear" w:color="auto" w:fill="FFFFFF"/>
-            <w:tcMar>
-              <w:top w:w="0" w:type="dxa"/>
-              <w:bottom w:w="0" w:type="dxa"/>
-              <w:left w:w="0" w:type="dxa"/>
-              <w:right w:w="0" w:type="dxa"/>
-            </w:tcMar>
-            <w:vAlign w:val="top"/>
-          </w:tcPr>
-          <w:p>
-            <w:pPr>
-              <w:pStyle w:val="Normal"/>
-              <w:jc w:val="center"/>
-              <w:pBdr>
-                <w:bottom w:val="none" w:sz="0" w:space="0" w:color="000000"/>
-                <w:top w:val="none" w:sz="0" w:space="0" w:color="000000"/>
-                <w:left w:val="none" w:sz="0" w:space="0" w:color="000000"/>
-                <w:right w:val="none" w:sz="0" w:space="0" w:color="000000"/>
-              </w:pBdr>
-              <w:spacing w:after="100" w:before="100" w:line="240"/>
-              <w:ind w:left="100" w:right="100" w:firstLine="0" w:firstLineChars="0"/>
-              <w:rPr>
-                <w:rFonts w:ascii="Helvetica" w:hAnsi="Helvetica" w:eastAsia="Helvetica" w:cs="Helvetica"/>
-                <w:i w:val="false"/>
-                <w:b w:val="false"/>
-                <w:u w:val="none"/>
-                <w:sz w:val="22"/>
-                <w:szCs w:val="22"/>
-                <w:color w:val="000000"/>
-              </w:rPr>
-            </w:pPr>
-            <w:r>
-              <w:rPr>
-                <w:rFonts w:ascii="Helvetica" w:hAnsi="Helvetica" w:eastAsia="Helvetica" w:cs="Helvetica"/>
-                <w:i w:val="false"/>
-                <w:b w:val="false"/>
-                <w:u w:val="none"/>
-                <w:sz w:val="22"/>
-                <w:szCs w:val="22"/>
-                <w:color w:val="000000"/>
-              </w:rPr>
-              <w:t xml:space="preserve">0.360</w:t>
+              <w:t xml:space="preserve">1.99</w:t>
+            </w:r>
+          </w:p>
+        </w:tc>
+        <w:tc>
+          <w:tcPr>
+            <w:tcBorders>
+              <w:bottom w:val="none" w:sz="0" w:space="0" w:color="000000"/>
+              <w:top w:val="none" w:sz="0" w:space="0" w:color="000000"/>
+              <w:left w:val="none" w:sz="0" w:space="0" w:color="000000"/>
+              <w:right w:val="none" w:sz="0" w:space="0" w:color="000000"/>
+            </w:tcBorders>
+            <w:shd w:val="clear" w:color="auto" w:fill="FFFFFF"/>
+            <w:tcMar>
+              <w:top w:w="0" w:type="dxa"/>
+              <w:bottom w:w="0" w:type="dxa"/>
+              <w:left w:w="0" w:type="dxa"/>
+              <w:right w:w="0" w:type="dxa"/>
+            </w:tcMar>
+            <w:vAlign w:val="top"/>
+          </w:tcPr>
+          <w:p>
+            <w:pPr>
+              <w:pStyle w:val="Normal"/>
+              <w:jc w:val="center"/>
+              <w:pBdr>
+                <w:bottom w:val="none" w:sz="0" w:space="0" w:color="000000"/>
+                <w:top w:val="none" w:sz="0" w:space="0" w:color="000000"/>
+                <w:left w:val="none" w:sz="0" w:space="0" w:color="000000"/>
+                <w:right w:val="none" w:sz="0" w:space="0" w:color="000000"/>
+              </w:pBdr>
+              <w:spacing w:after="100" w:before="100" w:line="240"/>
+              <w:ind w:left="100" w:right="100" w:firstLine="0" w:firstLineChars="0"/>
+              <w:rPr>
+                <w:rFonts w:ascii="Helvetica" w:hAnsi="Helvetica" w:eastAsia="Helvetica" w:cs="Helvetica"/>
+                <w:i w:val="false"/>
+                <w:b w:val="false"/>
+                <w:u w:val="none"/>
+                <w:sz w:val="22"/>
+                <w:szCs w:val="22"/>
+                <w:color w:val="000000"/>
+              </w:rPr>
+            </w:pPr>
+            <w:r>
+              <w:rPr>
+                <w:rFonts w:ascii="Helvetica" w:hAnsi="Helvetica" w:eastAsia="Helvetica" w:cs="Helvetica"/>
+                <w:i w:val="false"/>
+                <w:b w:val="false"/>
+                <w:u w:val="none"/>
+                <w:sz w:val="22"/>
+                <w:szCs w:val="22"/>
+                <w:color w:val="000000"/>
+              </w:rPr>
+              <w:t xml:space="preserve">0.57, 6.92</w:t>
+            </w:r>
+          </w:p>
+        </w:tc>
+        <w:tc>
+          <w:tcPr>
+            <w:tcBorders>
+              <w:bottom w:val="none" w:sz="0" w:space="0" w:color="000000"/>
+              <w:top w:val="none" w:sz="0" w:space="0" w:color="000000"/>
+              <w:left w:val="none" w:sz="0" w:space="0" w:color="000000"/>
+              <w:right w:val="none" w:sz="0" w:space="0" w:color="000000"/>
+            </w:tcBorders>
+            <w:shd w:val="clear" w:color="auto" w:fill="FFFFFF"/>
+            <w:tcMar>
+              <w:top w:w="0" w:type="dxa"/>
+              <w:bottom w:w="0" w:type="dxa"/>
+              <w:left w:w="0" w:type="dxa"/>
+              <w:right w:w="0" w:type="dxa"/>
+            </w:tcMar>
+            <w:vAlign w:val="top"/>
+          </w:tcPr>
+          <w:p>
+            <w:pPr>
+              <w:pStyle w:val="Normal"/>
+              <w:jc w:val="center"/>
+              <w:pBdr>
+                <w:bottom w:val="none" w:sz="0" w:space="0" w:color="000000"/>
+                <w:top w:val="none" w:sz="0" w:space="0" w:color="000000"/>
+                <w:left w:val="none" w:sz="0" w:space="0" w:color="000000"/>
+                <w:right w:val="none" w:sz="0" w:space="0" w:color="000000"/>
+              </w:pBdr>
+              <w:spacing w:after="100" w:before="100" w:line="240"/>
+              <w:ind w:left="100" w:right="100" w:firstLine="0" w:firstLineChars="0"/>
+              <w:rPr>
+                <w:rFonts w:ascii="Helvetica" w:hAnsi="Helvetica" w:eastAsia="Helvetica" w:cs="Helvetica"/>
+                <w:i w:val="false"/>
+                <w:b w:val="false"/>
+                <w:u w:val="none"/>
+                <w:sz w:val="22"/>
+                <w:szCs w:val="22"/>
+                <w:color w:val="000000"/>
+              </w:rPr>
+            </w:pPr>
+            <w:r>
+              <w:rPr>
+                <w:rFonts w:ascii="Helvetica" w:hAnsi="Helvetica" w:eastAsia="Helvetica" w:cs="Helvetica"/>
+                <w:i w:val="false"/>
+                <w:b w:val="false"/>
+                <w:u w:val="none"/>
+                <w:sz w:val="22"/>
+                <w:szCs w:val="22"/>
+                <w:color w:val="000000"/>
+              </w:rPr>
+              <w:t xml:space="preserve">0.280</w:t>
             </w:r>
           </w:p>
         </w:tc>
@@ -4537,7 +4537,7 @@
                 <w:szCs w:val="22"/>
                 <w:color w:val="000000"/>
               </w:rPr>
-              <w:t xml:space="preserve">0.75, 1.15</w:t>
+              <w:t xml:space="preserve">0.76, 1.15</w:t>
             </w:r>
           </w:p>
         </w:tc>
@@ -5933,113 +5933,113 @@
                 <w:szCs w:val="22"/>
                 <w:color w:val="000000"/>
               </w:rPr>
-              <w:t xml:space="preserve">0.98</w:t>
-            </w:r>
-          </w:p>
-        </w:tc>
-        <w:tc>
-          <w:tcPr>
-            <w:tcBorders>
-              <w:bottom w:val="none" w:sz="0" w:space="0" w:color="000000"/>
-              <w:top w:val="none" w:sz="0" w:space="0" w:color="000000"/>
-              <w:left w:val="none" w:sz="0" w:space="0" w:color="000000"/>
-              <w:right w:val="none" w:sz="0" w:space="0" w:color="000000"/>
-            </w:tcBorders>
-            <w:shd w:val="clear" w:color="auto" w:fill="FFFFFF"/>
-            <w:tcMar>
-              <w:top w:w="0" w:type="dxa"/>
-              <w:bottom w:w="0" w:type="dxa"/>
-              <w:left w:w="0" w:type="dxa"/>
-              <w:right w:w="0" w:type="dxa"/>
-            </w:tcMar>
-            <w:vAlign w:val="top"/>
-          </w:tcPr>
-          <w:p>
-            <w:pPr>
-              <w:pStyle w:val="Normal"/>
-              <w:jc w:val="center"/>
-              <w:pBdr>
-                <w:bottom w:val="none" w:sz="0" w:space="0" w:color="000000"/>
-                <w:top w:val="none" w:sz="0" w:space="0" w:color="000000"/>
-                <w:left w:val="none" w:sz="0" w:space="0" w:color="000000"/>
-                <w:right w:val="none" w:sz="0" w:space="0" w:color="000000"/>
-              </w:pBdr>
-              <w:spacing w:after="100" w:before="100" w:line="240"/>
-              <w:ind w:left="100" w:right="100" w:firstLine="0" w:firstLineChars="0"/>
-              <w:rPr>
-                <w:rFonts w:ascii="Helvetica" w:hAnsi="Helvetica" w:eastAsia="Helvetica" w:cs="Helvetica"/>
-                <w:i w:val="false"/>
-                <w:b w:val="false"/>
-                <w:u w:val="none"/>
-                <w:sz w:val="22"/>
-                <w:szCs w:val="22"/>
-                <w:color w:val="000000"/>
-              </w:rPr>
-            </w:pPr>
-            <w:r>
-              <w:rPr>
-                <w:rFonts w:ascii="Helvetica" w:hAnsi="Helvetica" w:eastAsia="Helvetica" w:cs="Helvetica"/>
-                <w:i w:val="false"/>
-                <w:b w:val="false"/>
-                <w:u w:val="none"/>
-                <w:sz w:val="22"/>
-                <w:szCs w:val="22"/>
-                <w:color w:val="000000"/>
-              </w:rPr>
-              <w:t xml:space="preserve">0.41, 2.31</w:t>
-            </w:r>
-          </w:p>
-        </w:tc>
-        <w:tc>
-          <w:tcPr>
-            <w:tcBorders>
-              <w:bottom w:val="none" w:sz="0" w:space="0" w:color="000000"/>
-              <w:top w:val="none" w:sz="0" w:space="0" w:color="000000"/>
-              <w:left w:val="none" w:sz="0" w:space="0" w:color="000000"/>
-              <w:right w:val="none" w:sz="0" w:space="0" w:color="000000"/>
-            </w:tcBorders>
-            <w:shd w:val="clear" w:color="auto" w:fill="FFFFFF"/>
-            <w:tcMar>
-              <w:top w:w="0" w:type="dxa"/>
-              <w:bottom w:w="0" w:type="dxa"/>
-              <w:left w:w="0" w:type="dxa"/>
-              <w:right w:w="0" w:type="dxa"/>
-            </w:tcMar>
-            <w:vAlign w:val="top"/>
-          </w:tcPr>
-          <w:p>
-            <w:pPr>
-              <w:pStyle w:val="Normal"/>
-              <w:jc w:val="center"/>
-              <w:pBdr>
-                <w:bottom w:val="none" w:sz="0" w:space="0" w:color="000000"/>
-                <w:top w:val="none" w:sz="0" w:space="0" w:color="000000"/>
-                <w:left w:val="none" w:sz="0" w:space="0" w:color="000000"/>
-                <w:right w:val="none" w:sz="0" w:space="0" w:color="000000"/>
-              </w:pBdr>
-              <w:spacing w:after="100" w:before="100" w:line="240"/>
-              <w:ind w:left="100" w:right="100" w:firstLine="0" w:firstLineChars="0"/>
-              <w:rPr>
-                <w:rFonts w:ascii="Helvetica" w:hAnsi="Helvetica" w:eastAsia="Helvetica" w:cs="Helvetica"/>
-                <w:i w:val="false"/>
-                <w:b w:val="false"/>
-                <w:u w:val="none"/>
-                <w:sz w:val="22"/>
-                <w:szCs w:val="22"/>
-                <w:color w:val="000000"/>
-              </w:rPr>
-            </w:pPr>
-            <w:r>
-              <w:rPr>
-                <w:rFonts w:ascii="Helvetica" w:hAnsi="Helvetica" w:eastAsia="Helvetica" w:cs="Helvetica"/>
-                <w:i w:val="false"/>
-                <w:b w:val="false"/>
-                <w:u w:val="none"/>
-                <w:sz w:val="22"/>
-                <w:szCs w:val="22"/>
-                <w:color w:val="000000"/>
-              </w:rPr>
-              <w:t xml:space="preserve">0.950</w:t>
+              <w:t xml:space="preserve">1.24</w:t>
+            </w:r>
+          </w:p>
+        </w:tc>
+        <w:tc>
+          <w:tcPr>
+            <w:tcBorders>
+              <w:bottom w:val="none" w:sz="0" w:space="0" w:color="000000"/>
+              <w:top w:val="none" w:sz="0" w:space="0" w:color="000000"/>
+              <w:left w:val="none" w:sz="0" w:space="0" w:color="000000"/>
+              <w:right w:val="none" w:sz="0" w:space="0" w:color="000000"/>
+            </w:tcBorders>
+            <w:shd w:val="clear" w:color="auto" w:fill="FFFFFF"/>
+            <w:tcMar>
+              <w:top w:w="0" w:type="dxa"/>
+              <w:bottom w:w="0" w:type="dxa"/>
+              <w:left w:w="0" w:type="dxa"/>
+              <w:right w:w="0" w:type="dxa"/>
+            </w:tcMar>
+            <w:vAlign w:val="top"/>
+          </w:tcPr>
+          <w:p>
+            <w:pPr>
+              <w:pStyle w:val="Normal"/>
+              <w:jc w:val="center"/>
+              <w:pBdr>
+                <w:bottom w:val="none" w:sz="0" w:space="0" w:color="000000"/>
+                <w:top w:val="none" w:sz="0" w:space="0" w:color="000000"/>
+                <w:left w:val="none" w:sz="0" w:space="0" w:color="000000"/>
+                <w:right w:val="none" w:sz="0" w:space="0" w:color="000000"/>
+              </w:pBdr>
+              <w:spacing w:after="100" w:before="100" w:line="240"/>
+              <w:ind w:left="100" w:right="100" w:firstLine="0" w:firstLineChars="0"/>
+              <w:rPr>
+                <w:rFonts w:ascii="Helvetica" w:hAnsi="Helvetica" w:eastAsia="Helvetica" w:cs="Helvetica"/>
+                <w:i w:val="false"/>
+                <w:b w:val="false"/>
+                <w:u w:val="none"/>
+                <w:sz w:val="22"/>
+                <w:szCs w:val="22"/>
+                <w:color w:val="000000"/>
+              </w:rPr>
+            </w:pPr>
+            <w:r>
+              <w:rPr>
+                <w:rFonts w:ascii="Helvetica" w:hAnsi="Helvetica" w:eastAsia="Helvetica" w:cs="Helvetica"/>
+                <w:i w:val="false"/>
+                <w:b w:val="false"/>
+                <w:u w:val="none"/>
+                <w:sz w:val="22"/>
+                <w:szCs w:val="22"/>
+                <w:color w:val="000000"/>
+              </w:rPr>
+              <w:t xml:space="preserve">0.53, 2.90</w:t>
+            </w:r>
+          </w:p>
+        </w:tc>
+        <w:tc>
+          <w:tcPr>
+            <w:tcBorders>
+              <w:bottom w:val="none" w:sz="0" w:space="0" w:color="000000"/>
+              <w:top w:val="none" w:sz="0" w:space="0" w:color="000000"/>
+              <w:left w:val="none" w:sz="0" w:space="0" w:color="000000"/>
+              <w:right w:val="none" w:sz="0" w:space="0" w:color="000000"/>
+            </w:tcBorders>
+            <w:shd w:val="clear" w:color="auto" w:fill="FFFFFF"/>
+            <w:tcMar>
+              <w:top w:w="0" w:type="dxa"/>
+              <w:bottom w:w="0" w:type="dxa"/>
+              <w:left w:w="0" w:type="dxa"/>
+              <w:right w:w="0" w:type="dxa"/>
+            </w:tcMar>
+            <w:vAlign w:val="top"/>
+          </w:tcPr>
+          <w:p>
+            <w:pPr>
+              <w:pStyle w:val="Normal"/>
+              <w:jc w:val="center"/>
+              <w:pBdr>
+                <w:bottom w:val="none" w:sz="0" w:space="0" w:color="000000"/>
+                <w:top w:val="none" w:sz="0" w:space="0" w:color="000000"/>
+                <w:left w:val="none" w:sz="0" w:space="0" w:color="000000"/>
+                <w:right w:val="none" w:sz="0" w:space="0" w:color="000000"/>
+              </w:pBdr>
+              <w:spacing w:after="100" w:before="100" w:line="240"/>
+              <w:ind w:left="100" w:right="100" w:firstLine="0" w:firstLineChars="0"/>
+              <w:rPr>
+                <w:rFonts w:ascii="Helvetica" w:hAnsi="Helvetica" w:eastAsia="Helvetica" w:cs="Helvetica"/>
+                <w:i w:val="false"/>
+                <w:b w:val="false"/>
+                <w:u w:val="none"/>
+                <w:sz w:val="22"/>
+                <w:szCs w:val="22"/>
+                <w:color w:val="000000"/>
+              </w:rPr>
+            </w:pPr>
+            <w:r>
+              <w:rPr>
+                <w:rFonts w:ascii="Helvetica" w:hAnsi="Helvetica" w:eastAsia="Helvetica" w:cs="Helvetica"/>
+                <w:i w:val="false"/>
+                <w:b w:val="false"/>
+                <w:u w:val="none"/>
+                <w:sz w:val="22"/>
+                <w:szCs w:val="22"/>
+                <w:color w:val="000000"/>
+              </w:rPr>
+              <w:t xml:space="preserve">0.610</w:t>
             </w:r>
           </w:p>
         </w:tc>
@@ -7382,113 +7382,113 @@
                 <w:szCs w:val="22"/>
                 <w:color w:val="000000"/>
               </w:rPr>
-              <w:t xml:space="preserve">0.08</w:t>
-            </w:r>
-          </w:p>
-        </w:tc>
-        <w:tc>
-          <w:tcPr>
-            <w:tcBorders>
-              <w:bottom w:val="none" w:sz="0" w:space="0" w:color="000000"/>
-              <w:top w:val="none" w:sz="0" w:space="0" w:color="000000"/>
-              <w:left w:val="none" w:sz="0" w:space="0" w:color="000000"/>
-              <w:right w:val="none" w:sz="0" w:space="0" w:color="000000"/>
-            </w:tcBorders>
-            <w:shd w:val="clear" w:color="auto" w:fill="FFFFFF"/>
-            <w:tcMar>
-              <w:top w:w="0" w:type="dxa"/>
-              <w:bottom w:w="0" w:type="dxa"/>
-              <w:left w:w="0" w:type="dxa"/>
-              <w:right w:w="0" w:type="dxa"/>
-            </w:tcMar>
-            <w:vAlign w:val="top"/>
-          </w:tcPr>
-          <w:p>
-            <w:pPr>
-              <w:pStyle w:val="Normal"/>
-              <w:jc w:val="center"/>
-              <w:pBdr>
-                <w:bottom w:val="none" w:sz="0" w:space="0" w:color="000000"/>
-                <w:top w:val="none" w:sz="0" w:space="0" w:color="000000"/>
-                <w:left w:val="none" w:sz="0" w:space="0" w:color="000000"/>
-                <w:right w:val="none" w:sz="0" w:space="0" w:color="000000"/>
-              </w:pBdr>
-              <w:spacing w:after="100" w:before="100" w:line="240"/>
-              <w:ind w:left="100" w:right="100" w:firstLine="0" w:firstLineChars="0"/>
-              <w:rPr>
-                <w:rFonts w:ascii="Helvetica" w:hAnsi="Helvetica" w:eastAsia="Helvetica" w:cs="Helvetica"/>
-                <w:i w:val="false"/>
-                <w:b w:val="false"/>
-                <w:u w:val="none"/>
-                <w:sz w:val="22"/>
-                <w:szCs w:val="22"/>
-                <w:color w:val="000000"/>
-              </w:rPr>
-            </w:pPr>
-            <w:r>
-              <w:rPr>
-                <w:rFonts w:ascii="Helvetica" w:hAnsi="Helvetica" w:eastAsia="Helvetica" w:cs="Helvetica"/>
-                <w:i w:val="false"/>
-                <w:b w:val="false"/>
-                <w:u w:val="none"/>
-                <w:sz w:val="22"/>
-                <w:szCs w:val="22"/>
-                <w:color w:val="000000"/>
-              </w:rPr>
-              <w:t xml:space="preserve">0.00, 1.50</w:t>
-            </w:r>
-          </w:p>
-        </w:tc>
-        <w:tc>
-          <w:tcPr>
-            <w:tcBorders>
-              <w:bottom w:val="none" w:sz="0" w:space="0" w:color="000000"/>
-              <w:top w:val="none" w:sz="0" w:space="0" w:color="000000"/>
-              <w:left w:val="none" w:sz="0" w:space="0" w:color="000000"/>
-              <w:right w:val="none" w:sz="0" w:space="0" w:color="000000"/>
-            </w:tcBorders>
-            <w:shd w:val="clear" w:color="auto" w:fill="FFFFFF"/>
-            <w:tcMar>
-              <w:top w:w="0" w:type="dxa"/>
-              <w:bottom w:w="0" w:type="dxa"/>
-              <w:left w:w="0" w:type="dxa"/>
-              <w:right w:w="0" w:type="dxa"/>
-            </w:tcMar>
-            <w:vAlign w:val="top"/>
-          </w:tcPr>
-          <w:p>
-            <w:pPr>
-              <w:pStyle w:val="Normal"/>
-              <w:jc w:val="center"/>
-              <w:pBdr>
-                <w:bottom w:val="none" w:sz="0" w:space="0" w:color="000000"/>
-                <w:top w:val="none" w:sz="0" w:space="0" w:color="000000"/>
-                <w:left w:val="none" w:sz="0" w:space="0" w:color="000000"/>
-                <w:right w:val="none" w:sz="0" w:space="0" w:color="000000"/>
-              </w:pBdr>
-              <w:spacing w:after="100" w:before="100" w:line="240"/>
-              <w:ind w:left="100" w:right="100" w:firstLine="0" w:firstLineChars="0"/>
-              <w:rPr>
-                <w:rFonts w:ascii="Helvetica" w:hAnsi="Helvetica" w:eastAsia="Helvetica" w:cs="Helvetica"/>
-                <w:i w:val="false"/>
-                <w:b w:val="false"/>
-                <w:u w:val="none"/>
-                <w:sz w:val="22"/>
-                <w:szCs w:val="22"/>
-                <w:color w:val="000000"/>
-              </w:rPr>
-            </w:pPr>
-            <w:r>
-              <w:rPr>
-                <w:rFonts w:ascii="Helvetica" w:hAnsi="Helvetica" w:eastAsia="Helvetica" w:cs="Helvetica"/>
-                <w:i w:val="false"/>
-                <w:b w:val="false"/>
-                <w:u w:val="none"/>
-                <w:sz w:val="22"/>
-                <w:szCs w:val="22"/>
-                <w:color w:val="000000"/>
-              </w:rPr>
-              <w:t xml:space="preserve">0.092</w:t>
+              <w:t xml:space="preserve">0.10</w:t>
+            </w:r>
+          </w:p>
+        </w:tc>
+        <w:tc>
+          <w:tcPr>
+            <w:tcBorders>
+              <w:bottom w:val="none" w:sz="0" w:space="0" w:color="000000"/>
+              <w:top w:val="none" w:sz="0" w:space="0" w:color="000000"/>
+              <w:left w:val="none" w:sz="0" w:space="0" w:color="000000"/>
+              <w:right w:val="none" w:sz="0" w:space="0" w:color="000000"/>
+            </w:tcBorders>
+            <w:shd w:val="clear" w:color="auto" w:fill="FFFFFF"/>
+            <w:tcMar>
+              <w:top w:w="0" w:type="dxa"/>
+              <w:bottom w:w="0" w:type="dxa"/>
+              <w:left w:w="0" w:type="dxa"/>
+              <w:right w:w="0" w:type="dxa"/>
+            </w:tcMar>
+            <w:vAlign w:val="top"/>
+          </w:tcPr>
+          <w:p>
+            <w:pPr>
+              <w:pStyle w:val="Normal"/>
+              <w:jc w:val="center"/>
+              <w:pBdr>
+                <w:bottom w:val="none" w:sz="0" w:space="0" w:color="000000"/>
+                <w:top w:val="none" w:sz="0" w:space="0" w:color="000000"/>
+                <w:left w:val="none" w:sz="0" w:space="0" w:color="000000"/>
+                <w:right w:val="none" w:sz="0" w:space="0" w:color="000000"/>
+              </w:pBdr>
+              <w:spacing w:after="100" w:before="100" w:line="240"/>
+              <w:ind w:left="100" w:right="100" w:firstLine="0" w:firstLineChars="0"/>
+              <w:rPr>
+                <w:rFonts w:ascii="Helvetica" w:hAnsi="Helvetica" w:eastAsia="Helvetica" w:cs="Helvetica"/>
+                <w:i w:val="false"/>
+                <w:b w:val="false"/>
+                <w:u w:val="none"/>
+                <w:sz w:val="22"/>
+                <w:szCs w:val="22"/>
+                <w:color w:val="000000"/>
+              </w:rPr>
+            </w:pPr>
+            <w:r>
+              <w:rPr>
+                <w:rFonts w:ascii="Helvetica" w:hAnsi="Helvetica" w:eastAsia="Helvetica" w:cs="Helvetica"/>
+                <w:i w:val="false"/>
+                <w:b w:val="false"/>
+                <w:u w:val="none"/>
+                <w:sz w:val="22"/>
+                <w:szCs w:val="22"/>
+                <w:color w:val="000000"/>
+              </w:rPr>
+              <w:t xml:space="preserve">0.01, 1.97</w:t>
+            </w:r>
+          </w:p>
+        </w:tc>
+        <w:tc>
+          <w:tcPr>
+            <w:tcBorders>
+              <w:bottom w:val="none" w:sz="0" w:space="0" w:color="000000"/>
+              <w:top w:val="none" w:sz="0" w:space="0" w:color="000000"/>
+              <w:left w:val="none" w:sz="0" w:space="0" w:color="000000"/>
+              <w:right w:val="none" w:sz="0" w:space="0" w:color="000000"/>
+            </w:tcBorders>
+            <w:shd w:val="clear" w:color="auto" w:fill="FFFFFF"/>
+            <w:tcMar>
+              <w:top w:w="0" w:type="dxa"/>
+              <w:bottom w:w="0" w:type="dxa"/>
+              <w:left w:w="0" w:type="dxa"/>
+              <w:right w:w="0" w:type="dxa"/>
+            </w:tcMar>
+            <w:vAlign w:val="top"/>
+          </w:tcPr>
+          <w:p>
+            <w:pPr>
+              <w:pStyle w:val="Normal"/>
+              <w:jc w:val="center"/>
+              <w:pBdr>
+                <w:bottom w:val="none" w:sz="0" w:space="0" w:color="000000"/>
+                <w:top w:val="none" w:sz="0" w:space="0" w:color="000000"/>
+                <w:left w:val="none" w:sz="0" w:space="0" w:color="000000"/>
+                <w:right w:val="none" w:sz="0" w:space="0" w:color="000000"/>
+              </w:pBdr>
+              <w:spacing w:after="100" w:before="100" w:line="240"/>
+              <w:ind w:left="100" w:right="100" w:firstLine="0" w:firstLineChars="0"/>
+              <w:rPr>
+                <w:rFonts w:ascii="Helvetica" w:hAnsi="Helvetica" w:eastAsia="Helvetica" w:cs="Helvetica"/>
+                <w:i w:val="false"/>
+                <w:b w:val="false"/>
+                <w:u w:val="none"/>
+                <w:sz w:val="22"/>
+                <w:szCs w:val="22"/>
+                <w:color w:val="000000"/>
+              </w:rPr>
+            </w:pPr>
+            <w:r>
+              <w:rPr>
+                <w:rFonts w:ascii="Helvetica" w:hAnsi="Helvetica" w:eastAsia="Helvetica" w:cs="Helvetica"/>
+                <w:i w:val="false"/>
+                <w:b w:val="false"/>
+                <w:u w:val="none"/>
+                <w:sz w:val="22"/>
+                <w:szCs w:val="22"/>
+                <w:color w:val="000000"/>
+              </w:rPr>
+              <w:t xml:space="preserve">0.130</w:t>
             </w:r>
           </w:p>
         </w:tc>
@@ -7865,113 +7865,113 @@
                 <w:szCs w:val="22"/>
                 <w:color w:val="000000"/>
               </w:rPr>
-              <w:t xml:space="preserve">1.33</w:t>
-            </w:r>
-          </w:p>
-        </w:tc>
-        <w:tc>
-          <w:tcPr>
-            <w:tcBorders>
-              <w:bottom w:val="none" w:sz="0" w:space="0" w:color="000000"/>
-              <w:top w:val="none" w:sz="0" w:space="0" w:color="000000"/>
-              <w:left w:val="none" w:sz="0" w:space="0" w:color="000000"/>
-              <w:right w:val="none" w:sz="0" w:space="0" w:color="000000"/>
-            </w:tcBorders>
-            <w:shd w:val="clear" w:color="auto" w:fill="FFFFFF"/>
-            <w:tcMar>
-              <w:top w:w="0" w:type="dxa"/>
-              <w:bottom w:w="0" w:type="dxa"/>
-              <w:left w:w="0" w:type="dxa"/>
-              <w:right w:w="0" w:type="dxa"/>
-            </w:tcMar>
-            <w:vAlign w:val="top"/>
-          </w:tcPr>
-          <w:p>
-            <w:pPr>
-              <w:pStyle w:val="Normal"/>
-              <w:jc w:val="center"/>
-              <w:pBdr>
-                <w:bottom w:val="none" w:sz="0" w:space="0" w:color="000000"/>
-                <w:top w:val="none" w:sz="0" w:space="0" w:color="000000"/>
-                <w:left w:val="none" w:sz="0" w:space="0" w:color="000000"/>
-                <w:right w:val="none" w:sz="0" w:space="0" w:color="000000"/>
-              </w:pBdr>
-              <w:spacing w:after="100" w:before="100" w:line="240"/>
-              <w:ind w:left="100" w:right="100" w:firstLine="0" w:firstLineChars="0"/>
-              <w:rPr>
-                <w:rFonts w:ascii="Helvetica" w:hAnsi="Helvetica" w:eastAsia="Helvetica" w:cs="Helvetica"/>
-                <w:i w:val="false"/>
-                <w:b w:val="false"/>
-                <w:u w:val="none"/>
-                <w:sz w:val="22"/>
-                <w:szCs w:val="22"/>
-                <w:color w:val="000000"/>
-              </w:rPr>
-            </w:pPr>
-            <w:r>
-              <w:rPr>
-                <w:rFonts w:ascii="Helvetica" w:hAnsi="Helvetica" w:eastAsia="Helvetica" w:cs="Helvetica"/>
-                <w:i w:val="false"/>
-                <w:b w:val="false"/>
-                <w:u w:val="none"/>
-                <w:sz w:val="22"/>
-                <w:szCs w:val="22"/>
-                <w:color w:val="000000"/>
-              </w:rPr>
-              <w:t xml:space="preserve">0.13, 13.7</w:t>
-            </w:r>
-          </w:p>
-        </w:tc>
-        <w:tc>
-          <w:tcPr>
-            <w:tcBorders>
-              <w:bottom w:val="none" w:sz="0" w:space="0" w:color="000000"/>
-              <w:top w:val="none" w:sz="0" w:space="0" w:color="000000"/>
-              <w:left w:val="none" w:sz="0" w:space="0" w:color="000000"/>
-              <w:right w:val="none" w:sz="0" w:space="0" w:color="000000"/>
-            </w:tcBorders>
-            <w:shd w:val="clear" w:color="auto" w:fill="FFFFFF"/>
-            <w:tcMar>
-              <w:top w:w="0" w:type="dxa"/>
-              <w:bottom w:w="0" w:type="dxa"/>
-              <w:left w:w="0" w:type="dxa"/>
-              <w:right w:w="0" w:type="dxa"/>
-            </w:tcMar>
-            <w:vAlign w:val="top"/>
-          </w:tcPr>
-          <w:p>
-            <w:pPr>
-              <w:pStyle w:val="Normal"/>
-              <w:jc w:val="center"/>
-              <w:pBdr>
-                <w:bottom w:val="none" w:sz="0" w:space="0" w:color="000000"/>
-                <w:top w:val="none" w:sz="0" w:space="0" w:color="000000"/>
-                <w:left w:val="none" w:sz="0" w:space="0" w:color="000000"/>
-                <w:right w:val="none" w:sz="0" w:space="0" w:color="000000"/>
-              </w:pBdr>
-              <w:spacing w:after="100" w:before="100" w:line="240"/>
-              <w:ind w:left="100" w:right="100" w:firstLine="0" w:firstLineChars="0"/>
-              <w:rPr>
-                <w:rFonts w:ascii="Helvetica" w:hAnsi="Helvetica" w:eastAsia="Helvetica" w:cs="Helvetica"/>
-                <w:i w:val="false"/>
-                <w:b w:val="false"/>
-                <w:u w:val="none"/>
-                <w:sz w:val="22"/>
-                <w:szCs w:val="22"/>
-                <w:color w:val="000000"/>
-              </w:rPr>
-            </w:pPr>
-            <w:r>
-              <w:rPr>
-                <w:rFonts w:ascii="Helvetica" w:hAnsi="Helvetica" w:eastAsia="Helvetica" w:cs="Helvetica"/>
-                <w:i w:val="false"/>
-                <w:b w:val="false"/>
-                <w:u w:val="none"/>
-                <w:sz w:val="22"/>
-                <w:szCs w:val="22"/>
-                <w:color w:val="000000"/>
-              </w:rPr>
-              <w:t xml:space="preserve">0.810</w:t>
+              <w:t xml:space="preserve">1.42</w:t>
+            </w:r>
+          </w:p>
+        </w:tc>
+        <w:tc>
+          <w:tcPr>
+            <w:tcBorders>
+              <w:bottom w:val="none" w:sz="0" w:space="0" w:color="000000"/>
+              <w:top w:val="none" w:sz="0" w:space="0" w:color="000000"/>
+              <w:left w:val="none" w:sz="0" w:space="0" w:color="000000"/>
+              <w:right w:val="none" w:sz="0" w:space="0" w:color="000000"/>
+            </w:tcBorders>
+            <w:shd w:val="clear" w:color="auto" w:fill="FFFFFF"/>
+            <w:tcMar>
+              <w:top w:w="0" w:type="dxa"/>
+              <w:bottom w:w="0" w:type="dxa"/>
+              <w:left w:w="0" w:type="dxa"/>
+              <w:right w:w="0" w:type="dxa"/>
+            </w:tcMar>
+            <w:vAlign w:val="top"/>
+          </w:tcPr>
+          <w:p>
+            <w:pPr>
+              <w:pStyle w:val="Normal"/>
+              <w:jc w:val="center"/>
+              <w:pBdr>
+                <w:bottom w:val="none" w:sz="0" w:space="0" w:color="000000"/>
+                <w:top w:val="none" w:sz="0" w:space="0" w:color="000000"/>
+                <w:left w:val="none" w:sz="0" w:space="0" w:color="000000"/>
+                <w:right w:val="none" w:sz="0" w:space="0" w:color="000000"/>
+              </w:pBdr>
+              <w:spacing w:after="100" w:before="100" w:line="240"/>
+              <w:ind w:left="100" w:right="100" w:firstLine="0" w:firstLineChars="0"/>
+              <w:rPr>
+                <w:rFonts w:ascii="Helvetica" w:hAnsi="Helvetica" w:eastAsia="Helvetica" w:cs="Helvetica"/>
+                <w:i w:val="false"/>
+                <w:b w:val="false"/>
+                <w:u w:val="none"/>
+                <w:sz w:val="22"/>
+                <w:szCs w:val="22"/>
+                <w:color w:val="000000"/>
+              </w:rPr>
+            </w:pPr>
+            <w:r>
+              <w:rPr>
+                <w:rFonts w:ascii="Helvetica" w:hAnsi="Helvetica" w:eastAsia="Helvetica" w:cs="Helvetica"/>
+                <w:i w:val="false"/>
+                <w:b w:val="false"/>
+                <w:u w:val="none"/>
+                <w:sz w:val="22"/>
+                <w:szCs w:val="22"/>
+                <w:color w:val="000000"/>
+              </w:rPr>
+              <w:t xml:space="preserve">0.14, 14.4</w:t>
+            </w:r>
+          </w:p>
+        </w:tc>
+        <w:tc>
+          <w:tcPr>
+            <w:tcBorders>
+              <w:bottom w:val="none" w:sz="0" w:space="0" w:color="000000"/>
+              <w:top w:val="none" w:sz="0" w:space="0" w:color="000000"/>
+              <w:left w:val="none" w:sz="0" w:space="0" w:color="000000"/>
+              <w:right w:val="none" w:sz="0" w:space="0" w:color="000000"/>
+            </w:tcBorders>
+            <w:shd w:val="clear" w:color="auto" w:fill="FFFFFF"/>
+            <w:tcMar>
+              <w:top w:w="0" w:type="dxa"/>
+              <w:bottom w:w="0" w:type="dxa"/>
+              <w:left w:w="0" w:type="dxa"/>
+              <w:right w:w="0" w:type="dxa"/>
+            </w:tcMar>
+            <w:vAlign w:val="top"/>
+          </w:tcPr>
+          <w:p>
+            <w:pPr>
+              <w:pStyle w:val="Normal"/>
+              <w:jc w:val="center"/>
+              <w:pBdr>
+                <w:bottom w:val="none" w:sz="0" w:space="0" w:color="000000"/>
+                <w:top w:val="none" w:sz="0" w:space="0" w:color="000000"/>
+                <w:left w:val="none" w:sz="0" w:space="0" w:color="000000"/>
+                <w:right w:val="none" w:sz="0" w:space="0" w:color="000000"/>
+              </w:pBdr>
+              <w:spacing w:after="100" w:before="100" w:line="240"/>
+              <w:ind w:left="100" w:right="100" w:firstLine="0" w:firstLineChars="0"/>
+              <w:rPr>
+                <w:rFonts w:ascii="Helvetica" w:hAnsi="Helvetica" w:eastAsia="Helvetica" w:cs="Helvetica"/>
+                <w:i w:val="false"/>
+                <w:b w:val="false"/>
+                <w:u w:val="none"/>
+                <w:sz w:val="22"/>
+                <w:szCs w:val="22"/>
+                <w:color w:val="000000"/>
+              </w:rPr>
+            </w:pPr>
+            <w:r>
+              <w:rPr>
+                <w:rFonts w:ascii="Helvetica" w:hAnsi="Helvetica" w:eastAsia="Helvetica" w:cs="Helvetica"/>
+                <w:i w:val="false"/>
+                <w:b w:val="false"/>
+                <w:u w:val="none"/>
+                <w:sz w:val="22"/>
+                <w:szCs w:val="22"/>
+                <w:color w:val="000000"/>
+              </w:rPr>
+              <w:t xml:space="preserve">0.770</w:t>
             </w:r>
           </w:p>
         </w:tc>
@@ -8348,113 +8348,113 @@
                 <w:szCs w:val="22"/>
                 <w:color w:val="000000"/>
               </w:rPr>
-              <w:t xml:space="preserve">0.21</w:t>
-            </w:r>
-          </w:p>
-        </w:tc>
-        <w:tc>
-          <w:tcPr>
-            <w:tcBorders>
-              <w:bottom w:val="none" w:sz="0" w:space="0" w:color="000000"/>
-              <w:top w:val="none" w:sz="0" w:space="0" w:color="000000"/>
-              <w:left w:val="none" w:sz="0" w:space="0" w:color="000000"/>
-              <w:right w:val="none" w:sz="0" w:space="0" w:color="000000"/>
-            </w:tcBorders>
-            <w:shd w:val="clear" w:color="auto" w:fill="FFFFFF"/>
-            <w:tcMar>
-              <w:top w:w="0" w:type="dxa"/>
-              <w:bottom w:w="0" w:type="dxa"/>
-              <w:left w:w="0" w:type="dxa"/>
-              <w:right w:w="0" w:type="dxa"/>
-            </w:tcMar>
-            <w:vAlign w:val="top"/>
-          </w:tcPr>
-          <w:p>
-            <w:pPr>
-              <w:pStyle w:val="Normal"/>
-              <w:jc w:val="center"/>
-              <w:pBdr>
-                <w:bottom w:val="none" w:sz="0" w:space="0" w:color="000000"/>
-                <w:top w:val="none" w:sz="0" w:space="0" w:color="000000"/>
-                <w:left w:val="none" w:sz="0" w:space="0" w:color="000000"/>
-                <w:right w:val="none" w:sz="0" w:space="0" w:color="000000"/>
-              </w:pBdr>
-              <w:spacing w:after="100" w:before="100" w:line="240"/>
-              <w:ind w:left="100" w:right="100" w:firstLine="0" w:firstLineChars="0"/>
-              <w:rPr>
-                <w:rFonts w:ascii="Helvetica" w:hAnsi="Helvetica" w:eastAsia="Helvetica" w:cs="Helvetica"/>
-                <w:i w:val="false"/>
-                <w:b w:val="false"/>
-                <w:u w:val="none"/>
-                <w:sz w:val="22"/>
-                <w:szCs w:val="22"/>
-                <w:color w:val="000000"/>
-              </w:rPr>
-            </w:pPr>
-            <w:r>
-              <w:rPr>
-                <w:rFonts w:ascii="Helvetica" w:hAnsi="Helvetica" w:eastAsia="Helvetica" w:cs="Helvetica"/>
-                <w:i w:val="false"/>
-                <w:b w:val="false"/>
-                <w:u w:val="none"/>
-                <w:sz w:val="22"/>
-                <w:szCs w:val="22"/>
-                <w:color w:val="000000"/>
-              </w:rPr>
-              <w:t xml:space="preserve">0.02, 2.07</w:t>
-            </w:r>
-          </w:p>
-        </w:tc>
-        <w:tc>
-          <w:tcPr>
-            <w:tcBorders>
-              <w:bottom w:val="none" w:sz="0" w:space="0" w:color="000000"/>
-              <w:top w:val="none" w:sz="0" w:space="0" w:color="000000"/>
-              <w:left w:val="none" w:sz="0" w:space="0" w:color="000000"/>
-              <w:right w:val="none" w:sz="0" w:space="0" w:color="000000"/>
-            </w:tcBorders>
-            <w:shd w:val="clear" w:color="auto" w:fill="FFFFFF"/>
-            <w:tcMar>
-              <w:top w:w="0" w:type="dxa"/>
-              <w:bottom w:w="0" w:type="dxa"/>
-              <w:left w:w="0" w:type="dxa"/>
-              <w:right w:w="0" w:type="dxa"/>
-            </w:tcMar>
-            <w:vAlign w:val="top"/>
-          </w:tcPr>
-          <w:p>
-            <w:pPr>
-              <w:pStyle w:val="Normal"/>
-              <w:jc w:val="center"/>
-              <w:pBdr>
-                <w:bottom w:val="none" w:sz="0" w:space="0" w:color="000000"/>
-                <w:top w:val="none" w:sz="0" w:space="0" w:color="000000"/>
-                <w:left w:val="none" w:sz="0" w:space="0" w:color="000000"/>
-                <w:right w:val="none" w:sz="0" w:space="0" w:color="000000"/>
-              </w:pBdr>
-              <w:spacing w:after="100" w:before="100" w:line="240"/>
-              <w:ind w:left="100" w:right="100" w:firstLine="0" w:firstLineChars="0"/>
-              <w:rPr>
-                <w:rFonts w:ascii="Helvetica" w:hAnsi="Helvetica" w:eastAsia="Helvetica" w:cs="Helvetica"/>
-                <w:i w:val="false"/>
-                <w:b w:val="false"/>
-                <w:u w:val="none"/>
-                <w:sz w:val="22"/>
-                <w:szCs w:val="22"/>
-                <w:color w:val="000000"/>
-              </w:rPr>
-            </w:pPr>
-            <w:r>
-              <w:rPr>
-                <w:rFonts w:ascii="Helvetica" w:hAnsi="Helvetica" w:eastAsia="Helvetica" w:cs="Helvetica"/>
-                <w:i w:val="false"/>
-                <w:b w:val="false"/>
-                <w:u w:val="none"/>
-                <w:sz w:val="22"/>
-                <w:szCs w:val="22"/>
-                <w:color w:val="000000"/>
-              </w:rPr>
-              <w:t xml:space="preserve">0.180</w:t>
+              <w:t xml:space="preserve">0.22</w:t>
+            </w:r>
+          </w:p>
+        </w:tc>
+        <w:tc>
+          <w:tcPr>
+            <w:tcBorders>
+              <w:bottom w:val="none" w:sz="0" w:space="0" w:color="000000"/>
+              <w:top w:val="none" w:sz="0" w:space="0" w:color="000000"/>
+              <w:left w:val="none" w:sz="0" w:space="0" w:color="000000"/>
+              <w:right w:val="none" w:sz="0" w:space="0" w:color="000000"/>
+            </w:tcBorders>
+            <w:shd w:val="clear" w:color="auto" w:fill="FFFFFF"/>
+            <w:tcMar>
+              <w:top w:w="0" w:type="dxa"/>
+              <w:bottom w:w="0" w:type="dxa"/>
+              <w:left w:w="0" w:type="dxa"/>
+              <w:right w:w="0" w:type="dxa"/>
+            </w:tcMar>
+            <w:vAlign w:val="top"/>
+          </w:tcPr>
+          <w:p>
+            <w:pPr>
+              <w:pStyle w:val="Normal"/>
+              <w:jc w:val="center"/>
+              <w:pBdr>
+                <w:bottom w:val="none" w:sz="0" w:space="0" w:color="000000"/>
+                <w:top w:val="none" w:sz="0" w:space="0" w:color="000000"/>
+                <w:left w:val="none" w:sz="0" w:space="0" w:color="000000"/>
+                <w:right w:val="none" w:sz="0" w:space="0" w:color="000000"/>
+              </w:pBdr>
+              <w:spacing w:after="100" w:before="100" w:line="240"/>
+              <w:ind w:left="100" w:right="100" w:firstLine="0" w:firstLineChars="0"/>
+              <w:rPr>
+                <w:rFonts w:ascii="Helvetica" w:hAnsi="Helvetica" w:eastAsia="Helvetica" w:cs="Helvetica"/>
+                <w:i w:val="false"/>
+                <w:b w:val="false"/>
+                <w:u w:val="none"/>
+                <w:sz w:val="22"/>
+                <w:szCs w:val="22"/>
+                <w:color w:val="000000"/>
+              </w:rPr>
+            </w:pPr>
+            <w:r>
+              <w:rPr>
+                <w:rFonts w:ascii="Helvetica" w:hAnsi="Helvetica" w:eastAsia="Helvetica" w:cs="Helvetica"/>
+                <w:i w:val="false"/>
+                <w:b w:val="false"/>
+                <w:u w:val="none"/>
+                <w:sz w:val="22"/>
+                <w:szCs w:val="22"/>
+                <w:color w:val="000000"/>
+              </w:rPr>
+              <w:t xml:space="preserve">0.02, 2.10</w:t>
+            </w:r>
+          </w:p>
+        </w:tc>
+        <w:tc>
+          <w:tcPr>
+            <w:tcBorders>
+              <w:bottom w:val="none" w:sz="0" w:space="0" w:color="000000"/>
+              <w:top w:val="none" w:sz="0" w:space="0" w:color="000000"/>
+              <w:left w:val="none" w:sz="0" w:space="0" w:color="000000"/>
+              <w:right w:val="none" w:sz="0" w:space="0" w:color="000000"/>
+            </w:tcBorders>
+            <w:shd w:val="clear" w:color="auto" w:fill="FFFFFF"/>
+            <w:tcMar>
+              <w:top w:w="0" w:type="dxa"/>
+              <w:bottom w:w="0" w:type="dxa"/>
+              <w:left w:w="0" w:type="dxa"/>
+              <w:right w:w="0" w:type="dxa"/>
+            </w:tcMar>
+            <w:vAlign w:val="top"/>
+          </w:tcPr>
+          <w:p>
+            <w:pPr>
+              <w:pStyle w:val="Normal"/>
+              <w:jc w:val="center"/>
+              <w:pBdr>
+                <w:bottom w:val="none" w:sz="0" w:space="0" w:color="000000"/>
+                <w:top w:val="none" w:sz="0" w:space="0" w:color="000000"/>
+                <w:left w:val="none" w:sz="0" w:space="0" w:color="000000"/>
+                <w:right w:val="none" w:sz="0" w:space="0" w:color="000000"/>
+              </w:pBdr>
+              <w:spacing w:after="100" w:before="100" w:line="240"/>
+              <w:ind w:left="100" w:right="100" w:firstLine="0" w:firstLineChars="0"/>
+              <w:rPr>
+                <w:rFonts w:ascii="Helvetica" w:hAnsi="Helvetica" w:eastAsia="Helvetica" w:cs="Helvetica"/>
+                <w:i w:val="false"/>
+                <w:b w:val="false"/>
+                <w:u w:val="none"/>
+                <w:sz w:val="22"/>
+                <w:szCs w:val="22"/>
+                <w:color w:val="000000"/>
+              </w:rPr>
+            </w:pPr>
+            <w:r>
+              <w:rPr>
+                <w:rFonts w:ascii="Helvetica" w:hAnsi="Helvetica" w:eastAsia="Helvetica" w:cs="Helvetica"/>
+                <w:i w:val="false"/>
+                <w:b w:val="false"/>
+                <w:u w:val="none"/>
+                <w:sz w:val="22"/>
+                <w:szCs w:val="22"/>
+                <w:color w:val="000000"/>
+              </w:rPr>
+              <w:t xml:space="preserve">0.190</w:t>
             </w:r>
           </w:p>
         </w:tc>
@@ -8831,113 +8831,113 @@
                 <w:szCs w:val="22"/>
                 <w:color w:val="000000"/>
               </w:rPr>
-              <w:t xml:space="preserve">0.66</w:t>
-            </w:r>
-          </w:p>
-        </w:tc>
-        <w:tc>
-          <w:tcPr>
-            <w:tcBorders>
-              <w:bottom w:val="none" w:sz="0" w:space="0" w:color="000000"/>
-              <w:top w:val="none" w:sz="0" w:space="0" w:color="000000"/>
-              <w:left w:val="none" w:sz="0" w:space="0" w:color="000000"/>
-              <w:right w:val="none" w:sz="0" w:space="0" w:color="000000"/>
-            </w:tcBorders>
-            <w:shd w:val="clear" w:color="auto" w:fill="FFFFFF"/>
-            <w:tcMar>
-              <w:top w:w="0" w:type="dxa"/>
-              <w:bottom w:w="0" w:type="dxa"/>
-              <w:left w:w="0" w:type="dxa"/>
-              <w:right w:w="0" w:type="dxa"/>
-            </w:tcMar>
-            <w:vAlign w:val="top"/>
-          </w:tcPr>
-          <w:p>
-            <w:pPr>
-              <w:pStyle w:val="Normal"/>
-              <w:jc w:val="center"/>
-              <w:pBdr>
-                <w:bottom w:val="none" w:sz="0" w:space="0" w:color="000000"/>
-                <w:top w:val="none" w:sz="0" w:space="0" w:color="000000"/>
-                <w:left w:val="none" w:sz="0" w:space="0" w:color="000000"/>
-                <w:right w:val="none" w:sz="0" w:space="0" w:color="000000"/>
-              </w:pBdr>
-              <w:spacing w:after="100" w:before="100" w:line="240"/>
-              <w:ind w:left="100" w:right="100" w:firstLine="0" w:firstLineChars="0"/>
-              <w:rPr>
-                <w:rFonts w:ascii="Helvetica" w:hAnsi="Helvetica" w:eastAsia="Helvetica" w:cs="Helvetica"/>
-                <w:i w:val="false"/>
-                <w:b w:val="false"/>
-                <w:u w:val="none"/>
-                <w:sz w:val="22"/>
-                <w:szCs w:val="22"/>
-                <w:color w:val="000000"/>
-              </w:rPr>
-            </w:pPr>
-            <w:r>
-              <w:rPr>
-                <w:rFonts w:ascii="Helvetica" w:hAnsi="Helvetica" w:eastAsia="Helvetica" w:cs="Helvetica"/>
-                <w:i w:val="false"/>
-                <w:b w:val="false"/>
-                <w:u w:val="none"/>
-                <w:sz w:val="22"/>
-                <w:szCs w:val="22"/>
-                <w:color w:val="000000"/>
-              </w:rPr>
-              <w:t xml:space="preserve">0.08, 5.29</w:t>
-            </w:r>
-          </w:p>
-        </w:tc>
-        <w:tc>
-          <w:tcPr>
-            <w:tcBorders>
-              <w:bottom w:val="none" w:sz="0" w:space="0" w:color="000000"/>
-              <w:top w:val="none" w:sz="0" w:space="0" w:color="000000"/>
-              <w:left w:val="none" w:sz="0" w:space="0" w:color="000000"/>
-              <w:right w:val="none" w:sz="0" w:space="0" w:color="000000"/>
-            </w:tcBorders>
-            <w:shd w:val="clear" w:color="auto" w:fill="FFFFFF"/>
-            <w:tcMar>
-              <w:top w:w="0" w:type="dxa"/>
-              <w:bottom w:w="0" w:type="dxa"/>
-              <w:left w:w="0" w:type="dxa"/>
-              <w:right w:w="0" w:type="dxa"/>
-            </w:tcMar>
-            <w:vAlign w:val="top"/>
-          </w:tcPr>
-          <w:p>
-            <w:pPr>
-              <w:pStyle w:val="Normal"/>
-              <w:jc w:val="center"/>
-              <w:pBdr>
-                <w:bottom w:val="none" w:sz="0" w:space="0" w:color="000000"/>
-                <w:top w:val="none" w:sz="0" w:space="0" w:color="000000"/>
-                <w:left w:val="none" w:sz="0" w:space="0" w:color="000000"/>
-                <w:right w:val="none" w:sz="0" w:space="0" w:color="000000"/>
-              </w:pBdr>
-              <w:spacing w:after="100" w:before="100" w:line="240"/>
-              <w:ind w:left="100" w:right="100" w:firstLine="0" w:firstLineChars="0"/>
-              <w:rPr>
-                <w:rFonts w:ascii="Helvetica" w:hAnsi="Helvetica" w:eastAsia="Helvetica" w:cs="Helvetica"/>
-                <w:i w:val="false"/>
-                <w:b w:val="false"/>
-                <w:u w:val="none"/>
-                <w:sz w:val="22"/>
-                <w:szCs w:val="22"/>
-                <w:color w:val="000000"/>
-              </w:rPr>
-            </w:pPr>
-            <w:r>
-              <w:rPr>
-                <w:rFonts w:ascii="Helvetica" w:hAnsi="Helvetica" w:eastAsia="Helvetica" w:cs="Helvetica"/>
-                <w:i w:val="false"/>
-                <w:b w:val="false"/>
-                <w:u w:val="none"/>
-                <w:sz w:val="22"/>
-                <w:szCs w:val="22"/>
-                <w:color w:val="000000"/>
-              </w:rPr>
-              <w:t xml:space="preserve">0.700</w:t>
+              <w:t xml:space="preserve">0.64</w:t>
+            </w:r>
+          </w:p>
+        </w:tc>
+        <w:tc>
+          <w:tcPr>
+            <w:tcBorders>
+              <w:bottom w:val="none" w:sz="0" w:space="0" w:color="000000"/>
+              <w:top w:val="none" w:sz="0" w:space="0" w:color="000000"/>
+              <w:left w:val="none" w:sz="0" w:space="0" w:color="000000"/>
+              <w:right w:val="none" w:sz="0" w:space="0" w:color="000000"/>
+            </w:tcBorders>
+            <w:shd w:val="clear" w:color="auto" w:fill="FFFFFF"/>
+            <w:tcMar>
+              <w:top w:w="0" w:type="dxa"/>
+              <w:bottom w:w="0" w:type="dxa"/>
+              <w:left w:w="0" w:type="dxa"/>
+              <w:right w:w="0" w:type="dxa"/>
+            </w:tcMar>
+            <w:vAlign w:val="top"/>
+          </w:tcPr>
+          <w:p>
+            <w:pPr>
+              <w:pStyle w:val="Normal"/>
+              <w:jc w:val="center"/>
+              <w:pBdr>
+                <w:bottom w:val="none" w:sz="0" w:space="0" w:color="000000"/>
+                <w:top w:val="none" w:sz="0" w:space="0" w:color="000000"/>
+                <w:left w:val="none" w:sz="0" w:space="0" w:color="000000"/>
+                <w:right w:val="none" w:sz="0" w:space="0" w:color="000000"/>
+              </w:pBdr>
+              <w:spacing w:after="100" w:before="100" w:line="240"/>
+              <w:ind w:left="100" w:right="100" w:firstLine="0" w:firstLineChars="0"/>
+              <w:rPr>
+                <w:rFonts w:ascii="Helvetica" w:hAnsi="Helvetica" w:eastAsia="Helvetica" w:cs="Helvetica"/>
+                <w:i w:val="false"/>
+                <w:b w:val="false"/>
+                <w:u w:val="none"/>
+                <w:sz w:val="22"/>
+                <w:szCs w:val="22"/>
+                <w:color w:val="000000"/>
+              </w:rPr>
+            </w:pPr>
+            <w:r>
+              <w:rPr>
+                <w:rFonts w:ascii="Helvetica" w:hAnsi="Helvetica" w:eastAsia="Helvetica" w:cs="Helvetica"/>
+                <w:i w:val="false"/>
+                <w:b w:val="false"/>
+                <w:u w:val="none"/>
+                <w:sz w:val="22"/>
+                <w:szCs w:val="22"/>
+                <w:color w:val="000000"/>
+              </w:rPr>
+              <w:t xml:space="preserve">0.08, 5.23</w:t>
+            </w:r>
+          </w:p>
+        </w:tc>
+        <w:tc>
+          <w:tcPr>
+            <w:tcBorders>
+              <w:bottom w:val="none" w:sz="0" w:space="0" w:color="000000"/>
+              <w:top w:val="none" w:sz="0" w:space="0" w:color="000000"/>
+              <w:left w:val="none" w:sz="0" w:space="0" w:color="000000"/>
+              <w:right w:val="none" w:sz="0" w:space="0" w:color="000000"/>
+            </w:tcBorders>
+            <w:shd w:val="clear" w:color="auto" w:fill="FFFFFF"/>
+            <w:tcMar>
+              <w:top w:w="0" w:type="dxa"/>
+              <w:bottom w:w="0" w:type="dxa"/>
+              <w:left w:w="0" w:type="dxa"/>
+              <w:right w:w="0" w:type="dxa"/>
+            </w:tcMar>
+            <w:vAlign w:val="top"/>
+          </w:tcPr>
+          <w:p>
+            <w:pPr>
+              <w:pStyle w:val="Normal"/>
+              <w:jc w:val="center"/>
+              <w:pBdr>
+                <w:bottom w:val="none" w:sz="0" w:space="0" w:color="000000"/>
+                <w:top w:val="none" w:sz="0" w:space="0" w:color="000000"/>
+                <w:left w:val="none" w:sz="0" w:space="0" w:color="000000"/>
+                <w:right w:val="none" w:sz="0" w:space="0" w:color="000000"/>
+              </w:pBdr>
+              <w:spacing w:after="100" w:before="100" w:line="240"/>
+              <w:ind w:left="100" w:right="100" w:firstLine="0" w:firstLineChars="0"/>
+              <w:rPr>
+                <w:rFonts w:ascii="Helvetica" w:hAnsi="Helvetica" w:eastAsia="Helvetica" w:cs="Helvetica"/>
+                <w:i w:val="false"/>
+                <w:b w:val="false"/>
+                <w:u w:val="none"/>
+                <w:sz w:val="22"/>
+                <w:szCs w:val="22"/>
+                <w:color w:val="000000"/>
+              </w:rPr>
+            </w:pPr>
+            <w:r>
+              <w:rPr>
+                <w:rFonts w:ascii="Helvetica" w:hAnsi="Helvetica" w:eastAsia="Helvetica" w:cs="Helvetica"/>
+                <w:i w:val="false"/>
+                <w:b w:val="false"/>
+                <w:u w:val="none"/>
+                <w:sz w:val="22"/>
+                <w:szCs w:val="22"/>
+                <w:color w:val="000000"/>
+              </w:rPr>
+              <w:t xml:space="preserve">0.680</w:t>
             </w:r>
           </w:p>
         </w:tc>
@@ -9314,113 +9314,113 @@
                 <w:szCs w:val="22"/>
                 <w:color w:val="000000"/>
               </w:rPr>
-              <w:t xml:space="preserve">0.36</w:t>
-            </w:r>
-          </w:p>
-        </w:tc>
-        <w:tc>
-          <w:tcPr>
-            <w:tcBorders>
-              <w:bottom w:val="none" w:sz="0" w:space="0" w:color="000000"/>
-              <w:top w:val="none" w:sz="0" w:space="0" w:color="000000"/>
-              <w:left w:val="none" w:sz="0" w:space="0" w:color="000000"/>
-              <w:right w:val="none" w:sz="0" w:space="0" w:color="000000"/>
-            </w:tcBorders>
-            <w:shd w:val="clear" w:color="auto" w:fill="FFFFFF"/>
-            <w:tcMar>
-              <w:top w:w="0" w:type="dxa"/>
-              <w:bottom w:w="0" w:type="dxa"/>
-              <w:left w:w="0" w:type="dxa"/>
-              <w:right w:w="0" w:type="dxa"/>
-            </w:tcMar>
-            <w:vAlign w:val="top"/>
-          </w:tcPr>
-          <w:p>
-            <w:pPr>
-              <w:pStyle w:val="Normal"/>
-              <w:jc w:val="center"/>
-              <w:pBdr>
-                <w:bottom w:val="none" w:sz="0" w:space="0" w:color="000000"/>
-                <w:top w:val="none" w:sz="0" w:space="0" w:color="000000"/>
-                <w:left w:val="none" w:sz="0" w:space="0" w:color="000000"/>
-                <w:right w:val="none" w:sz="0" w:space="0" w:color="000000"/>
-              </w:pBdr>
-              <w:spacing w:after="100" w:before="100" w:line="240"/>
-              <w:ind w:left="100" w:right="100" w:firstLine="0" w:firstLineChars="0"/>
-              <w:rPr>
-                <w:rFonts w:ascii="Helvetica" w:hAnsi="Helvetica" w:eastAsia="Helvetica" w:cs="Helvetica"/>
-                <w:i w:val="false"/>
-                <w:b w:val="false"/>
-                <w:u w:val="none"/>
-                <w:sz w:val="22"/>
-                <w:szCs w:val="22"/>
-                <w:color w:val="000000"/>
-              </w:rPr>
-            </w:pPr>
-            <w:r>
-              <w:rPr>
-                <w:rFonts w:ascii="Helvetica" w:hAnsi="Helvetica" w:eastAsia="Helvetica" w:cs="Helvetica"/>
-                <w:i w:val="false"/>
-                <w:b w:val="false"/>
-                <w:u w:val="none"/>
-                <w:sz w:val="22"/>
-                <w:szCs w:val="22"/>
-                <w:color w:val="000000"/>
-              </w:rPr>
-              <w:t xml:space="preserve">0.02, 8.23</w:t>
-            </w:r>
-          </w:p>
-        </w:tc>
-        <w:tc>
-          <w:tcPr>
-            <w:tcBorders>
-              <w:bottom w:val="none" w:sz="0" w:space="0" w:color="000000"/>
-              <w:top w:val="none" w:sz="0" w:space="0" w:color="000000"/>
-              <w:left w:val="none" w:sz="0" w:space="0" w:color="000000"/>
-              <w:right w:val="none" w:sz="0" w:space="0" w:color="000000"/>
-            </w:tcBorders>
-            <w:shd w:val="clear" w:color="auto" w:fill="FFFFFF"/>
-            <w:tcMar>
-              <w:top w:w="0" w:type="dxa"/>
-              <w:bottom w:w="0" w:type="dxa"/>
-              <w:left w:w="0" w:type="dxa"/>
-              <w:right w:w="0" w:type="dxa"/>
-            </w:tcMar>
-            <w:vAlign w:val="top"/>
-          </w:tcPr>
-          <w:p>
-            <w:pPr>
-              <w:pStyle w:val="Normal"/>
-              <w:jc w:val="center"/>
-              <w:pBdr>
-                <w:bottom w:val="none" w:sz="0" w:space="0" w:color="000000"/>
-                <w:top w:val="none" w:sz="0" w:space="0" w:color="000000"/>
-                <w:left w:val="none" w:sz="0" w:space="0" w:color="000000"/>
-                <w:right w:val="none" w:sz="0" w:space="0" w:color="000000"/>
-              </w:pBdr>
-              <w:spacing w:after="100" w:before="100" w:line="240"/>
-              <w:ind w:left="100" w:right="100" w:firstLine="0" w:firstLineChars="0"/>
-              <w:rPr>
-                <w:rFonts w:ascii="Helvetica" w:hAnsi="Helvetica" w:eastAsia="Helvetica" w:cs="Helvetica"/>
-                <w:i w:val="false"/>
-                <w:b w:val="false"/>
-                <w:u w:val="none"/>
-                <w:sz w:val="22"/>
-                <w:szCs w:val="22"/>
-                <w:color w:val="000000"/>
-              </w:rPr>
-            </w:pPr>
-            <w:r>
-              <w:rPr>
-                <w:rFonts w:ascii="Helvetica" w:hAnsi="Helvetica" w:eastAsia="Helvetica" w:cs="Helvetica"/>
-                <w:i w:val="false"/>
-                <w:b w:val="false"/>
-                <w:u w:val="none"/>
-                <w:sz w:val="22"/>
-                <w:szCs w:val="22"/>
-                <w:color w:val="000000"/>
-              </w:rPr>
-              <w:t xml:space="preserve">0.520</w:t>
+              <w:t xml:space="preserve">0.37</w:t>
+            </w:r>
+          </w:p>
+        </w:tc>
+        <w:tc>
+          <w:tcPr>
+            <w:tcBorders>
+              <w:bottom w:val="none" w:sz="0" w:space="0" w:color="000000"/>
+              <w:top w:val="none" w:sz="0" w:space="0" w:color="000000"/>
+              <w:left w:val="none" w:sz="0" w:space="0" w:color="000000"/>
+              <w:right w:val="none" w:sz="0" w:space="0" w:color="000000"/>
+            </w:tcBorders>
+            <w:shd w:val="clear" w:color="auto" w:fill="FFFFFF"/>
+            <w:tcMar>
+              <w:top w:w="0" w:type="dxa"/>
+              <w:bottom w:w="0" w:type="dxa"/>
+              <w:left w:w="0" w:type="dxa"/>
+              <w:right w:w="0" w:type="dxa"/>
+            </w:tcMar>
+            <w:vAlign w:val="top"/>
+          </w:tcPr>
+          <w:p>
+            <w:pPr>
+              <w:pStyle w:val="Normal"/>
+              <w:jc w:val="center"/>
+              <w:pBdr>
+                <w:bottom w:val="none" w:sz="0" w:space="0" w:color="000000"/>
+                <w:top w:val="none" w:sz="0" w:space="0" w:color="000000"/>
+                <w:left w:val="none" w:sz="0" w:space="0" w:color="000000"/>
+                <w:right w:val="none" w:sz="0" w:space="0" w:color="000000"/>
+              </w:pBdr>
+              <w:spacing w:after="100" w:before="100" w:line="240"/>
+              <w:ind w:left="100" w:right="100" w:firstLine="0" w:firstLineChars="0"/>
+              <w:rPr>
+                <w:rFonts w:ascii="Helvetica" w:hAnsi="Helvetica" w:eastAsia="Helvetica" w:cs="Helvetica"/>
+                <w:i w:val="false"/>
+                <w:b w:val="false"/>
+                <w:u w:val="none"/>
+                <w:sz w:val="22"/>
+                <w:szCs w:val="22"/>
+                <w:color w:val="000000"/>
+              </w:rPr>
+            </w:pPr>
+            <w:r>
+              <w:rPr>
+                <w:rFonts w:ascii="Helvetica" w:hAnsi="Helvetica" w:eastAsia="Helvetica" w:cs="Helvetica"/>
+                <w:i w:val="false"/>
+                <w:b w:val="false"/>
+                <w:u w:val="none"/>
+                <w:sz w:val="22"/>
+                <w:szCs w:val="22"/>
+                <w:color w:val="000000"/>
+              </w:rPr>
+              <w:t xml:space="preserve">0.02, 7.94</w:t>
+            </w:r>
+          </w:p>
+        </w:tc>
+        <w:tc>
+          <w:tcPr>
+            <w:tcBorders>
+              <w:bottom w:val="none" w:sz="0" w:space="0" w:color="000000"/>
+              <w:top w:val="none" w:sz="0" w:space="0" w:color="000000"/>
+              <w:left w:val="none" w:sz="0" w:space="0" w:color="000000"/>
+              <w:right w:val="none" w:sz="0" w:space="0" w:color="000000"/>
+            </w:tcBorders>
+            <w:shd w:val="clear" w:color="auto" w:fill="FFFFFF"/>
+            <w:tcMar>
+              <w:top w:w="0" w:type="dxa"/>
+              <w:bottom w:w="0" w:type="dxa"/>
+              <w:left w:w="0" w:type="dxa"/>
+              <w:right w:w="0" w:type="dxa"/>
+            </w:tcMar>
+            <w:vAlign w:val="top"/>
+          </w:tcPr>
+          <w:p>
+            <w:pPr>
+              <w:pStyle w:val="Normal"/>
+              <w:jc w:val="center"/>
+              <w:pBdr>
+                <w:bottom w:val="none" w:sz="0" w:space="0" w:color="000000"/>
+                <w:top w:val="none" w:sz="0" w:space="0" w:color="000000"/>
+                <w:left w:val="none" w:sz="0" w:space="0" w:color="000000"/>
+                <w:right w:val="none" w:sz="0" w:space="0" w:color="000000"/>
+              </w:pBdr>
+              <w:spacing w:after="100" w:before="100" w:line="240"/>
+              <w:ind w:left="100" w:right="100" w:firstLine="0" w:firstLineChars="0"/>
+              <w:rPr>
+                <w:rFonts w:ascii="Helvetica" w:hAnsi="Helvetica" w:eastAsia="Helvetica" w:cs="Helvetica"/>
+                <w:i w:val="false"/>
+                <w:b w:val="false"/>
+                <w:u w:val="none"/>
+                <w:sz w:val="22"/>
+                <w:szCs w:val="22"/>
+                <w:color w:val="000000"/>
+              </w:rPr>
+            </w:pPr>
+            <w:r>
+              <w:rPr>
+                <w:rFonts w:ascii="Helvetica" w:hAnsi="Helvetica" w:eastAsia="Helvetica" w:cs="Helvetica"/>
+                <w:i w:val="false"/>
+                <w:b w:val="false"/>
+                <w:u w:val="none"/>
+                <w:sz w:val="22"/>
+                <w:szCs w:val="22"/>
+                <w:color w:val="000000"/>
+              </w:rPr>
+              <w:t xml:space="preserve">0.530</w:t>
             </w:r>
           </w:p>
         </w:tc>
@@ -11246,113 +11246,113 @@
                 <w:szCs w:val="22"/>
                 <w:color w:val="000000"/>
               </w:rPr>
-              <w:t xml:space="preserve">1.53</w:t>
-            </w:r>
-          </w:p>
-        </w:tc>
-        <w:tc>
-          <w:tcPr>
-            <w:tcBorders>
-              <w:bottom w:val="none" w:sz="0" w:space="0" w:color="000000"/>
-              <w:top w:val="none" w:sz="0" w:space="0" w:color="000000"/>
-              <w:left w:val="none" w:sz="0" w:space="0" w:color="000000"/>
-              <w:right w:val="none" w:sz="0" w:space="0" w:color="000000"/>
-            </w:tcBorders>
-            <w:shd w:val="clear" w:color="auto" w:fill="FFFFFF"/>
-            <w:tcMar>
-              <w:top w:w="0" w:type="dxa"/>
-              <w:bottom w:w="0" w:type="dxa"/>
-              <w:left w:w="0" w:type="dxa"/>
-              <w:right w:w="0" w:type="dxa"/>
-            </w:tcMar>
-            <w:vAlign w:val="top"/>
-          </w:tcPr>
-          <w:p>
-            <w:pPr>
-              <w:pStyle w:val="Normal"/>
-              <w:jc w:val="center"/>
-              <w:pBdr>
-                <w:bottom w:val="none" w:sz="0" w:space="0" w:color="000000"/>
-                <w:top w:val="none" w:sz="0" w:space="0" w:color="000000"/>
-                <w:left w:val="none" w:sz="0" w:space="0" w:color="000000"/>
-                <w:right w:val="none" w:sz="0" w:space="0" w:color="000000"/>
-              </w:pBdr>
-              <w:spacing w:after="100" w:before="100" w:line="240"/>
-              <w:ind w:left="100" w:right="100" w:firstLine="0" w:firstLineChars="0"/>
-              <w:rPr>
-                <w:rFonts w:ascii="Helvetica" w:hAnsi="Helvetica" w:eastAsia="Helvetica" w:cs="Helvetica"/>
-                <w:i w:val="false"/>
-                <w:b w:val="false"/>
-                <w:u w:val="none"/>
-                <w:sz w:val="22"/>
-                <w:szCs w:val="22"/>
-                <w:color w:val="000000"/>
-              </w:rPr>
-            </w:pPr>
-            <w:r>
-              <w:rPr>
-                <w:rFonts w:ascii="Helvetica" w:hAnsi="Helvetica" w:eastAsia="Helvetica" w:cs="Helvetica"/>
-                <w:i w:val="false"/>
-                <w:b w:val="false"/>
-                <w:u w:val="none"/>
-                <w:sz w:val="22"/>
-                <w:szCs w:val="22"/>
-                <w:color w:val="000000"/>
-              </w:rPr>
-              <w:t xml:space="preserve">0.40, 5.88</w:t>
-            </w:r>
-          </w:p>
-        </w:tc>
-        <w:tc>
-          <w:tcPr>
-            <w:tcBorders>
-              <w:bottom w:val="none" w:sz="0" w:space="0" w:color="000000"/>
-              <w:top w:val="none" w:sz="0" w:space="0" w:color="000000"/>
-              <w:left w:val="none" w:sz="0" w:space="0" w:color="000000"/>
-              <w:right w:val="none" w:sz="0" w:space="0" w:color="000000"/>
-            </w:tcBorders>
-            <w:shd w:val="clear" w:color="auto" w:fill="FFFFFF"/>
-            <w:tcMar>
-              <w:top w:w="0" w:type="dxa"/>
-              <w:bottom w:w="0" w:type="dxa"/>
-              <w:left w:w="0" w:type="dxa"/>
-              <w:right w:w="0" w:type="dxa"/>
-            </w:tcMar>
-            <w:vAlign w:val="top"/>
-          </w:tcPr>
-          <w:p>
-            <w:pPr>
-              <w:pStyle w:val="Normal"/>
-              <w:jc w:val="center"/>
-              <w:pBdr>
-                <w:bottom w:val="none" w:sz="0" w:space="0" w:color="000000"/>
-                <w:top w:val="none" w:sz="0" w:space="0" w:color="000000"/>
-                <w:left w:val="none" w:sz="0" w:space="0" w:color="000000"/>
-                <w:right w:val="none" w:sz="0" w:space="0" w:color="000000"/>
-              </w:pBdr>
-              <w:spacing w:after="100" w:before="100" w:line="240"/>
-              <w:ind w:left="100" w:right="100" w:firstLine="0" w:firstLineChars="0"/>
-              <w:rPr>
-                <w:rFonts w:ascii="Helvetica" w:hAnsi="Helvetica" w:eastAsia="Helvetica" w:cs="Helvetica"/>
-                <w:i w:val="false"/>
-                <w:b w:val="false"/>
-                <w:u w:val="none"/>
-                <w:sz w:val="22"/>
-                <w:szCs w:val="22"/>
-                <w:color w:val="000000"/>
-              </w:rPr>
-            </w:pPr>
-            <w:r>
-              <w:rPr>
-                <w:rFonts w:ascii="Helvetica" w:hAnsi="Helvetica" w:eastAsia="Helvetica" w:cs="Helvetica"/>
-                <w:i w:val="false"/>
-                <w:b w:val="false"/>
-                <w:u w:val="none"/>
-                <w:sz w:val="22"/>
-                <w:szCs w:val="22"/>
-                <w:color w:val="000000"/>
-              </w:rPr>
-              <w:t xml:space="preserve">0.530</w:t>
+              <w:t xml:space="preserve">1.45</w:t>
+            </w:r>
+          </w:p>
+        </w:tc>
+        <w:tc>
+          <w:tcPr>
+            <w:tcBorders>
+              <w:bottom w:val="none" w:sz="0" w:space="0" w:color="000000"/>
+              <w:top w:val="none" w:sz="0" w:space="0" w:color="000000"/>
+              <w:left w:val="none" w:sz="0" w:space="0" w:color="000000"/>
+              <w:right w:val="none" w:sz="0" w:space="0" w:color="000000"/>
+            </w:tcBorders>
+            <w:shd w:val="clear" w:color="auto" w:fill="FFFFFF"/>
+            <w:tcMar>
+              <w:top w:w="0" w:type="dxa"/>
+              <w:bottom w:w="0" w:type="dxa"/>
+              <w:left w:w="0" w:type="dxa"/>
+              <w:right w:w="0" w:type="dxa"/>
+            </w:tcMar>
+            <w:vAlign w:val="top"/>
+          </w:tcPr>
+          <w:p>
+            <w:pPr>
+              <w:pStyle w:val="Normal"/>
+              <w:jc w:val="center"/>
+              <w:pBdr>
+                <w:bottom w:val="none" w:sz="0" w:space="0" w:color="000000"/>
+                <w:top w:val="none" w:sz="0" w:space="0" w:color="000000"/>
+                <w:left w:val="none" w:sz="0" w:space="0" w:color="000000"/>
+                <w:right w:val="none" w:sz="0" w:space="0" w:color="000000"/>
+              </w:pBdr>
+              <w:spacing w:after="100" w:before="100" w:line="240"/>
+              <w:ind w:left="100" w:right="100" w:firstLine="0" w:firstLineChars="0"/>
+              <w:rPr>
+                <w:rFonts w:ascii="Helvetica" w:hAnsi="Helvetica" w:eastAsia="Helvetica" w:cs="Helvetica"/>
+                <w:i w:val="false"/>
+                <w:b w:val="false"/>
+                <w:u w:val="none"/>
+                <w:sz w:val="22"/>
+                <w:szCs w:val="22"/>
+                <w:color w:val="000000"/>
+              </w:rPr>
+            </w:pPr>
+            <w:r>
+              <w:rPr>
+                <w:rFonts w:ascii="Helvetica" w:hAnsi="Helvetica" w:eastAsia="Helvetica" w:cs="Helvetica"/>
+                <w:i w:val="false"/>
+                <w:b w:val="false"/>
+                <w:u w:val="none"/>
+                <w:sz w:val="22"/>
+                <w:szCs w:val="22"/>
+                <w:color w:val="000000"/>
+              </w:rPr>
+              <w:t xml:space="preserve">0.39, 5.43</w:t>
+            </w:r>
+          </w:p>
+        </w:tc>
+        <w:tc>
+          <w:tcPr>
+            <w:tcBorders>
+              <w:bottom w:val="none" w:sz="0" w:space="0" w:color="000000"/>
+              <w:top w:val="none" w:sz="0" w:space="0" w:color="000000"/>
+              <w:left w:val="none" w:sz="0" w:space="0" w:color="000000"/>
+              <w:right w:val="none" w:sz="0" w:space="0" w:color="000000"/>
+            </w:tcBorders>
+            <w:shd w:val="clear" w:color="auto" w:fill="FFFFFF"/>
+            <w:tcMar>
+              <w:top w:w="0" w:type="dxa"/>
+              <w:bottom w:w="0" w:type="dxa"/>
+              <w:left w:w="0" w:type="dxa"/>
+              <w:right w:w="0" w:type="dxa"/>
+            </w:tcMar>
+            <w:vAlign w:val="top"/>
+          </w:tcPr>
+          <w:p>
+            <w:pPr>
+              <w:pStyle w:val="Normal"/>
+              <w:jc w:val="center"/>
+              <w:pBdr>
+                <w:bottom w:val="none" w:sz="0" w:space="0" w:color="000000"/>
+                <w:top w:val="none" w:sz="0" w:space="0" w:color="000000"/>
+                <w:left w:val="none" w:sz="0" w:space="0" w:color="000000"/>
+                <w:right w:val="none" w:sz="0" w:space="0" w:color="000000"/>
+              </w:pBdr>
+              <w:spacing w:after="100" w:before="100" w:line="240"/>
+              <w:ind w:left="100" w:right="100" w:firstLine="0" w:firstLineChars="0"/>
+              <w:rPr>
+                <w:rFonts w:ascii="Helvetica" w:hAnsi="Helvetica" w:eastAsia="Helvetica" w:cs="Helvetica"/>
+                <w:i w:val="false"/>
+                <w:b w:val="false"/>
+                <w:u w:val="none"/>
+                <w:sz w:val="22"/>
+                <w:szCs w:val="22"/>
+                <w:color w:val="000000"/>
+              </w:rPr>
+            </w:pPr>
+            <w:r>
+              <w:rPr>
+                <w:rFonts w:ascii="Helvetica" w:hAnsi="Helvetica" w:eastAsia="Helvetica" w:cs="Helvetica"/>
+                <w:i w:val="false"/>
+                <w:b w:val="false"/>
+                <w:u w:val="none"/>
+                <w:sz w:val="22"/>
+                <w:szCs w:val="22"/>
+                <w:color w:val="000000"/>
+              </w:rPr>
+              <w:t xml:space="preserve">0.580</w:t>
             </w:r>
           </w:p>
         </w:tc>
@@ -12695,113 +12695,113 @@
                 <w:szCs w:val="22"/>
                 <w:color w:val="000000"/>
               </w:rPr>
-              <w:t xml:space="preserve">3.97</w:t>
-            </w:r>
-          </w:p>
-        </w:tc>
-        <w:tc>
-          <w:tcPr>
-            <w:tcBorders>
-              <w:bottom w:val="none" w:sz="0" w:space="0" w:color="000000"/>
-              <w:top w:val="none" w:sz="0" w:space="0" w:color="000000"/>
-              <w:left w:val="none" w:sz="0" w:space="0" w:color="000000"/>
-              <w:right w:val="none" w:sz="0" w:space="0" w:color="000000"/>
-            </w:tcBorders>
-            <w:shd w:val="clear" w:color="auto" w:fill="FFFFFF"/>
-            <w:tcMar>
-              <w:top w:w="0" w:type="dxa"/>
-              <w:bottom w:w="0" w:type="dxa"/>
-              <w:left w:w="0" w:type="dxa"/>
-              <w:right w:w="0" w:type="dxa"/>
-            </w:tcMar>
-            <w:vAlign w:val="top"/>
-          </w:tcPr>
-          <w:p>
-            <w:pPr>
-              <w:pStyle w:val="Normal"/>
-              <w:jc w:val="center"/>
-              <w:pBdr>
-                <w:bottom w:val="none" w:sz="0" w:space="0" w:color="000000"/>
-                <w:top w:val="none" w:sz="0" w:space="0" w:color="000000"/>
-                <w:left w:val="none" w:sz="0" w:space="0" w:color="000000"/>
-                <w:right w:val="none" w:sz="0" w:space="0" w:color="000000"/>
-              </w:pBdr>
-              <w:spacing w:after="100" w:before="100" w:line="240"/>
-              <w:ind w:left="100" w:right="100" w:firstLine="0" w:firstLineChars="0"/>
-              <w:rPr>
-                <w:rFonts w:ascii="Helvetica" w:hAnsi="Helvetica" w:eastAsia="Helvetica" w:cs="Helvetica"/>
-                <w:i w:val="false"/>
-                <w:b w:val="false"/>
-                <w:u w:val="none"/>
-                <w:sz w:val="22"/>
-                <w:szCs w:val="22"/>
-                <w:color w:val="000000"/>
-              </w:rPr>
-            </w:pPr>
-            <w:r>
-              <w:rPr>
-                <w:rFonts w:ascii="Helvetica" w:hAnsi="Helvetica" w:eastAsia="Helvetica" w:cs="Helvetica"/>
-                <w:i w:val="false"/>
-                <w:b w:val="false"/>
-                <w:u w:val="none"/>
-                <w:sz w:val="22"/>
-                <w:szCs w:val="22"/>
-                <w:color w:val="000000"/>
-              </w:rPr>
-              <w:t xml:space="preserve">1.01, 15.6</w:t>
-            </w:r>
-          </w:p>
-        </w:tc>
-        <w:tc>
-          <w:tcPr>
-            <w:tcBorders>
-              <w:bottom w:val="none" w:sz="0" w:space="0" w:color="000000"/>
-              <w:top w:val="none" w:sz="0" w:space="0" w:color="000000"/>
-              <w:left w:val="none" w:sz="0" w:space="0" w:color="000000"/>
-              <w:right w:val="none" w:sz="0" w:space="0" w:color="000000"/>
-            </w:tcBorders>
-            <w:shd w:val="clear" w:color="auto" w:fill="FFFFFF"/>
-            <w:tcMar>
-              <w:top w:w="0" w:type="dxa"/>
-              <w:bottom w:w="0" w:type="dxa"/>
-              <w:left w:w="0" w:type="dxa"/>
-              <w:right w:w="0" w:type="dxa"/>
-            </w:tcMar>
-            <w:vAlign w:val="top"/>
-          </w:tcPr>
-          <w:p>
-            <w:pPr>
-              <w:pStyle w:val="Normal"/>
-              <w:jc w:val="center"/>
-              <w:pBdr>
-                <w:bottom w:val="none" w:sz="0" w:space="0" w:color="000000"/>
-                <w:top w:val="none" w:sz="0" w:space="0" w:color="000000"/>
-                <w:left w:val="none" w:sz="0" w:space="0" w:color="000000"/>
-                <w:right w:val="none" w:sz="0" w:space="0" w:color="000000"/>
-              </w:pBdr>
-              <w:spacing w:after="100" w:before="100" w:line="240"/>
-              <w:ind w:left="100" w:right="100" w:firstLine="0" w:firstLineChars="0"/>
-              <w:rPr>
-                <w:rFonts w:ascii="Helvetica" w:hAnsi="Helvetica" w:eastAsia="Helvetica" w:cs="Helvetica"/>
-                <w:i w:val="false"/>
-                <w:b w:val="false"/>
-                <w:u w:val="none"/>
-                <w:sz w:val="22"/>
-                <w:szCs w:val="22"/>
-                <w:color w:val="000000"/>
-              </w:rPr>
-            </w:pPr>
-            <w:r>
-              <w:rPr>
-                <w:rFonts w:ascii="Helvetica" w:hAnsi="Helvetica" w:eastAsia="Helvetica" w:cs="Helvetica"/>
-                <w:i w:val="false"/>
-                <w:b w:val="false"/>
-                <w:u w:val="none"/>
-                <w:sz w:val="22"/>
-                <w:szCs w:val="22"/>
-                <w:color w:val="000000"/>
-              </w:rPr>
-              <w:t xml:space="preserve">0.049</w:t>
+              <w:t xml:space="preserve">4.35</w:t>
+            </w:r>
+          </w:p>
+        </w:tc>
+        <w:tc>
+          <w:tcPr>
+            <w:tcBorders>
+              <w:bottom w:val="none" w:sz="0" w:space="0" w:color="000000"/>
+              <w:top w:val="none" w:sz="0" w:space="0" w:color="000000"/>
+              <w:left w:val="none" w:sz="0" w:space="0" w:color="000000"/>
+              <w:right w:val="none" w:sz="0" w:space="0" w:color="000000"/>
+            </w:tcBorders>
+            <w:shd w:val="clear" w:color="auto" w:fill="FFFFFF"/>
+            <w:tcMar>
+              <w:top w:w="0" w:type="dxa"/>
+              <w:bottom w:w="0" w:type="dxa"/>
+              <w:left w:w="0" w:type="dxa"/>
+              <w:right w:w="0" w:type="dxa"/>
+            </w:tcMar>
+            <w:vAlign w:val="top"/>
+          </w:tcPr>
+          <w:p>
+            <w:pPr>
+              <w:pStyle w:val="Normal"/>
+              <w:jc w:val="center"/>
+              <w:pBdr>
+                <w:bottom w:val="none" w:sz="0" w:space="0" w:color="000000"/>
+                <w:top w:val="none" w:sz="0" w:space="0" w:color="000000"/>
+                <w:left w:val="none" w:sz="0" w:space="0" w:color="000000"/>
+                <w:right w:val="none" w:sz="0" w:space="0" w:color="000000"/>
+              </w:pBdr>
+              <w:spacing w:after="100" w:before="100" w:line="240"/>
+              <w:ind w:left="100" w:right="100" w:firstLine="0" w:firstLineChars="0"/>
+              <w:rPr>
+                <w:rFonts w:ascii="Helvetica" w:hAnsi="Helvetica" w:eastAsia="Helvetica" w:cs="Helvetica"/>
+                <w:i w:val="false"/>
+                <w:b w:val="false"/>
+                <w:u w:val="none"/>
+                <w:sz w:val="22"/>
+                <w:szCs w:val="22"/>
+                <w:color w:val="000000"/>
+              </w:rPr>
+            </w:pPr>
+            <w:r>
+              <w:rPr>
+                <w:rFonts w:ascii="Helvetica" w:hAnsi="Helvetica" w:eastAsia="Helvetica" w:cs="Helvetica"/>
+                <w:i w:val="false"/>
+                <w:b w:val="false"/>
+                <w:u w:val="none"/>
+                <w:sz w:val="22"/>
+                <w:szCs w:val="22"/>
+                <w:color w:val="000000"/>
+              </w:rPr>
+              <w:t xml:space="preserve">1.10, 17.2</w:t>
+            </w:r>
+          </w:p>
+        </w:tc>
+        <w:tc>
+          <w:tcPr>
+            <w:tcBorders>
+              <w:bottom w:val="none" w:sz="0" w:space="0" w:color="000000"/>
+              <w:top w:val="none" w:sz="0" w:space="0" w:color="000000"/>
+              <w:left w:val="none" w:sz="0" w:space="0" w:color="000000"/>
+              <w:right w:val="none" w:sz="0" w:space="0" w:color="000000"/>
+            </w:tcBorders>
+            <w:shd w:val="clear" w:color="auto" w:fill="FFFFFF"/>
+            <w:tcMar>
+              <w:top w:w="0" w:type="dxa"/>
+              <w:bottom w:w="0" w:type="dxa"/>
+              <w:left w:w="0" w:type="dxa"/>
+              <w:right w:w="0" w:type="dxa"/>
+            </w:tcMar>
+            <w:vAlign w:val="top"/>
+          </w:tcPr>
+          <w:p>
+            <w:pPr>
+              <w:pStyle w:val="Normal"/>
+              <w:jc w:val="center"/>
+              <w:pBdr>
+                <w:bottom w:val="none" w:sz="0" w:space="0" w:color="000000"/>
+                <w:top w:val="none" w:sz="0" w:space="0" w:color="000000"/>
+                <w:left w:val="none" w:sz="0" w:space="0" w:color="000000"/>
+                <w:right w:val="none" w:sz="0" w:space="0" w:color="000000"/>
+              </w:pBdr>
+              <w:spacing w:after="100" w:before="100" w:line="240"/>
+              <w:ind w:left="100" w:right="100" w:firstLine="0" w:firstLineChars="0"/>
+              <w:rPr>
+                <w:rFonts w:ascii="Helvetica" w:hAnsi="Helvetica" w:eastAsia="Helvetica" w:cs="Helvetica"/>
+                <w:i w:val="false"/>
+                <w:b w:val="false"/>
+                <w:u w:val="none"/>
+                <w:sz w:val="22"/>
+                <w:szCs w:val="22"/>
+                <w:color w:val="000000"/>
+              </w:rPr>
+            </w:pPr>
+            <w:r>
+              <w:rPr>
+                <w:rFonts w:ascii="Helvetica" w:hAnsi="Helvetica" w:eastAsia="Helvetica" w:cs="Helvetica"/>
+                <w:i w:val="false"/>
+                <w:b w:val="false"/>
+                <w:u w:val="none"/>
+                <w:sz w:val="22"/>
+                <w:szCs w:val="22"/>
+                <w:color w:val="000000"/>
+              </w:rPr>
+              <w:t xml:space="preserve">0.036</w:t>
             </w:r>
           </w:p>
         </w:tc>
@@ -13178,113 +13178,113 @@
                 <w:szCs w:val="22"/>
                 <w:color w:val="000000"/>
               </w:rPr>
-              <w:t xml:space="preserve">0.71</w:t>
-            </w:r>
-          </w:p>
-        </w:tc>
-        <w:tc>
-          <w:tcPr>
-            <w:tcBorders>
-              <w:bottom w:val="none" w:sz="0" w:space="0" w:color="000000"/>
-              <w:top w:val="none" w:sz="0" w:space="0" w:color="000000"/>
-              <w:left w:val="none" w:sz="0" w:space="0" w:color="000000"/>
-              <w:right w:val="none" w:sz="0" w:space="0" w:color="000000"/>
-            </w:tcBorders>
-            <w:shd w:val="clear" w:color="auto" w:fill="FFFFFF"/>
-            <w:tcMar>
-              <w:top w:w="0" w:type="dxa"/>
-              <w:bottom w:w="0" w:type="dxa"/>
-              <w:left w:w="0" w:type="dxa"/>
-              <w:right w:w="0" w:type="dxa"/>
-            </w:tcMar>
-            <w:vAlign w:val="top"/>
-          </w:tcPr>
-          <w:p>
-            <w:pPr>
-              <w:pStyle w:val="Normal"/>
-              <w:jc w:val="center"/>
-              <w:pBdr>
-                <w:bottom w:val="none" w:sz="0" w:space="0" w:color="000000"/>
-                <w:top w:val="none" w:sz="0" w:space="0" w:color="000000"/>
-                <w:left w:val="none" w:sz="0" w:space="0" w:color="000000"/>
-                <w:right w:val="none" w:sz="0" w:space="0" w:color="000000"/>
-              </w:pBdr>
-              <w:spacing w:after="100" w:before="100" w:line="240"/>
-              <w:ind w:left="100" w:right="100" w:firstLine="0" w:firstLineChars="0"/>
-              <w:rPr>
-                <w:rFonts w:ascii="Helvetica" w:hAnsi="Helvetica" w:eastAsia="Helvetica" w:cs="Helvetica"/>
-                <w:i w:val="false"/>
-                <w:b w:val="false"/>
-                <w:u w:val="none"/>
-                <w:sz w:val="22"/>
-                <w:szCs w:val="22"/>
-                <w:color w:val="000000"/>
-              </w:rPr>
-            </w:pPr>
-            <w:r>
-              <w:rPr>
-                <w:rFonts w:ascii="Helvetica" w:hAnsi="Helvetica" w:eastAsia="Helvetica" w:cs="Helvetica"/>
-                <w:i w:val="false"/>
-                <w:b w:val="false"/>
-                <w:u w:val="none"/>
-                <w:sz w:val="22"/>
-                <w:szCs w:val="22"/>
-                <w:color w:val="000000"/>
-              </w:rPr>
-              <w:t xml:space="preserve">0.15, 3.27</w:t>
-            </w:r>
-          </w:p>
-        </w:tc>
-        <w:tc>
-          <w:tcPr>
-            <w:tcBorders>
-              <w:bottom w:val="none" w:sz="0" w:space="0" w:color="000000"/>
-              <w:top w:val="none" w:sz="0" w:space="0" w:color="000000"/>
-              <w:left w:val="none" w:sz="0" w:space="0" w:color="000000"/>
-              <w:right w:val="none" w:sz="0" w:space="0" w:color="000000"/>
-            </w:tcBorders>
-            <w:shd w:val="clear" w:color="auto" w:fill="FFFFFF"/>
-            <w:tcMar>
-              <w:top w:w="0" w:type="dxa"/>
-              <w:bottom w:w="0" w:type="dxa"/>
-              <w:left w:w="0" w:type="dxa"/>
-              <w:right w:w="0" w:type="dxa"/>
-            </w:tcMar>
-            <w:vAlign w:val="top"/>
-          </w:tcPr>
-          <w:p>
-            <w:pPr>
-              <w:pStyle w:val="Normal"/>
-              <w:jc w:val="center"/>
-              <w:pBdr>
-                <w:bottom w:val="none" w:sz="0" w:space="0" w:color="000000"/>
-                <w:top w:val="none" w:sz="0" w:space="0" w:color="000000"/>
-                <w:left w:val="none" w:sz="0" w:space="0" w:color="000000"/>
-                <w:right w:val="none" w:sz="0" w:space="0" w:color="000000"/>
-              </w:pBdr>
-              <w:spacing w:after="100" w:before="100" w:line="240"/>
-              <w:ind w:left="100" w:right="100" w:firstLine="0" w:firstLineChars="0"/>
-              <w:rPr>
-                <w:rFonts w:ascii="Helvetica" w:hAnsi="Helvetica" w:eastAsia="Helvetica" w:cs="Helvetica"/>
-                <w:i w:val="false"/>
-                <w:b w:val="false"/>
-                <w:u w:val="none"/>
-                <w:sz w:val="22"/>
-                <w:szCs w:val="22"/>
-                <w:color w:val="000000"/>
-              </w:rPr>
-            </w:pPr>
-            <w:r>
-              <w:rPr>
-                <w:rFonts w:ascii="Helvetica" w:hAnsi="Helvetica" w:eastAsia="Helvetica" w:cs="Helvetica"/>
-                <w:i w:val="false"/>
-                <w:b w:val="false"/>
-                <w:u w:val="none"/>
-                <w:sz w:val="22"/>
-                <w:szCs w:val="22"/>
-                <w:color w:val="000000"/>
-              </w:rPr>
-              <w:t xml:space="preserve">0.660</w:t>
+              <w:t xml:space="preserve">0.63</w:t>
+            </w:r>
+          </w:p>
+        </w:tc>
+        <w:tc>
+          <w:tcPr>
+            <w:tcBorders>
+              <w:bottom w:val="none" w:sz="0" w:space="0" w:color="000000"/>
+              <w:top w:val="none" w:sz="0" w:space="0" w:color="000000"/>
+              <w:left w:val="none" w:sz="0" w:space="0" w:color="000000"/>
+              <w:right w:val="none" w:sz="0" w:space="0" w:color="000000"/>
+            </w:tcBorders>
+            <w:shd w:val="clear" w:color="auto" w:fill="FFFFFF"/>
+            <w:tcMar>
+              <w:top w:w="0" w:type="dxa"/>
+              <w:bottom w:w="0" w:type="dxa"/>
+              <w:left w:w="0" w:type="dxa"/>
+              <w:right w:w="0" w:type="dxa"/>
+            </w:tcMar>
+            <w:vAlign w:val="top"/>
+          </w:tcPr>
+          <w:p>
+            <w:pPr>
+              <w:pStyle w:val="Normal"/>
+              <w:jc w:val="center"/>
+              <w:pBdr>
+                <w:bottom w:val="none" w:sz="0" w:space="0" w:color="000000"/>
+                <w:top w:val="none" w:sz="0" w:space="0" w:color="000000"/>
+                <w:left w:val="none" w:sz="0" w:space="0" w:color="000000"/>
+                <w:right w:val="none" w:sz="0" w:space="0" w:color="000000"/>
+              </w:pBdr>
+              <w:spacing w:after="100" w:before="100" w:line="240"/>
+              <w:ind w:left="100" w:right="100" w:firstLine="0" w:firstLineChars="0"/>
+              <w:rPr>
+                <w:rFonts w:ascii="Helvetica" w:hAnsi="Helvetica" w:eastAsia="Helvetica" w:cs="Helvetica"/>
+                <w:i w:val="false"/>
+                <w:b w:val="false"/>
+                <w:u w:val="none"/>
+                <w:sz w:val="22"/>
+                <w:szCs w:val="22"/>
+                <w:color w:val="000000"/>
+              </w:rPr>
+            </w:pPr>
+            <w:r>
+              <w:rPr>
+                <w:rFonts w:ascii="Helvetica" w:hAnsi="Helvetica" w:eastAsia="Helvetica" w:cs="Helvetica"/>
+                <w:i w:val="false"/>
+                <w:b w:val="false"/>
+                <w:u w:val="none"/>
+                <w:sz w:val="22"/>
+                <w:szCs w:val="22"/>
+                <w:color w:val="000000"/>
+              </w:rPr>
+              <w:t xml:space="preserve">0.13, 3.03</w:t>
+            </w:r>
+          </w:p>
+        </w:tc>
+        <w:tc>
+          <w:tcPr>
+            <w:tcBorders>
+              <w:bottom w:val="none" w:sz="0" w:space="0" w:color="000000"/>
+              <w:top w:val="none" w:sz="0" w:space="0" w:color="000000"/>
+              <w:left w:val="none" w:sz="0" w:space="0" w:color="000000"/>
+              <w:right w:val="none" w:sz="0" w:space="0" w:color="000000"/>
+            </w:tcBorders>
+            <w:shd w:val="clear" w:color="auto" w:fill="FFFFFF"/>
+            <w:tcMar>
+              <w:top w:w="0" w:type="dxa"/>
+              <w:bottom w:w="0" w:type="dxa"/>
+              <w:left w:w="0" w:type="dxa"/>
+              <w:right w:w="0" w:type="dxa"/>
+            </w:tcMar>
+            <w:vAlign w:val="top"/>
+          </w:tcPr>
+          <w:p>
+            <w:pPr>
+              <w:pStyle w:val="Normal"/>
+              <w:jc w:val="center"/>
+              <w:pBdr>
+                <w:bottom w:val="none" w:sz="0" w:space="0" w:color="000000"/>
+                <w:top w:val="none" w:sz="0" w:space="0" w:color="000000"/>
+                <w:left w:val="none" w:sz="0" w:space="0" w:color="000000"/>
+                <w:right w:val="none" w:sz="0" w:space="0" w:color="000000"/>
+              </w:pBdr>
+              <w:spacing w:after="100" w:before="100" w:line="240"/>
+              <w:ind w:left="100" w:right="100" w:firstLine="0" w:firstLineChars="0"/>
+              <w:rPr>
+                <w:rFonts w:ascii="Helvetica" w:hAnsi="Helvetica" w:eastAsia="Helvetica" w:cs="Helvetica"/>
+                <w:i w:val="false"/>
+                <w:b w:val="false"/>
+                <w:u w:val="none"/>
+                <w:sz w:val="22"/>
+                <w:szCs w:val="22"/>
+                <w:color w:val="000000"/>
+              </w:rPr>
+            </w:pPr>
+            <w:r>
+              <w:rPr>
+                <w:rFonts w:ascii="Helvetica" w:hAnsi="Helvetica" w:eastAsia="Helvetica" w:cs="Helvetica"/>
+                <w:i w:val="false"/>
+                <w:b w:val="false"/>
+                <w:u w:val="none"/>
+                <w:sz w:val="22"/>
+                <w:szCs w:val="22"/>
+                <w:color w:val="000000"/>
+              </w:rPr>
+              <w:t xml:space="preserve">0.570</w:t>
             </w:r>
           </w:p>
         </w:tc>
@@ -13661,113 +13661,113 @@
                 <w:szCs w:val="22"/>
                 <w:color w:val="000000"/>
               </w:rPr>
-              <w:t xml:space="preserve">0.94</w:t>
-            </w:r>
-          </w:p>
-        </w:tc>
-        <w:tc>
-          <w:tcPr>
-            <w:tcBorders>
-              <w:bottom w:val="none" w:sz="0" w:space="0" w:color="000000"/>
-              <w:top w:val="none" w:sz="0" w:space="0" w:color="000000"/>
-              <w:left w:val="none" w:sz="0" w:space="0" w:color="000000"/>
-              <w:right w:val="none" w:sz="0" w:space="0" w:color="000000"/>
-            </w:tcBorders>
-            <w:shd w:val="clear" w:color="auto" w:fill="FFFFFF"/>
-            <w:tcMar>
-              <w:top w:w="0" w:type="dxa"/>
-              <w:bottom w:w="0" w:type="dxa"/>
-              <w:left w:w="0" w:type="dxa"/>
-              <w:right w:w="0" w:type="dxa"/>
-            </w:tcMar>
-            <w:vAlign w:val="top"/>
-          </w:tcPr>
-          <w:p>
-            <w:pPr>
-              <w:pStyle w:val="Normal"/>
-              <w:jc w:val="center"/>
-              <w:pBdr>
-                <w:bottom w:val="none" w:sz="0" w:space="0" w:color="000000"/>
-                <w:top w:val="none" w:sz="0" w:space="0" w:color="000000"/>
-                <w:left w:val="none" w:sz="0" w:space="0" w:color="000000"/>
-                <w:right w:val="none" w:sz="0" w:space="0" w:color="000000"/>
-              </w:pBdr>
-              <w:spacing w:after="100" w:before="100" w:line="240"/>
-              <w:ind w:left="100" w:right="100" w:firstLine="0" w:firstLineChars="0"/>
-              <w:rPr>
-                <w:rFonts w:ascii="Helvetica" w:hAnsi="Helvetica" w:eastAsia="Helvetica" w:cs="Helvetica"/>
-                <w:i w:val="false"/>
-                <w:b w:val="false"/>
-                <w:u w:val="none"/>
-                <w:sz w:val="22"/>
-                <w:szCs w:val="22"/>
-                <w:color w:val="000000"/>
-              </w:rPr>
-            </w:pPr>
-            <w:r>
-              <w:rPr>
-                <w:rFonts w:ascii="Helvetica" w:hAnsi="Helvetica" w:eastAsia="Helvetica" w:cs="Helvetica"/>
-                <w:i w:val="false"/>
-                <w:b w:val="false"/>
-                <w:u w:val="none"/>
-                <w:sz w:val="22"/>
-                <w:szCs w:val="22"/>
-                <w:color w:val="000000"/>
-              </w:rPr>
-              <w:t xml:space="preserve">0.11, 8.09</w:t>
-            </w:r>
-          </w:p>
-        </w:tc>
-        <w:tc>
-          <w:tcPr>
-            <w:tcBorders>
-              <w:bottom w:val="none" w:sz="0" w:space="0" w:color="000000"/>
-              <w:top w:val="none" w:sz="0" w:space="0" w:color="000000"/>
-              <w:left w:val="none" w:sz="0" w:space="0" w:color="000000"/>
-              <w:right w:val="none" w:sz="0" w:space="0" w:color="000000"/>
-            </w:tcBorders>
-            <w:shd w:val="clear" w:color="auto" w:fill="FFFFFF"/>
-            <w:tcMar>
-              <w:top w:w="0" w:type="dxa"/>
-              <w:bottom w:w="0" w:type="dxa"/>
-              <w:left w:w="0" w:type="dxa"/>
-              <w:right w:w="0" w:type="dxa"/>
-            </w:tcMar>
-            <w:vAlign w:val="top"/>
-          </w:tcPr>
-          <w:p>
-            <w:pPr>
-              <w:pStyle w:val="Normal"/>
-              <w:jc w:val="center"/>
-              <w:pBdr>
-                <w:bottom w:val="none" w:sz="0" w:space="0" w:color="000000"/>
-                <w:top w:val="none" w:sz="0" w:space="0" w:color="000000"/>
-                <w:left w:val="none" w:sz="0" w:space="0" w:color="000000"/>
-                <w:right w:val="none" w:sz="0" w:space="0" w:color="000000"/>
-              </w:pBdr>
-              <w:spacing w:after="100" w:before="100" w:line="240"/>
-              <w:ind w:left="100" w:right="100" w:firstLine="0" w:firstLineChars="0"/>
-              <w:rPr>
-                <w:rFonts w:ascii="Helvetica" w:hAnsi="Helvetica" w:eastAsia="Helvetica" w:cs="Helvetica"/>
-                <w:i w:val="false"/>
-                <w:b w:val="false"/>
-                <w:u w:val="none"/>
-                <w:sz w:val="22"/>
-                <w:szCs w:val="22"/>
-                <w:color w:val="000000"/>
-              </w:rPr>
-            </w:pPr>
-            <w:r>
-              <w:rPr>
-                <w:rFonts w:ascii="Helvetica" w:hAnsi="Helvetica" w:eastAsia="Helvetica" w:cs="Helvetica"/>
-                <w:i w:val="false"/>
-                <w:b w:val="false"/>
-                <w:u w:val="none"/>
-                <w:sz w:val="22"/>
-                <w:szCs w:val="22"/>
-                <w:color w:val="000000"/>
-              </w:rPr>
-              <w:t xml:space="preserve">0.960</w:t>
+              <w:t xml:space="preserve">1.11</w:t>
+            </w:r>
+          </w:p>
+        </w:tc>
+        <w:tc>
+          <w:tcPr>
+            <w:tcBorders>
+              <w:bottom w:val="none" w:sz="0" w:space="0" w:color="000000"/>
+              <w:top w:val="none" w:sz="0" w:space="0" w:color="000000"/>
+              <w:left w:val="none" w:sz="0" w:space="0" w:color="000000"/>
+              <w:right w:val="none" w:sz="0" w:space="0" w:color="000000"/>
+            </w:tcBorders>
+            <w:shd w:val="clear" w:color="auto" w:fill="FFFFFF"/>
+            <w:tcMar>
+              <w:top w:w="0" w:type="dxa"/>
+              <w:bottom w:w="0" w:type="dxa"/>
+              <w:left w:w="0" w:type="dxa"/>
+              <w:right w:w="0" w:type="dxa"/>
+            </w:tcMar>
+            <w:vAlign w:val="top"/>
+          </w:tcPr>
+          <w:p>
+            <w:pPr>
+              <w:pStyle w:val="Normal"/>
+              <w:jc w:val="center"/>
+              <w:pBdr>
+                <w:bottom w:val="none" w:sz="0" w:space="0" w:color="000000"/>
+                <w:top w:val="none" w:sz="0" w:space="0" w:color="000000"/>
+                <w:left w:val="none" w:sz="0" w:space="0" w:color="000000"/>
+                <w:right w:val="none" w:sz="0" w:space="0" w:color="000000"/>
+              </w:pBdr>
+              <w:spacing w:after="100" w:before="100" w:line="240"/>
+              <w:ind w:left="100" w:right="100" w:firstLine="0" w:firstLineChars="0"/>
+              <w:rPr>
+                <w:rFonts w:ascii="Helvetica" w:hAnsi="Helvetica" w:eastAsia="Helvetica" w:cs="Helvetica"/>
+                <w:i w:val="false"/>
+                <w:b w:val="false"/>
+                <w:u w:val="none"/>
+                <w:sz w:val="22"/>
+                <w:szCs w:val="22"/>
+                <w:color w:val="000000"/>
+              </w:rPr>
+            </w:pPr>
+            <w:r>
+              <w:rPr>
+                <w:rFonts w:ascii="Helvetica" w:hAnsi="Helvetica" w:eastAsia="Helvetica" w:cs="Helvetica"/>
+                <w:i w:val="false"/>
+                <w:b w:val="false"/>
+                <w:u w:val="none"/>
+                <w:sz w:val="22"/>
+                <w:szCs w:val="22"/>
+                <w:color w:val="000000"/>
+              </w:rPr>
+              <w:t xml:space="preserve">0.13, 9.18</w:t>
+            </w:r>
+          </w:p>
+        </w:tc>
+        <w:tc>
+          <w:tcPr>
+            <w:tcBorders>
+              <w:bottom w:val="none" w:sz="0" w:space="0" w:color="000000"/>
+              <w:top w:val="none" w:sz="0" w:space="0" w:color="000000"/>
+              <w:left w:val="none" w:sz="0" w:space="0" w:color="000000"/>
+              <w:right w:val="none" w:sz="0" w:space="0" w:color="000000"/>
+            </w:tcBorders>
+            <w:shd w:val="clear" w:color="auto" w:fill="FFFFFF"/>
+            <w:tcMar>
+              <w:top w:w="0" w:type="dxa"/>
+              <w:bottom w:w="0" w:type="dxa"/>
+              <w:left w:w="0" w:type="dxa"/>
+              <w:right w:w="0" w:type="dxa"/>
+            </w:tcMar>
+            <w:vAlign w:val="top"/>
+          </w:tcPr>
+          <w:p>
+            <w:pPr>
+              <w:pStyle w:val="Normal"/>
+              <w:jc w:val="center"/>
+              <w:pBdr>
+                <w:bottom w:val="none" w:sz="0" w:space="0" w:color="000000"/>
+                <w:top w:val="none" w:sz="0" w:space="0" w:color="000000"/>
+                <w:left w:val="none" w:sz="0" w:space="0" w:color="000000"/>
+                <w:right w:val="none" w:sz="0" w:space="0" w:color="000000"/>
+              </w:pBdr>
+              <w:spacing w:after="100" w:before="100" w:line="240"/>
+              <w:ind w:left="100" w:right="100" w:firstLine="0" w:firstLineChars="0"/>
+              <w:rPr>
+                <w:rFonts w:ascii="Helvetica" w:hAnsi="Helvetica" w:eastAsia="Helvetica" w:cs="Helvetica"/>
+                <w:i w:val="false"/>
+                <w:b w:val="false"/>
+                <w:u w:val="none"/>
+                <w:sz w:val="22"/>
+                <w:szCs w:val="22"/>
+                <w:color w:val="000000"/>
+              </w:rPr>
+            </w:pPr>
+            <w:r>
+              <w:rPr>
+                <w:rFonts w:ascii="Helvetica" w:hAnsi="Helvetica" w:eastAsia="Helvetica" w:cs="Helvetica"/>
+                <w:i w:val="false"/>
+                <w:b w:val="false"/>
+                <w:u w:val="none"/>
+                <w:sz w:val="22"/>
+                <w:szCs w:val="22"/>
+                <w:color w:val="000000"/>
+              </w:rPr>
+              <w:t xml:space="preserve">0.920</w:t>
             </w:r>
           </w:p>
         </w:tc>
@@ -14144,113 +14144,113 @@
                 <w:szCs w:val="22"/>
                 <w:color w:val="000000"/>
               </w:rPr>
-              <w:t xml:space="preserve">3.52</w:t>
-            </w:r>
-          </w:p>
-        </w:tc>
-        <w:tc>
-          <w:tcPr>
-            <w:tcBorders>
-              <w:bottom w:val="none" w:sz="0" w:space="0" w:color="000000"/>
-              <w:top w:val="none" w:sz="0" w:space="0" w:color="000000"/>
-              <w:left w:val="none" w:sz="0" w:space="0" w:color="000000"/>
-              <w:right w:val="none" w:sz="0" w:space="0" w:color="000000"/>
-            </w:tcBorders>
-            <w:shd w:val="clear" w:color="auto" w:fill="FFFFFF"/>
-            <w:tcMar>
-              <w:top w:w="0" w:type="dxa"/>
-              <w:bottom w:w="0" w:type="dxa"/>
-              <w:left w:w="0" w:type="dxa"/>
-              <w:right w:w="0" w:type="dxa"/>
-            </w:tcMar>
-            <w:vAlign w:val="top"/>
-          </w:tcPr>
-          <w:p>
-            <w:pPr>
-              <w:pStyle w:val="Normal"/>
-              <w:jc w:val="center"/>
-              <w:pBdr>
-                <w:bottom w:val="none" w:sz="0" w:space="0" w:color="000000"/>
-                <w:top w:val="none" w:sz="0" w:space="0" w:color="000000"/>
-                <w:left w:val="none" w:sz="0" w:space="0" w:color="000000"/>
-                <w:right w:val="none" w:sz="0" w:space="0" w:color="000000"/>
-              </w:pBdr>
-              <w:spacing w:after="100" w:before="100" w:line="240"/>
-              <w:ind w:left="100" w:right="100" w:firstLine="0" w:firstLineChars="0"/>
-              <w:rPr>
-                <w:rFonts w:ascii="Helvetica" w:hAnsi="Helvetica" w:eastAsia="Helvetica" w:cs="Helvetica"/>
-                <w:i w:val="false"/>
-                <w:b w:val="false"/>
-                <w:u w:val="none"/>
-                <w:sz w:val="22"/>
-                <w:szCs w:val="22"/>
-                <w:color w:val="000000"/>
-              </w:rPr>
-            </w:pPr>
-            <w:r>
-              <w:rPr>
-                <w:rFonts w:ascii="Helvetica" w:hAnsi="Helvetica" w:eastAsia="Helvetica" w:cs="Helvetica"/>
-                <w:i w:val="false"/>
-                <w:b w:val="false"/>
-                <w:u w:val="none"/>
-                <w:sz w:val="22"/>
-                <w:szCs w:val="22"/>
-                <w:color w:val="000000"/>
-              </w:rPr>
-              <w:t xml:space="preserve">0.65, 19.1</w:t>
-            </w:r>
-          </w:p>
-        </w:tc>
-        <w:tc>
-          <w:tcPr>
-            <w:tcBorders>
-              <w:bottom w:val="none" w:sz="0" w:space="0" w:color="000000"/>
-              <w:top w:val="none" w:sz="0" w:space="0" w:color="000000"/>
-              <w:left w:val="none" w:sz="0" w:space="0" w:color="000000"/>
-              <w:right w:val="none" w:sz="0" w:space="0" w:color="000000"/>
-            </w:tcBorders>
-            <w:shd w:val="clear" w:color="auto" w:fill="FFFFFF"/>
-            <w:tcMar>
-              <w:top w:w="0" w:type="dxa"/>
-              <w:bottom w:w="0" w:type="dxa"/>
-              <w:left w:w="0" w:type="dxa"/>
-              <w:right w:w="0" w:type="dxa"/>
-            </w:tcMar>
-            <w:vAlign w:val="top"/>
-          </w:tcPr>
-          <w:p>
-            <w:pPr>
-              <w:pStyle w:val="Normal"/>
-              <w:jc w:val="center"/>
-              <w:pBdr>
-                <w:bottom w:val="none" w:sz="0" w:space="0" w:color="000000"/>
-                <w:top w:val="none" w:sz="0" w:space="0" w:color="000000"/>
-                <w:left w:val="none" w:sz="0" w:space="0" w:color="000000"/>
-                <w:right w:val="none" w:sz="0" w:space="0" w:color="000000"/>
-              </w:pBdr>
-              <w:spacing w:after="100" w:before="100" w:line="240"/>
-              <w:ind w:left="100" w:right="100" w:firstLine="0" w:firstLineChars="0"/>
-              <w:rPr>
-                <w:rFonts w:ascii="Helvetica" w:hAnsi="Helvetica" w:eastAsia="Helvetica" w:cs="Helvetica"/>
-                <w:i w:val="false"/>
-                <w:b w:val="false"/>
-                <w:u w:val="none"/>
-                <w:sz w:val="22"/>
-                <w:szCs w:val="22"/>
-                <w:color w:val="000000"/>
-              </w:rPr>
-            </w:pPr>
-            <w:r>
-              <w:rPr>
-                <w:rFonts w:ascii="Helvetica" w:hAnsi="Helvetica" w:eastAsia="Helvetica" w:cs="Helvetica"/>
-                <w:i w:val="false"/>
-                <w:b w:val="false"/>
-                <w:u w:val="none"/>
-                <w:sz w:val="22"/>
-                <w:szCs w:val="22"/>
-                <w:color w:val="000000"/>
-              </w:rPr>
-              <w:t xml:space="preserve">0.140</w:t>
+              <w:t xml:space="preserve">3.66</w:t>
+            </w:r>
+          </w:p>
+        </w:tc>
+        <w:tc>
+          <w:tcPr>
+            <w:tcBorders>
+              <w:bottom w:val="none" w:sz="0" w:space="0" w:color="000000"/>
+              <w:top w:val="none" w:sz="0" w:space="0" w:color="000000"/>
+              <w:left w:val="none" w:sz="0" w:space="0" w:color="000000"/>
+              <w:right w:val="none" w:sz="0" w:space="0" w:color="000000"/>
+            </w:tcBorders>
+            <w:shd w:val="clear" w:color="auto" w:fill="FFFFFF"/>
+            <w:tcMar>
+              <w:top w:w="0" w:type="dxa"/>
+              <w:bottom w:w="0" w:type="dxa"/>
+              <w:left w:w="0" w:type="dxa"/>
+              <w:right w:w="0" w:type="dxa"/>
+            </w:tcMar>
+            <w:vAlign w:val="top"/>
+          </w:tcPr>
+          <w:p>
+            <w:pPr>
+              <w:pStyle w:val="Normal"/>
+              <w:jc w:val="center"/>
+              <w:pBdr>
+                <w:bottom w:val="none" w:sz="0" w:space="0" w:color="000000"/>
+                <w:top w:val="none" w:sz="0" w:space="0" w:color="000000"/>
+                <w:left w:val="none" w:sz="0" w:space="0" w:color="000000"/>
+                <w:right w:val="none" w:sz="0" w:space="0" w:color="000000"/>
+              </w:pBdr>
+              <w:spacing w:after="100" w:before="100" w:line="240"/>
+              <w:ind w:left="100" w:right="100" w:firstLine="0" w:firstLineChars="0"/>
+              <w:rPr>
+                <w:rFonts w:ascii="Helvetica" w:hAnsi="Helvetica" w:eastAsia="Helvetica" w:cs="Helvetica"/>
+                <w:i w:val="false"/>
+                <w:b w:val="false"/>
+                <w:u w:val="none"/>
+                <w:sz w:val="22"/>
+                <w:szCs w:val="22"/>
+                <w:color w:val="000000"/>
+              </w:rPr>
+            </w:pPr>
+            <w:r>
+              <w:rPr>
+                <w:rFonts w:ascii="Helvetica" w:hAnsi="Helvetica" w:eastAsia="Helvetica" w:cs="Helvetica"/>
+                <w:i w:val="false"/>
+                <w:b w:val="false"/>
+                <w:u w:val="none"/>
+                <w:sz w:val="22"/>
+                <w:szCs w:val="22"/>
+                <w:color w:val="000000"/>
+              </w:rPr>
+              <w:t xml:space="preserve">0.62, 21.7</w:t>
+            </w:r>
+          </w:p>
+        </w:tc>
+        <w:tc>
+          <w:tcPr>
+            <w:tcBorders>
+              <w:bottom w:val="none" w:sz="0" w:space="0" w:color="000000"/>
+              <w:top w:val="none" w:sz="0" w:space="0" w:color="000000"/>
+              <w:left w:val="none" w:sz="0" w:space="0" w:color="000000"/>
+              <w:right w:val="none" w:sz="0" w:space="0" w:color="000000"/>
+            </w:tcBorders>
+            <w:shd w:val="clear" w:color="auto" w:fill="FFFFFF"/>
+            <w:tcMar>
+              <w:top w:w="0" w:type="dxa"/>
+              <w:bottom w:w="0" w:type="dxa"/>
+              <w:left w:w="0" w:type="dxa"/>
+              <w:right w:w="0" w:type="dxa"/>
+            </w:tcMar>
+            <w:vAlign w:val="top"/>
+          </w:tcPr>
+          <w:p>
+            <w:pPr>
+              <w:pStyle w:val="Normal"/>
+              <w:jc w:val="center"/>
+              <w:pBdr>
+                <w:bottom w:val="none" w:sz="0" w:space="0" w:color="000000"/>
+                <w:top w:val="none" w:sz="0" w:space="0" w:color="000000"/>
+                <w:left w:val="none" w:sz="0" w:space="0" w:color="000000"/>
+                <w:right w:val="none" w:sz="0" w:space="0" w:color="000000"/>
+              </w:pBdr>
+              <w:spacing w:after="100" w:before="100" w:line="240"/>
+              <w:ind w:left="100" w:right="100" w:firstLine="0" w:firstLineChars="0"/>
+              <w:rPr>
+                <w:rFonts w:ascii="Helvetica" w:hAnsi="Helvetica" w:eastAsia="Helvetica" w:cs="Helvetica"/>
+                <w:i w:val="false"/>
+                <w:b w:val="false"/>
+                <w:u w:val="none"/>
+                <w:sz w:val="22"/>
+                <w:szCs w:val="22"/>
+                <w:color w:val="000000"/>
+              </w:rPr>
+            </w:pPr>
+            <w:r>
+              <w:rPr>
+                <w:rFonts w:ascii="Helvetica" w:hAnsi="Helvetica" w:eastAsia="Helvetica" w:cs="Helvetica"/>
+                <w:i w:val="false"/>
+                <w:b w:val="false"/>
+                <w:u w:val="none"/>
+                <w:sz w:val="22"/>
+                <w:szCs w:val="22"/>
+                <w:color w:val="000000"/>
+              </w:rPr>
+              <w:t xml:space="preserve">0.150</w:t>
             </w:r>
           </w:p>
         </w:tc>
@@ -14627,113 +14627,113 @@
                 <w:szCs w:val="22"/>
                 <w:color w:val="000000"/>
               </w:rPr>
-              <w:t xml:space="preserve">0.37</w:t>
-            </w:r>
-          </w:p>
-        </w:tc>
-        <w:tc>
-          <w:tcPr>
-            <w:tcBorders>
-              <w:bottom w:val="none" w:sz="0" w:space="0" w:color="000000"/>
-              <w:top w:val="none" w:sz="0" w:space="0" w:color="000000"/>
-              <w:left w:val="none" w:sz="0" w:space="0" w:color="000000"/>
-              <w:right w:val="none" w:sz="0" w:space="0" w:color="000000"/>
-            </w:tcBorders>
-            <w:shd w:val="clear" w:color="auto" w:fill="FFFFFF"/>
-            <w:tcMar>
-              <w:top w:w="0" w:type="dxa"/>
-              <w:bottom w:w="0" w:type="dxa"/>
-              <w:left w:w="0" w:type="dxa"/>
-              <w:right w:w="0" w:type="dxa"/>
-            </w:tcMar>
-            <w:vAlign w:val="top"/>
-          </w:tcPr>
-          <w:p>
-            <w:pPr>
-              <w:pStyle w:val="Normal"/>
-              <w:jc w:val="center"/>
-              <w:pBdr>
-                <w:bottom w:val="none" w:sz="0" w:space="0" w:color="000000"/>
-                <w:top w:val="none" w:sz="0" w:space="0" w:color="000000"/>
-                <w:left w:val="none" w:sz="0" w:space="0" w:color="000000"/>
-                <w:right w:val="none" w:sz="0" w:space="0" w:color="000000"/>
-              </w:pBdr>
-              <w:spacing w:after="100" w:before="100" w:line="240"/>
-              <w:ind w:left="100" w:right="100" w:firstLine="0" w:firstLineChars="0"/>
-              <w:rPr>
-                <w:rFonts w:ascii="Helvetica" w:hAnsi="Helvetica" w:eastAsia="Helvetica" w:cs="Helvetica"/>
-                <w:i w:val="false"/>
-                <w:b w:val="false"/>
-                <w:u w:val="none"/>
-                <w:sz w:val="22"/>
-                <w:szCs w:val="22"/>
-                <w:color w:val="000000"/>
-              </w:rPr>
-            </w:pPr>
-            <w:r>
-              <w:rPr>
-                <w:rFonts w:ascii="Helvetica" w:hAnsi="Helvetica" w:eastAsia="Helvetica" w:cs="Helvetica"/>
-                <w:i w:val="false"/>
-                <w:b w:val="false"/>
-                <w:u w:val="none"/>
-                <w:sz w:val="22"/>
-                <w:szCs w:val="22"/>
-                <w:color w:val="000000"/>
-              </w:rPr>
-              <w:t xml:space="preserve">0.07, 1.90</w:t>
-            </w:r>
-          </w:p>
-        </w:tc>
-        <w:tc>
-          <w:tcPr>
-            <w:tcBorders>
-              <w:bottom w:val="none" w:sz="0" w:space="0" w:color="000000"/>
-              <w:top w:val="none" w:sz="0" w:space="0" w:color="000000"/>
-              <w:left w:val="none" w:sz="0" w:space="0" w:color="000000"/>
-              <w:right w:val="none" w:sz="0" w:space="0" w:color="000000"/>
-            </w:tcBorders>
-            <w:shd w:val="clear" w:color="auto" w:fill="FFFFFF"/>
-            <w:tcMar>
-              <w:top w:w="0" w:type="dxa"/>
-              <w:bottom w:w="0" w:type="dxa"/>
-              <w:left w:w="0" w:type="dxa"/>
-              <w:right w:w="0" w:type="dxa"/>
-            </w:tcMar>
-            <w:vAlign w:val="top"/>
-          </w:tcPr>
-          <w:p>
-            <w:pPr>
-              <w:pStyle w:val="Normal"/>
-              <w:jc w:val="center"/>
-              <w:pBdr>
-                <w:bottom w:val="none" w:sz="0" w:space="0" w:color="000000"/>
-                <w:top w:val="none" w:sz="0" w:space="0" w:color="000000"/>
-                <w:left w:val="none" w:sz="0" w:space="0" w:color="000000"/>
-                <w:right w:val="none" w:sz="0" w:space="0" w:color="000000"/>
-              </w:pBdr>
-              <w:spacing w:after="100" w:before="100" w:line="240"/>
-              <w:ind w:left="100" w:right="100" w:firstLine="0" w:firstLineChars="0"/>
-              <w:rPr>
-                <w:rFonts w:ascii="Helvetica" w:hAnsi="Helvetica" w:eastAsia="Helvetica" w:cs="Helvetica"/>
-                <w:i w:val="false"/>
-                <w:b w:val="false"/>
-                <w:u w:val="none"/>
-                <w:sz w:val="22"/>
-                <w:szCs w:val="22"/>
-                <w:color w:val="000000"/>
-              </w:rPr>
-            </w:pPr>
-            <w:r>
-              <w:rPr>
-                <w:rFonts w:ascii="Helvetica" w:hAnsi="Helvetica" w:eastAsia="Helvetica" w:cs="Helvetica"/>
-                <w:i w:val="false"/>
-                <w:b w:val="false"/>
-                <w:u w:val="none"/>
-                <w:sz w:val="22"/>
-                <w:szCs w:val="22"/>
-                <w:color w:val="000000"/>
-              </w:rPr>
-              <w:t xml:space="preserve">0.240</w:t>
+              <w:t xml:space="preserve">0.34</w:t>
+            </w:r>
+          </w:p>
+        </w:tc>
+        <w:tc>
+          <w:tcPr>
+            <w:tcBorders>
+              <w:bottom w:val="none" w:sz="0" w:space="0" w:color="000000"/>
+              <w:top w:val="none" w:sz="0" w:space="0" w:color="000000"/>
+              <w:left w:val="none" w:sz="0" w:space="0" w:color="000000"/>
+              <w:right w:val="none" w:sz="0" w:space="0" w:color="000000"/>
+            </w:tcBorders>
+            <w:shd w:val="clear" w:color="auto" w:fill="FFFFFF"/>
+            <w:tcMar>
+              <w:top w:w="0" w:type="dxa"/>
+              <w:bottom w:w="0" w:type="dxa"/>
+              <w:left w:w="0" w:type="dxa"/>
+              <w:right w:w="0" w:type="dxa"/>
+            </w:tcMar>
+            <w:vAlign w:val="top"/>
+          </w:tcPr>
+          <w:p>
+            <w:pPr>
+              <w:pStyle w:val="Normal"/>
+              <w:jc w:val="center"/>
+              <w:pBdr>
+                <w:bottom w:val="none" w:sz="0" w:space="0" w:color="000000"/>
+                <w:top w:val="none" w:sz="0" w:space="0" w:color="000000"/>
+                <w:left w:val="none" w:sz="0" w:space="0" w:color="000000"/>
+                <w:right w:val="none" w:sz="0" w:space="0" w:color="000000"/>
+              </w:pBdr>
+              <w:spacing w:after="100" w:before="100" w:line="240"/>
+              <w:ind w:left="100" w:right="100" w:firstLine="0" w:firstLineChars="0"/>
+              <w:rPr>
+                <w:rFonts w:ascii="Helvetica" w:hAnsi="Helvetica" w:eastAsia="Helvetica" w:cs="Helvetica"/>
+                <w:i w:val="false"/>
+                <w:b w:val="false"/>
+                <w:u w:val="none"/>
+                <w:sz w:val="22"/>
+                <w:szCs w:val="22"/>
+                <w:color w:val="000000"/>
+              </w:rPr>
+            </w:pPr>
+            <w:r>
+              <w:rPr>
+                <w:rFonts w:ascii="Helvetica" w:hAnsi="Helvetica" w:eastAsia="Helvetica" w:cs="Helvetica"/>
+                <w:i w:val="false"/>
+                <w:b w:val="false"/>
+                <w:u w:val="none"/>
+                <w:sz w:val="22"/>
+                <w:szCs w:val="22"/>
+                <w:color w:val="000000"/>
+              </w:rPr>
+              <w:t xml:space="preserve">0.07, 1.75</w:t>
+            </w:r>
+          </w:p>
+        </w:tc>
+        <w:tc>
+          <w:tcPr>
+            <w:tcBorders>
+              <w:bottom w:val="none" w:sz="0" w:space="0" w:color="000000"/>
+              <w:top w:val="none" w:sz="0" w:space="0" w:color="000000"/>
+              <w:left w:val="none" w:sz="0" w:space="0" w:color="000000"/>
+              <w:right w:val="none" w:sz="0" w:space="0" w:color="000000"/>
+            </w:tcBorders>
+            <w:shd w:val="clear" w:color="auto" w:fill="FFFFFF"/>
+            <w:tcMar>
+              <w:top w:w="0" w:type="dxa"/>
+              <w:bottom w:w="0" w:type="dxa"/>
+              <w:left w:w="0" w:type="dxa"/>
+              <w:right w:w="0" w:type="dxa"/>
+            </w:tcMar>
+            <w:vAlign w:val="top"/>
+          </w:tcPr>
+          <w:p>
+            <w:pPr>
+              <w:pStyle w:val="Normal"/>
+              <w:jc w:val="center"/>
+              <w:pBdr>
+                <w:bottom w:val="none" w:sz="0" w:space="0" w:color="000000"/>
+                <w:top w:val="none" w:sz="0" w:space="0" w:color="000000"/>
+                <w:left w:val="none" w:sz="0" w:space="0" w:color="000000"/>
+                <w:right w:val="none" w:sz="0" w:space="0" w:color="000000"/>
+              </w:pBdr>
+              <w:spacing w:after="100" w:before="100" w:line="240"/>
+              <w:ind w:left="100" w:right="100" w:firstLine="0" w:firstLineChars="0"/>
+              <w:rPr>
+                <w:rFonts w:ascii="Helvetica" w:hAnsi="Helvetica" w:eastAsia="Helvetica" w:cs="Helvetica"/>
+                <w:i w:val="false"/>
+                <w:b w:val="false"/>
+                <w:u w:val="none"/>
+                <w:sz w:val="22"/>
+                <w:szCs w:val="22"/>
+                <w:color w:val="000000"/>
+              </w:rPr>
+            </w:pPr>
+            <w:r>
+              <w:rPr>
+                <w:rFonts w:ascii="Helvetica" w:hAnsi="Helvetica" w:eastAsia="Helvetica" w:cs="Helvetica"/>
+                <w:i w:val="false"/>
+                <w:b w:val="false"/>
+                <w:u w:val="none"/>
+                <w:sz w:val="22"/>
+                <w:szCs w:val="22"/>
+                <w:color w:val="000000"/>
+              </w:rPr>
+              <w:t xml:space="preserve">0.200</w:t>
             </w:r>
           </w:p>
         </w:tc>
@@ -15163,60 +15163,60 @@
                 <w:szCs w:val="22"/>
                 <w:color w:val="000000"/>
               </w:rPr>
-              <w:t xml:space="preserve">0.88, 1.07</w:t>
-            </w:r>
-          </w:p>
-        </w:tc>
-        <w:tc>
-          <w:tcPr>
-            <w:tcBorders>
-              <w:bottom w:val="none" w:sz="0" w:space="0" w:color="000000"/>
-              <w:top w:val="none" w:sz="0" w:space="0" w:color="000000"/>
-              <w:left w:val="none" w:sz="0" w:space="0" w:color="000000"/>
-              <w:right w:val="none" w:sz="0" w:space="0" w:color="000000"/>
-            </w:tcBorders>
-            <w:shd w:val="clear" w:color="auto" w:fill="FFFFFF"/>
-            <w:tcMar>
-              <w:top w:w="0" w:type="dxa"/>
-              <w:bottom w:w="0" w:type="dxa"/>
-              <w:left w:w="0" w:type="dxa"/>
-              <w:right w:w="0" w:type="dxa"/>
-            </w:tcMar>
-            <w:vAlign w:val="top"/>
-          </w:tcPr>
-          <w:p>
-            <w:pPr>
-              <w:pStyle w:val="Normal"/>
-              <w:jc w:val="center"/>
-              <w:pBdr>
-                <w:bottom w:val="none" w:sz="0" w:space="0" w:color="000000"/>
-                <w:top w:val="none" w:sz="0" w:space="0" w:color="000000"/>
-                <w:left w:val="none" w:sz="0" w:space="0" w:color="000000"/>
-                <w:right w:val="none" w:sz="0" w:space="0" w:color="000000"/>
-              </w:pBdr>
-              <w:spacing w:after="100" w:before="100" w:line="240"/>
-              <w:ind w:left="100" w:right="100" w:firstLine="0" w:firstLineChars="0"/>
-              <w:rPr>
-                <w:rFonts w:ascii="Helvetica" w:hAnsi="Helvetica" w:eastAsia="Helvetica" w:cs="Helvetica"/>
-                <w:i w:val="false"/>
-                <w:b w:val="false"/>
-                <w:u w:val="none"/>
-                <w:sz w:val="22"/>
-                <w:szCs w:val="22"/>
-                <w:color w:val="000000"/>
-              </w:rPr>
-            </w:pPr>
-            <w:r>
-              <w:rPr>
-                <w:rFonts w:ascii="Helvetica" w:hAnsi="Helvetica" w:eastAsia="Helvetica" w:cs="Helvetica"/>
-                <w:i w:val="false"/>
-                <w:b w:val="false"/>
-                <w:u w:val="none"/>
-                <w:sz w:val="22"/>
-                <w:szCs w:val="22"/>
-                <w:color w:val="000000"/>
-              </w:rPr>
-              <w:t xml:space="preserve">0.500</w:t>
+              <w:t xml:space="preserve">0.88, 1.06</w:t>
+            </w:r>
+          </w:p>
+        </w:tc>
+        <w:tc>
+          <w:tcPr>
+            <w:tcBorders>
+              <w:bottom w:val="none" w:sz="0" w:space="0" w:color="000000"/>
+              <w:top w:val="none" w:sz="0" w:space="0" w:color="000000"/>
+              <w:left w:val="none" w:sz="0" w:space="0" w:color="000000"/>
+              <w:right w:val="none" w:sz="0" w:space="0" w:color="000000"/>
+            </w:tcBorders>
+            <w:shd w:val="clear" w:color="auto" w:fill="FFFFFF"/>
+            <w:tcMar>
+              <w:top w:w="0" w:type="dxa"/>
+              <w:bottom w:w="0" w:type="dxa"/>
+              <w:left w:w="0" w:type="dxa"/>
+              <w:right w:w="0" w:type="dxa"/>
+            </w:tcMar>
+            <w:vAlign w:val="top"/>
+          </w:tcPr>
+          <w:p>
+            <w:pPr>
+              <w:pStyle w:val="Normal"/>
+              <w:jc w:val="center"/>
+              <w:pBdr>
+                <w:bottom w:val="none" w:sz="0" w:space="0" w:color="000000"/>
+                <w:top w:val="none" w:sz="0" w:space="0" w:color="000000"/>
+                <w:left w:val="none" w:sz="0" w:space="0" w:color="000000"/>
+                <w:right w:val="none" w:sz="0" w:space="0" w:color="000000"/>
+              </w:pBdr>
+              <w:spacing w:after="100" w:before="100" w:line="240"/>
+              <w:ind w:left="100" w:right="100" w:firstLine="0" w:firstLineChars="0"/>
+              <w:rPr>
+                <w:rFonts w:ascii="Helvetica" w:hAnsi="Helvetica" w:eastAsia="Helvetica" w:cs="Helvetica"/>
+                <w:i w:val="false"/>
+                <w:b w:val="false"/>
+                <w:u w:val="none"/>
+                <w:sz w:val="22"/>
+                <w:szCs w:val="22"/>
+                <w:color w:val="000000"/>
+              </w:rPr>
+            </w:pPr>
+            <w:r>
+              <w:rPr>
+                <w:rFonts w:ascii="Helvetica" w:hAnsi="Helvetica" w:eastAsia="Helvetica" w:cs="Helvetica"/>
+                <w:i w:val="false"/>
+                <w:b w:val="false"/>
+                <w:u w:val="none"/>
+                <w:sz w:val="22"/>
+                <w:szCs w:val="22"/>
+                <w:color w:val="000000"/>
+              </w:rPr>
+              <w:t xml:space="preserve">0.510</w:t>
             </w:r>
           </w:p>
         </w:tc>
@@ -15593,113 +15593,113 @@
                 <w:szCs w:val="22"/>
                 <w:color w:val="000000"/>
               </w:rPr>
-              <w:t xml:space="preserve">0.58</w:t>
-            </w:r>
-          </w:p>
-        </w:tc>
-        <w:tc>
-          <w:tcPr>
-            <w:tcBorders>
-              <w:bottom w:val="none" w:sz="0" w:space="0" w:color="000000"/>
-              <w:top w:val="none" w:sz="0" w:space="0" w:color="000000"/>
-              <w:left w:val="none" w:sz="0" w:space="0" w:color="000000"/>
-              <w:right w:val="none" w:sz="0" w:space="0" w:color="000000"/>
-            </w:tcBorders>
-            <w:shd w:val="clear" w:color="auto" w:fill="FFFFFF"/>
-            <w:tcMar>
-              <w:top w:w="0" w:type="dxa"/>
-              <w:bottom w:w="0" w:type="dxa"/>
-              <w:left w:w="0" w:type="dxa"/>
-              <w:right w:w="0" w:type="dxa"/>
-            </w:tcMar>
-            <w:vAlign w:val="top"/>
-          </w:tcPr>
-          <w:p>
-            <w:pPr>
-              <w:pStyle w:val="Normal"/>
-              <w:jc w:val="center"/>
-              <w:pBdr>
-                <w:bottom w:val="none" w:sz="0" w:space="0" w:color="000000"/>
-                <w:top w:val="none" w:sz="0" w:space="0" w:color="000000"/>
-                <w:left w:val="none" w:sz="0" w:space="0" w:color="000000"/>
-                <w:right w:val="none" w:sz="0" w:space="0" w:color="000000"/>
-              </w:pBdr>
-              <w:spacing w:after="100" w:before="100" w:line="240"/>
-              <w:ind w:left="100" w:right="100" w:firstLine="0" w:firstLineChars="0"/>
-              <w:rPr>
-                <w:rFonts w:ascii="Helvetica" w:hAnsi="Helvetica" w:eastAsia="Helvetica" w:cs="Helvetica"/>
-                <w:i w:val="false"/>
-                <w:b w:val="false"/>
-                <w:u w:val="none"/>
-                <w:sz w:val="22"/>
-                <w:szCs w:val="22"/>
-                <w:color w:val="000000"/>
-              </w:rPr>
-            </w:pPr>
-            <w:r>
-              <w:rPr>
-                <w:rFonts w:ascii="Helvetica" w:hAnsi="Helvetica" w:eastAsia="Helvetica" w:cs="Helvetica"/>
-                <w:i w:val="false"/>
-                <w:b w:val="false"/>
-                <w:u w:val="none"/>
-                <w:sz w:val="22"/>
-                <w:szCs w:val="22"/>
-                <w:color w:val="000000"/>
-              </w:rPr>
-              <w:t xml:space="preserve">0.22, 1.53</w:t>
-            </w:r>
-          </w:p>
-        </w:tc>
-        <w:tc>
-          <w:tcPr>
-            <w:tcBorders>
-              <w:bottom w:val="none" w:sz="0" w:space="0" w:color="000000"/>
-              <w:top w:val="none" w:sz="0" w:space="0" w:color="000000"/>
-              <w:left w:val="none" w:sz="0" w:space="0" w:color="000000"/>
-              <w:right w:val="none" w:sz="0" w:space="0" w:color="000000"/>
-            </w:tcBorders>
-            <w:shd w:val="clear" w:color="auto" w:fill="FFFFFF"/>
-            <w:tcMar>
-              <w:top w:w="0" w:type="dxa"/>
-              <w:bottom w:w="0" w:type="dxa"/>
-              <w:left w:w="0" w:type="dxa"/>
-              <w:right w:w="0" w:type="dxa"/>
-            </w:tcMar>
-            <w:vAlign w:val="top"/>
-          </w:tcPr>
-          <w:p>
-            <w:pPr>
-              <w:pStyle w:val="Normal"/>
-              <w:jc w:val="center"/>
-              <w:pBdr>
-                <w:bottom w:val="none" w:sz="0" w:space="0" w:color="000000"/>
-                <w:top w:val="none" w:sz="0" w:space="0" w:color="000000"/>
-                <w:left w:val="none" w:sz="0" w:space="0" w:color="000000"/>
-                <w:right w:val="none" w:sz="0" w:space="0" w:color="000000"/>
-              </w:pBdr>
-              <w:spacing w:after="100" w:before="100" w:line="240"/>
-              <w:ind w:left="100" w:right="100" w:firstLine="0" w:firstLineChars="0"/>
-              <w:rPr>
-                <w:rFonts w:ascii="Helvetica" w:hAnsi="Helvetica" w:eastAsia="Helvetica" w:cs="Helvetica"/>
-                <w:i w:val="false"/>
-                <w:b w:val="false"/>
-                <w:u w:val="none"/>
-                <w:sz w:val="22"/>
-                <w:szCs w:val="22"/>
-                <w:color w:val="000000"/>
-              </w:rPr>
-            </w:pPr>
-            <w:r>
-              <w:rPr>
-                <w:rFonts w:ascii="Helvetica" w:hAnsi="Helvetica" w:eastAsia="Helvetica" w:cs="Helvetica"/>
-                <w:i w:val="false"/>
-                <w:b w:val="false"/>
-                <w:u w:val="none"/>
-                <w:sz w:val="22"/>
-                <w:szCs w:val="22"/>
-                <w:color w:val="000000"/>
-              </w:rPr>
-              <w:t xml:space="preserve">0.270</w:t>
+              <w:t xml:space="preserve">0.51</w:t>
+            </w:r>
+          </w:p>
+        </w:tc>
+        <w:tc>
+          <w:tcPr>
+            <w:tcBorders>
+              <w:bottom w:val="none" w:sz="0" w:space="0" w:color="000000"/>
+              <w:top w:val="none" w:sz="0" w:space="0" w:color="000000"/>
+              <w:left w:val="none" w:sz="0" w:space="0" w:color="000000"/>
+              <w:right w:val="none" w:sz="0" w:space="0" w:color="000000"/>
+            </w:tcBorders>
+            <w:shd w:val="clear" w:color="auto" w:fill="FFFFFF"/>
+            <w:tcMar>
+              <w:top w:w="0" w:type="dxa"/>
+              <w:bottom w:w="0" w:type="dxa"/>
+              <w:left w:w="0" w:type="dxa"/>
+              <w:right w:w="0" w:type="dxa"/>
+            </w:tcMar>
+            <w:vAlign w:val="top"/>
+          </w:tcPr>
+          <w:p>
+            <w:pPr>
+              <w:pStyle w:val="Normal"/>
+              <w:jc w:val="center"/>
+              <w:pBdr>
+                <w:bottom w:val="none" w:sz="0" w:space="0" w:color="000000"/>
+                <w:top w:val="none" w:sz="0" w:space="0" w:color="000000"/>
+                <w:left w:val="none" w:sz="0" w:space="0" w:color="000000"/>
+                <w:right w:val="none" w:sz="0" w:space="0" w:color="000000"/>
+              </w:pBdr>
+              <w:spacing w:after="100" w:before="100" w:line="240"/>
+              <w:ind w:left="100" w:right="100" w:firstLine="0" w:firstLineChars="0"/>
+              <w:rPr>
+                <w:rFonts w:ascii="Helvetica" w:hAnsi="Helvetica" w:eastAsia="Helvetica" w:cs="Helvetica"/>
+                <w:i w:val="false"/>
+                <w:b w:val="false"/>
+                <w:u w:val="none"/>
+                <w:sz w:val="22"/>
+                <w:szCs w:val="22"/>
+                <w:color w:val="000000"/>
+              </w:rPr>
+            </w:pPr>
+            <w:r>
+              <w:rPr>
+                <w:rFonts w:ascii="Helvetica" w:hAnsi="Helvetica" w:eastAsia="Helvetica" w:cs="Helvetica"/>
+                <w:i w:val="false"/>
+                <w:b w:val="false"/>
+                <w:u w:val="none"/>
+                <w:sz w:val="22"/>
+                <w:szCs w:val="22"/>
+                <w:color w:val="000000"/>
+              </w:rPr>
+              <w:t xml:space="preserve">0.19, 1.35</w:t>
+            </w:r>
+          </w:p>
+        </w:tc>
+        <w:tc>
+          <w:tcPr>
+            <w:tcBorders>
+              <w:bottom w:val="none" w:sz="0" w:space="0" w:color="000000"/>
+              <w:top w:val="none" w:sz="0" w:space="0" w:color="000000"/>
+              <w:left w:val="none" w:sz="0" w:space="0" w:color="000000"/>
+              <w:right w:val="none" w:sz="0" w:space="0" w:color="000000"/>
+            </w:tcBorders>
+            <w:shd w:val="clear" w:color="auto" w:fill="FFFFFF"/>
+            <w:tcMar>
+              <w:top w:w="0" w:type="dxa"/>
+              <w:bottom w:w="0" w:type="dxa"/>
+              <w:left w:w="0" w:type="dxa"/>
+              <w:right w:w="0" w:type="dxa"/>
+            </w:tcMar>
+            <w:vAlign w:val="top"/>
+          </w:tcPr>
+          <w:p>
+            <w:pPr>
+              <w:pStyle w:val="Normal"/>
+              <w:jc w:val="center"/>
+              <w:pBdr>
+                <w:bottom w:val="none" w:sz="0" w:space="0" w:color="000000"/>
+                <w:top w:val="none" w:sz="0" w:space="0" w:color="000000"/>
+                <w:left w:val="none" w:sz="0" w:space="0" w:color="000000"/>
+                <w:right w:val="none" w:sz="0" w:space="0" w:color="000000"/>
+              </w:pBdr>
+              <w:spacing w:after="100" w:before="100" w:line="240"/>
+              <w:ind w:left="100" w:right="100" w:firstLine="0" w:firstLineChars="0"/>
+              <w:rPr>
+                <w:rFonts w:ascii="Helvetica" w:hAnsi="Helvetica" w:eastAsia="Helvetica" w:cs="Helvetica"/>
+                <w:i w:val="false"/>
+                <w:b w:val="false"/>
+                <w:u w:val="none"/>
+                <w:sz w:val="22"/>
+                <w:szCs w:val="22"/>
+                <w:color w:val="000000"/>
+              </w:rPr>
+            </w:pPr>
+            <w:r>
+              <w:rPr>
+                <w:rFonts w:ascii="Helvetica" w:hAnsi="Helvetica" w:eastAsia="Helvetica" w:cs="Helvetica"/>
+                <w:i w:val="false"/>
+                <w:b w:val="false"/>
+                <w:u w:val="none"/>
+                <w:sz w:val="22"/>
+                <w:szCs w:val="22"/>
+                <w:color w:val="000000"/>
+              </w:rPr>
+              <w:t xml:space="preserve">0.170</w:t>
             </w:r>
           </w:p>
         </w:tc>
@@ -16076,113 +16076,113 @@
                 <w:szCs w:val="22"/>
                 <w:color w:val="000000"/>
               </w:rPr>
-              <w:t xml:space="preserve">1.10</w:t>
-            </w:r>
-          </w:p>
-        </w:tc>
-        <w:tc>
-          <w:tcPr>
-            <w:tcBorders>
-              <w:bottom w:val="none" w:sz="0" w:space="0" w:color="000000"/>
-              <w:top w:val="none" w:sz="0" w:space="0" w:color="000000"/>
-              <w:left w:val="none" w:sz="0" w:space="0" w:color="000000"/>
-              <w:right w:val="none" w:sz="0" w:space="0" w:color="000000"/>
-            </w:tcBorders>
-            <w:shd w:val="clear" w:color="auto" w:fill="FFFFFF"/>
-            <w:tcMar>
-              <w:top w:w="0" w:type="dxa"/>
-              <w:bottom w:w="0" w:type="dxa"/>
-              <w:left w:w="0" w:type="dxa"/>
-              <w:right w:w="0" w:type="dxa"/>
-            </w:tcMar>
-            <w:vAlign w:val="top"/>
-          </w:tcPr>
-          <w:p>
-            <w:pPr>
-              <w:pStyle w:val="Normal"/>
-              <w:jc w:val="center"/>
-              <w:pBdr>
-                <w:bottom w:val="none" w:sz="0" w:space="0" w:color="000000"/>
-                <w:top w:val="none" w:sz="0" w:space="0" w:color="000000"/>
-                <w:left w:val="none" w:sz="0" w:space="0" w:color="000000"/>
-                <w:right w:val="none" w:sz="0" w:space="0" w:color="000000"/>
-              </w:pBdr>
-              <w:spacing w:after="100" w:before="100" w:line="240"/>
-              <w:ind w:left="100" w:right="100" w:firstLine="0" w:firstLineChars="0"/>
-              <w:rPr>
-                <w:rFonts w:ascii="Helvetica" w:hAnsi="Helvetica" w:eastAsia="Helvetica" w:cs="Helvetica"/>
-                <w:i w:val="false"/>
-                <w:b w:val="false"/>
-                <w:u w:val="none"/>
-                <w:sz w:val="22"/>
-                <w:szCs w:val="22"/>
-                <w:color w:val="000000"/>
-              </w:rPr>
-            </w:pPr>
-            <w:r>
-              <w:rPr>
-                <w:rFonts w:ascii="Helvetica" w:hAnsi="Helvetica" w:eastAsia="Helvetica" w:cs="Helvetica"/>
-                <w:i w:val="false"/>
-                <w:b w:val="false"/>
-                <w:u w:val="none"/>
-                <w:sz w:val="22"/>
-                <w:szCs w:val="22"/>
-                <w:color w:val="000000"/>
-              </w:rPr>
-              <w:t xml:space="preserve">0.43, 2.85</w:t>
-            </w:r>
-          </w:p>
-        </w:tc>
-        <w:tc>
-          <w:tcPr>
-            <w:tcBorders>
-              <w:bottom w:val="none" w:sz="0" w:space="0" w:color="000000"/>
-              <w:top w:val="none" w:sz="0" w:space="0" w:color="000000"/>
-              <w:left w:val="none" w:sz="0" w:space="0" w:color="000000"/>
-              <w:right w:val="none" w:sz="0" w:space="0" w:color="000000"/>
-            </w:tcBorders>
-            <w:shd w:val="clear" w:color="auto" w:fill="FFFFFF"/>
-            <w:tcMar>
-              <w:top w:w="0" w:type="dxa"/>
-              <w:bottom w:w="0" w:type="dxa"/>
-              <w:left w:w="0" w:type="dxa"/>
-              <w:right w:w="0" w:type="dxa"/>
-            </w:tcMar>
-            <w:vAlign w:val="top"/>
-          </w:tcPr>
-          <w:p>
-            <w:pPr>
-              <w:pStyle w:val="Normal"/>
-              <w:jc w:val="center"/>
-              <w:pBdr>
-                <w:bottom w:val="none" w:sz="0" w:space="0" w:color="000000"/>
-                <w:top w:val="none" w:sz="0" w:space="0" w:color="000000"/>
-                <w:left w:val="none" w:sz="0" w:space="0" w:color="000000"/>
-                <w:right w:val="none" w:sz="0" w:space="0" w:color="000000"/>
-              </w:pBdr>
-              <w:spacing w:after="100" w:before="100" w:line="240"/>
-              <w:ind w:left="100" w:right="100" w:firstLine="0" w:firstLineChars="0"/>
-              <w:rPr>
-                <w:rFonts w:ascii="Helvetica" w:hAnsi="Helvetica" w:eastAsia="Helvetica" w:cs="Helvetica"/>
-                <w:i w:val="false"/>
-                <w:b w:val="false"/>
-                <w:u w:val="none"/>
-                <w:sz w:val="22"/>
-                <w:szCs w:val="22"/>
-                <w:color w:val="000000"/>
-              </w:rPr>
-            </w:pPr>
-            <w:r>
-              <w:rPr>
-                <w:rFonts w:ascii="Helvetica" w:hAnsi="Helvetica" w:eastAsia="Helvetica" w:cs="Helvetica"/>
-                <w:i w:val="false"/>
-                <w:b w:val="false"/>
-                <w:u w:val="none"/>
-                <w:sz w:val="22"/>
-                <w:szCs w:val="22"/>
-                <w:color w:val="000000"/>
-              </w:rPr>
-              <w:t xml:space="preserve">0.840</w:t>
+              <w:t xml:space="preserve">1.07</w:t>
+            </w:r>
+          </w:p>
+        </w:tc>
+        <w:tc>
+          <w:tcPr>
+            <w:tcBorders>
+              <w:bottom w:val="none" w:sz="0" w:space="0" w:color="000000"/>
+              <w:top w:val="none" w:sz="0" w:space="0" w:color="000000"/>
+              <w:left w:val="none" w:sz="0" w:space="0" w:color="000000"/>
+              <w:right w:val="none" w:sz="0" w:space="0" w:color="000000"/>
+            </w:tcBorders>
+            <w:shd w:val="clear" w:color="auto" w:fill="FFFFFF"/>
+            <w:tcMar>
+              <w:top w:w="0" w:type="dxa"/>
+              <w:bottom w:w="0" w:type="dxa"/>
+              <w:left w:w="0" w:type="dxa"/>
+              <w:right w:w="0" w:type="dxa"/>
+            </w:tcMar>
+            <w:vAlign w:val="top"/>
+          </w:tcPr>
+          <w:p>
+            <w:pPr>
+              <w:pStyle w:val="Normal"/>
+              <w:jc w:val="center"/>
+              <w:pBdr>
+                <w:bottom w:val="none" w:sz="0" w:space="0" w:color="000000"/>
+                <w:top w:val="none" w:sz="0" w:space="0" w:color="000000"/>
+                <w:left w:val="none" w:sz="0" w:space="0" w:color="000000"/>
+                <w:right w:val="none" w:sz="0" w:space="0" w:color="000000"/>
+              </w:pBdr>
+              <w:spacing w:after="100" w:before="100" w:line="240"/>
+              <w:ind w:left="100" w:right="100" w:firstLine="0" w:firstLineChars="0"/>
+              <w:rPr>
+                <w:rFonts w:ascii="Helvetica" w:hAnsi="Helvetica" w:eastAsia="Helvetica" w:cs="Helvetica"/>
+                <w:i w:val="false"/>
+                <w:b w:val="false"/>
+                <w:u w:val="none"/>
+                <w:sz w:val="22"/>
+                <w:szCs w:val="22"/>
+                <w:color w:val="000000"/>
+              </w:rPr>
+            </w:pPr>
+            <w:r>
+              <w:rPr>
+                <w:rFonts w:ascii="Helvetica" w:hAnsi="Helvetica" w:eastAsia="Helvetica" w:cs="Helvetica"/>
+                <w:i w:val="false"/>
+                <w:b w:val="false"/>
+                <w:u w:val="none"/>
+                <w:sz w:val="22"/>
+                <w:szCs w:val="22"/>
+                <w:color w:val="000000"/>
+              </w:rPr>
+              <w:t xml:space="preserve">0.42, 2.74</w:t>
+            </w:r>
+          </w:p>
+        </w:tc>
+        <w:tc>
+          <w:tcPr>
+            <w:tcBorders>
+              <w:bottom w:val="none" w:sz="0" w:space="0" w:color="000000"/>
+              <w:top w:val="none" w:sz="0" w:space="0" w:color="000000"/>
+              <w:left w:val="none" w:sz="0" w:space="0" w:color="000000"/>
+              <w:right w:val="none" w:sz="0" w:space="0" w:color="000000"/>
+            </w:tcBorders>
+            <w:shd w:val="clear" w:color="auto" w:fill="FFFFFF"/>
+            <w:tcMar>
+              <w:top w:w="0" w:type="dxa"/>
+              <w:bottom w:w="0" w:type="dxa"/>
+              <w:left w:w="0" w:type="dxa"/>
+              <w:right w:w="0" w:type="dxa"/>
+            </w:tcMar>
+            <w:vAlign w:val="top"/>
+          </w:tcPr>
+          <w:p>
+            <w:pPr>
+              <w:pStyle w:val="Normal"/>
+              <w:jc w:val="center"/>
+              <w:pBdr>
+                <w:bottom w:val="none" w:sz="0" w:space="0" w:color="000000"/>
+                <w:top w:val="none" w:sz="0" w:space="0" w:color="000000"/>
+                <w:left w:val="none" w:sz="0" w:space="0" w:color="000000"/>
+                <w:right w:val="none" w:sz="0" w:space="0" w:color="000000"/>
+              </w:pBdr>
+              <w:spacing w:after="100" w:before="100" w:line="240"/>
+              <w:ind w:left="100" w:right="100" w:firstLine="0" w:firstLineChars="0"/>
+              <w:rPr>
+                <w:rFonts w:ascii="Helvetica" w:hAnsi="Helvetica" w:eastAsia="Helvetica" w:cs="Helvetica"/>
+                <w:i w:val="false"/>
+                <w:b w:val="false"/>
+                <w:u w:val="none"/>
+                <w:sz w:val="22"/>
+                <w:szCs w:val="22"/>
+                <w:color w:val="000000"/>
+              </w:rPr>
+            </w:pPr>
+            <w:r>
+              <w:rPr>
+                <w:rFonts w:ascii="Helvetica" w:hAnsi="Helvetica" w:eastAsia="Helvetica" w:cs="Helvetica"/>
+                <w:i w:val="false"/>
+                <w:b w:val="false"/>
+                <w:u w:val="none"/>
+                <w:sz w:val="22"/>
+                <w:szCs w:val="22"/>
+                <w:color w:val="000000"/>
+              </w:rPr>
+              <w:t xml:space="preserve">0.890</w:t>
             </w:r>
           </w:p>
         </w:tc>
@@ -16241,7 +16241,7 @@
                 <w:szCs w:val="22"/>
                 <w:color w:val="000000"/>
               </w:rPr>
-              <w:t xml:space="preserve">ckd_epi_gfr_cre_cys</w:t>
+              <w:t xml:space="preserve">baseline_cre_egfr</w:t>
             </w:r>
           </w:p>
         </w:tc>
@@ -16400,7 +16400,7 @@
                 <w:szCs w:val="22"/>
                 <w:color w:val="000000"/>
               </w:rPr>
-              <w:t xml:space="preserve">0.94, 0.97</w:t>
+              <w:t xml:space="preserve">0.94, 0.98</w:t>
             </w:r>
           </w:p>
         </w:tc>
@@ -16665,7 +16665,7 @@
                 <w:szCs w:val="22"/>
                 <w:color w:val="000000"/>
               </w:rPr>
-              <w:t xml:space="preserve">0.006</w:t>
+              <w:t xml:space="preserve">0.005</w:t>
             </w:r>
           </w:p>
         </w:tc>
